--- a/assets/Climate Economics 101.docx
+++ b/assets/Climate Economics 101.docx
@@ -4,20 +4,34 @@
   <w:body>
     <w:p>
       <w:pPr>
-        <w:spacing w:before="240" w:after="240"/>
-        <w:jc w:val="both"/>
-      </w:pPr>
-      <w:r>
+        <w:pStyle w:val="Heading1"/>
+        <w:spacing w:before="480"/>
+        <w:rPr>
+          <w:sz w:val="22"/>
+          <w:szCs w:val="22"/>
+        </w:rPr>
+      </w:pPr>
+      <w:r>
+        <w:rPr>
+          <w:sz w:val="22"/>
+          <w:szCs w:val="22"/>
+        </w:rPr>
         <w:t xml:space="preserve">Climate economics is full of acronyms, scenarios, and temperature targets. This article sets out the </w:t>
       </w:r>
       <w:r>
         <w:rPr>
           <w:b/>
           <w:bCs/>
+          <w:sz w:val="22"/>
+          <w:szCs w:val="22"/>
         </w:rPr>
         <w:t>minimum toolkit</w:t>
       </w:r>
       <w:r>
+        <w:rPr>
+          <w:sz w:val="22"/>
+          <w:szCs w:val="22"/>
+        </w:rPr>
         <w:t xml:space="preserve"> needed to understand global climate policy.</w:t>
       </w:r>
     </w:p>
@@ -27,16 +41,983 @@
         <w:jc w:val="both"/>
       </w:pPr>
       <w:r>
+        <w:t>To do this, we first explain the basic science of climate change. We then outline the international agreements that shape global climate policy, before turning to the key analytical tools economists use to translate emissions into temperature outcomes and policy choices.</w:t>
+      </w:r>
+    </w:p>
+    <w:p>
+      <w:pPr>
+        <w:spacing w:before="240" w:after="240"/>
+        <w:jc w:val="both"/>
+      </w:pPr>
+      <w:r>
         <w:t>While there is nothing new in this article for experienced climate economists, we hope it serves as a useful guide for those hoping to read into the topic.</w:t>
       </w:r>
     </w:p>
     <w:p>
       <w:pPr>
         <w:pStyle w:val="Heading2"/>
-      </w:pPr>
-      <w:bookmarkStart w:id="0" w:name="_k8j6v9wynxxt" w:colFirst="0" w:colLast="0"/>
+        <w:rPr>
+          <w:b/>
+          <w:bCs/>
+          <w:sz w:val="46"/>
+          <w:szCs w:val="46"/>
+        </w:rPr>
+      </w:pPr>
+      <w:bookmarkStart w:id="0" w:name="_ut0mxkjhzwmo" w:colFirst="0" w:colLast="0"/>
       <w:bookmarkEnd w:id="0"/>
       <w:r>
+        <w:t>What Is Climate Change?</w:t>
+      </w:r>
+    </w:p>
+    <w:p>
+      <w:pPr>
+        <w:spacing w:before="240" w:after="240"/>
+        <w:jc w:val="both"/>
+      </w:pPr>
+      <w:r>
+        <w:t xml:space="preserve">While climate economics focuses on policy and economic impacts, it rests on a basic understanding of climate science. Economists do not model the climate system itself, but they rely heavily on findings </w:t>
+      </w:r>
+      <w:proofErr w:type="spellStart"/>
+      <w:r>
+        <w:t>synthesised</w:t>
+      </w:r>
+      <w:proofErr w:type="spellEnd"/>
+      <w:r>
+        <w:t xml:space="preserve"> by the Intergovernmental Panel on Climate Change (IPCC).</w:t>
+      </w:r>
+    </w:p>
+    <w:p>
+      <w:pPr>
+        <w:spacing w:before="240" w:after="240"/>
+        <w:jc w:val="both"/>
+      </w:pPr>
+      <w:r>
+        <w:t xml:space="preserve">At its simplest, climate change refers to the </w:t>
+      </w:r>
+      <w:r>
+        <w:rPr>
+          <w:b/>
+          <w:bCs/>
+        </w:rPr>
+        <w:t>long-term warming of the Earth’s climate system caused primarily by human emissions of greenhouse gases</w:t>
+      </w:r>
+      <w:r>
+        <w:t>. These emissions alter the composition of the atmosphere, trapping more heat and gradually raising global temperatures.</w:t>
+      </w:r>
+    </w:p>
+    <w:p>
+      <w:pPr>
+        <w:spacing w:before="240" w:after="240"/>
+        <w:jc w:val="both"/>
+      </w:pPr>
+      <w:r>
+        <w:t xml:space="preserve">Understanding this process is essential because modern climate policy, including the Paris Agreement, is ultimately built around </w:t>
+      </w:r>
+      <w:r>
+        <w:rPr>
+          <w:b/>
+          <w:bCs/>
+        </w:rPr>
+        <w:t>limiting the amount of warming that occurs</w:t>
+      </w:r>
+      <w:r>
+        <w:t>.</w:t>
+      </w:r>
+    </w:p>
+    <w:p>
+      <w:pPr>
+        <w:pStyle w:val="Heading3"/>
+        <w:keepNext w:val="0"/>
+        <w:keepLines w:val="0"/>
+        <w:jc w:val="both"/>
+      </w:pPr>
+      <w:bookmarkStart w:id="1" w:name="_5ehp7gbcji5w" w:colFirst="0" w:colLast="0"/>
+      <w:bookmarkEnd w:id="1"/>
+      <w:r>
+        <w:t>The Greenhouse Effect</w:t>
+      </w:r>
+    </w:p>
+    <w:p>
+      <w:pPr>
+        <w:spacing w:before="240" w:after="240"/>
+        <w:jc w:val="both"/>
+      </w:pPr>
+      <w:r>
+        <w:t>The Earth’s climate is determined by a balance between energy arriving from the Sun and energy leaving the planet back into space.</w:t>
+      </w:r>
+    </w:p>
+    <w:p>
+      <w:pPr>
+        <w:spacing w:before="240" w:after="240"/>
+        <w:jc w:val="both"/>
+      </w:pPr>
+      <w:r>
+        <w:t xml:space="preserve">Certain gases in the atmosphere absorb outgoing infrared radiation and re-emit it as heat. These </w:t>
+      </w:r>
+      <w:r>
+        <w:rPr>
+          <w:b/>
+          <w:bCs/>
+        </w:rPr>
+        <w:t>greenhouse gases</w:t>
+      </w:r>
+      <w:r>
+        <w:t xml:space="preserve"> therefore act as a blanket around the planet, trapping energy within the climate system.</w:t>
+      </w:r>
+      <w:r>
+        <w:rPr>
+          <w:vertAlign w:val="superscript"/>
+        </w:rPr>
+        <w:footnoteReference w:id="1"/>
+      </w:r>
+      <w:r>
+        <w:t xml:space="preserve"> This phenomenon is known as the </w:t>
+      </w:r>
+      <w:r>
+        <w:rPr>
+          <w:b/>
+          <w:bCs/>
+        </w:rPr>
+        <w:t>greenhouse effect</w:t>
+      </w:r>
+      <w:r>
+        <w:t>.</w:t>
+      </w:r>
+    </w:p>
+    <w:p>
+      <w:pPr>
+        <w:spacing w:before="240" w:after="240"/>
+        <w:jc w:val="both"/>
+      </w:pPr>
+      <w:r>
+        <w:t>Without this natural greenhouse effect, the Earth’s surface would be far colder and life as we know it would not exist. The problem arises when human activity increases the concentration of these gases, strengthening the effect and raising global temperatures.</w:t>
+      </w:r>
+    </w:p>
+    <w:p>
+      <w:pPr>
+        <w:spacing w:before="240" w:after="240"/>
+        <w:jc w:val="both"/>
+      </w:pPr>
+      <w:r>
+        <w:t>The most important greenhouse gases include:</w:t>
+      </w:r>
+    </w:p>
+    <w:p>
+      <w:pPr>
+        <w:numPr>
+          <w:ilvl w:val="0"/>
+          <w:numId w:val="3"/>
+        </w:numPr>
+        <w:spacing w:before="240" w:after="200"/>
+      </w:pPr>
+      <w:r>
+        <w:rPr>
+          <w:b/>
+          <w:bCs/>
+        </w:rPr>
+        <w:lastRenderedPageBreak/>
+        <w:t>Carbon dioxide (CO₂)</w:t>
+      </w:r>
+      <w:r>
+        <w:t xml:space="preserve"> – produced primarily by burning fossil fuels, cement production, and deforestation.</w:t>
+      </w:r>
+    </w:p>
+    <w:p>
+      <w:pPr>
+        <w:numPr>
+          <w:ilvl w:val="0"/>
+          <w:numId w:val="3"/>
+        </w:numPr>
+        <w:spacing w:after="200"/>
+      </w:pPr>
+      <w:r>
+        <w:rPr>
+          <w:b/>
+          <w:bCs/>
+        </w:rPr>
+        <w:t>Methane (CH₄)</w:t>
+      </w:r>
+      <w:r>
+        <w:t xml:space="preserve"> – released from agriculture, waste, and fossil fuel extraction.</w:t>
+      </w:r>
+    </w:p>
+    <w:p>
+      <w:pPr>
+        <w:numPr>
+          <w:ilvl w:val="0"/>
+          <w:numId w:val="3"/>
+        </w:numPr>
+        <w:spacing w:after="200"/>
+      </w:pPr>
+      <w:r>
+        <w:rPr>
+          <w:b/>
+          <w:bCs/>
+        </w:rPr>
+        <w:t>Nitrous oxide (N₂O)</w:t>
+      </w:r>
+      <w:r>
+        <w:t xml:space="preserve"> – largely associated with </w:t>
+      </w:r>
+      <w:proofErr w:type="spellStart"/>
+      <w:r>
+        <w:t>fertiliser</w:t>
+      </w:r>
+      <w:proofErr w:type="spellEnd"/>
+      <w:r>
+        <w:t xml:space="preserve"> use and industrial processes.</w:t>
+      </w:r>
+    </w:p>
+    <w:p>
+      <w:pPr>
+        <w:numPr>
+          <w:ilvl w:val="0"/>
+          <w:numId w:val="3"/>
+        </w:numPr>
+        <w:spacing w:before="240" w:after="200"/>
+      </w:pPr>
+      <w:r>
+        <w:rPr>
+          <w:b/>
+          <w:bCs/>
+        </w:rPr>
+        <w:t>Fluorinated gases</w:t>
+      </w:r>
+      <w:r>
+        <w:t xml:space="preserve"> – synthetic gases used in refrigeration and industrial applications.</w:t>
+      </w:r>
+    </w:p>
+    <w:p>
+      <w:pPr>
+        <w:spacing w:before="240" w:after="240"/>
+        <w:jc w:val="both"/>
+      </w:pPr>
+      <w:r>
+        <w:t xml:space="preserve">Although several gases contribute to warming, </w:t>
+      </w:r>
+      <w:r>
+        <w:rPr>
+          <w:b/>
+          <w:bCs/>
+        </w:rPr>
+        <w:t>carbon dioxide is by far the most important driver of long-term climate change</w:t>
+      </w:r>
+      <w:r>
+        <w:t>, because of both the large volumes emitted and the fact that a portion of CO₂ remains in the atmosphere for centuries.</w:t>
+      </w:r>
+    </w:p>
+    <w:p>
+      <w:pPr>
+        <w:pStyle w:val="Heading3"/>
+        <w:keepNext w:val="0"/>
+        <w:keepLines w:val="0"/>
+        <w:jc w:val="both"/>
+      </w:pPr>
+      <w:bookmarkStart w:id="2" w:name="_pcgq33iagcdh" w:colFirst="0" w:colLast="0"/>
+      <w:bookmarkEnd w:id="2"/>
+      <w:r>
+        <w:t>Rising CO₂ Concentrations</w:t>
+      </w:r>
+    </w:p>
+    <w:p>
+      <w:pPr>
+        <w:spacing w:before="240" w:after="240"/>
+        <w:jc w:val="both"/>
+      </w:pPr>
+      <w:r>
+        <w:t>The most direct physical indicator of human influence on the climate system is the rapid increase in atmospheric carbon dioxide.</w:t>
+      </w:r>
+    </w:p>
+    <w:p>
+      <w:pPr>
+        <w:spacing w:before="240" w:after="240"/>
+        <w:jc w:val="both"/>
+        <w:rPr>
+          <w:b/>
+          <w:bCs/>
+        </w:rPr>
+      </w:pPr>
+      <w:r>
+        <w:t xml:space="preserve">Before the industrial revolution, atmospheric CO₂ concentrations were roughly </w:t>
+      </w:r>
+      <w:r>
+        <w:rPr>
+          <w:b/>
+          <w:bCs/>
+        </w:rPr>
+        <w:t>280 parts per million (ppm)</w:t>
+      </w:r>
+      <w:r>
+        <w:t xml:space="preserve">. Today they exceed </w:t>
+      </w:r>
+      <w:r>
+        <w:rPr>
+          <w:b/>
+          <w:bCs/>
+        </w:rPr>
+        <w:t>420 ppm</w:t>
+      </w:r>
+      <w:r>
+        <w:t>, the highest level in millions of years.</w:t>
+      </w:r>
+    </w:p>
+    <w:p>
+      <w:pPr>
+        <w:spacing w:before="240" w:after="240"/>
+        <w:jc w:val="both"/>
+        <w:rPr>
+          <w:i/>
+          <w:iCs/>
+        </w:rPr>
+      </w:pPr>
+      <w:r>
+        <w:rPr>
+          <w:i/>
+          <w:iCs/>
+          <w:noProof/>
+        </w:rPr>
+        <w:lastRenderedPageBreak/>
+        <w:drawing>
+          <wp:inline distT="114300" distB="114300" distL="114300" distR="114300" wp14:anchorId="224935DC" wp14:editId="6DA3F8E8">
+            <wp:extent cx="5943600" cy="4940300"/>
+            <wp:effectExtent l="0" t="0" r="0" b="0"/>
+            <wp:docPr id="4" name="image1.png"/>
+            <wp:cNvGraphicFramePr/>
+            <a:graphic xmlns:a="http://schemas.openxmlformats.org/drawingml/2006/main">
+              <a:graphicData uri="http://schemas.openxmlformats.org/drawingml/2006/picture">
+                <pic:pic xmlns:pic="http://schemas.openxmlformats.org/drawingml/2006/picture">
+                  <pic:nvPicPr>
+                    <pic:cNvPr id="0" name="image1.png"/>
+                    <pic:cNvPicPr preferRelativeResize="0"/>
+                  </pic:nvPicPr>
+                  <pic:blipFill>
+                    <a:blip r:embed="rId7"/>
+                    <a:srcRect/>
+                    <a:stretch>
+                      <a:fillRect/>
+                    </a:stretch>
+                  </pic:blipFill>
+                  <pic:spPr>
+                    <a:xfrm>
+                      <a:off x="0" y="0"/>
+                      <a:ext cx="5943600" cy="4940300"/>
+                    </a:xfrm>
+                    <a:prstGeom prst="rect">
+                      <a:avLst/>
+                    </a:prstGeom>
+                    <a:ln/>
+                  </pic:spPr>
+                </pic:pic>
+              </a:graphicData>
+            </a:graphic>
+          </wp:inline>
+        </w:drawing>
+      </w:r>
+    </w:p>
+    <w:p>
+      <w:pPr>
+        <w:spacing w:before="240" w:after="240"/>
+        <w:jc w:val="both"/>
+      </w:pPr>
+      <w:r>
+        <w:t xml:space="preserve">This increase closely follows the growth of fossil fuel use, industrial production, and global energy consumption since the nineteenth century. The rise accelerated particularly after the mid-twentieth century during what economists sometimes call the </w:t>
+      </w:r>
+      <w:r>
+        <w:rPr>
+          <w:b/>
+          <w:bCs/>
+        </w:rPr>
+        <w:t>Great Acceleration</w:t>
+      </w:r>
+      <w:r>
+        <w:t xml:space="preserve"> (a period of rapid economic expansion, population growth, and </w:t>
+      </w:r>
+      <w:proofErr w:type="spellStart"/>
+      <w:r>
+        <w:t>industrialisation</w:t>
+      </w:r>
+      <w:proofErr w:type="spellEnd"/>
+      <w:r>
+        <w:t>).</w:t>
+      </w:r>
+    </w:p>
+    <w:p>
+      <w:pPr>
+        <w:spacing w:before="240" w:after="240"/>
+        <w:jc w:val="both"/>
+      </w:pPr>
+      <w:r>
+        <w:t>The scale of this change is unprecedented in human history. Ice core records suggest that atmospheric CO₂ levels remained relatively stable for thousands of years before the industrial era.</w:t>
+      </w:r>
+    </w:p>
+    <w:p>
+      <w:pPr>
+        <w:pStyle w:val="Heading3"/>
+        <w:keepNext w:val="0"/>
+        <w:keepLines w:val="0"/>
+        <w:jc w:val="both"/>
+      </w:pPr>
+      <w:bookmarkStart w:id="3" w:name="_8dvxazwzgvk5" w:colFirst="0" w:colLast="0"/>
+      <w:bookmarkEnd w:id="3"/>
+      <w:r>
+        <w:t>Rising Global Temperatures</w:t>
+      </w:r>
+    </w:p>
+    <w:p>
+      <w:pPr>
+        <w:spacing w:before="240" w:after="240"/>
+        <w:jc w:val="both"/>
+      </w:pPr>
+      <w:r>
+        <w:t xml:space="preserve">As greenhouse gas concentrations increase, more heat is retained within the climate system. The most widely used indicator of this is the </w:t>
+      </w:r>
+      <w:r>
+        <w:rPr>
+          <w:b/>
+          <w:bCs/>
+        </w:rPr>
+        <w:t>global average surface temperature</w:t>
+      </w:r>
+      <w:r>
+        <w:t>.</w:t>
+      </w:r>
+    </w:p>
+    <w:p>
+      <w:pPr>
+        <w:spacing w:before="240" w:after="240"/>
+        <w:jc w:val="both"/>
+      </w:pPr>
+      <w:r>
+        <w:t xml:space="preserve">Relative to the late nineteenth century, which is commonly used as a proxy for pre-industrial conditions, global temperatures have already increased by around </w:t>
+      </w:r>
+      <w:r>
+        <w:rPr>
+          <w:b/>
+          <w:bCs/>
+        </w:rPr>
+        <w:t>1.2°C</w:t>
+      </w:r>
+      <w:r>
+        <w:t>.</w:t>
+      </w:r>
+    </w:p>
+    <w:p>
+      <w:pPr>
+        <w:spacing w:before="240" w:after="240"/>
+        <w:jc w:val="both"/>
+        <w:rPr>
+          <w:i/>
+          <w:iCs/>
+        </w:rPr>
+      </w:pPr>
+      <w:r>
+        <w:rPr>
+          <w:b/>
+          <w:bCs/>
+          <w:noProof/>
+        </w:rPr>
+        <w:lastRenderedPageBreak/>
+        <w:drawing>
+          <wp:inline distT="114300" distB="114300" distL="114300" distR="114300" wp14:anchorId="4690E121" wp14:editId="3F198AC7">
+            <wp:extent cx="5943600" cy="3098800"/>
+            <wp:effectExtent l="0" t="0" r="0" b="0"/>
+            <wp:docPr id="1" name="image3.png"/>
+            <wp:cNvGraphicFramePr/>
+            <a:graphic xmlns:a="http://schemas.openxmlformats.org/drawingml/2006/main">
+              <a:graphicData uri="http://schemas.openxmlformats.org/drawingml/2006/picture">
+                <pic:pic xmlns:pic="http://schemas.openxmlformats.org/drawingml/2006/picture">
+                  <pic:nvPicPr>
+                    <pic:cNvPr id="0" name="image3.png"/>
+                    <pic:cNvPicPr preferRelativeResize="0"/>
+                  </pic:nvPicPr>
+                  <pic:blipFill>
+                    <a:blip r:embed="rId8"/>
+                    <a:srcRect/>
+                    <a:stretch>
+                      <a:fillRect/>
+                    </a:stretch>
+                  </pic:blipFill>
+                  <pic:spPr>
+                    <a:xfrm>
+                      <a:off x="0" y="0"/>
+                      <a:ext cx="5943600" cy="3098800"/>
+                    </a:xfrm>
+                    <a:prstGeom prst="rect">
+                      <a:avLst/>
+                    </a:prstGeom>
+                    <a:ln/>
+                  </pic:spPr>
+                </pic:pic>
+              </a:graphicData>
+            </a:graphic>
+          </wp:inline>
+        </w:drawing>
+      </w:r>
+    </w:p>
+    <w:p>
+      <w:pPr>
+        <w:spacing w:before="240" w:after="240"/>
+        <w:jc w:val="both"/>
+      </w:pPr>
+      <w:r>
+        <w:t xml:space="preserve">Year-to-year temperatures fluctuate because of natural variability such as volcanic eruptions or ocean cycles like El Niño. However, the long-run trend is clear: </w:t>
+      </w:r>
+      <w:r>
+        <w:rPr>
+          <w:b/>
+          <w:bCs/>
+        </w:rPr>
+        <w:t>the warmest years on record have all occurred in the past decade</w:t>
+      </w:r>
+      <w:r>
+        <w:t>.</w:t>
+      </w:r>
+    </w:p>
+    <w:p>
+      <w:pPr>
+        <w:spacing w:before="240" w:after="240"/>
+        <w:jc w:val="both"/>
+      </w:pPr>
+      <w:r>
+        <w:t>Climate science therefore concludes that most of the warming observed since the mid-twentieth century is attributable to human activity.</w:t>
+      </w:r>
+    </w:p>
+    <w:p>
+      <w:pPr>
+        <w:pStyle w:val="Heading3"/>
+        <w:keepNext w:val="0"/>
+        <w:keepLines w:val="0"/>
+        <w:jc w:val="both"/>
+      </w:pPr>
+      <w:bookmarkStart w:id="4" w:name="_fgt4vn26vsuq" w:colFirst="0" w:colLast="0"/>
+      <w:bookmarkEnd w:id="4"/>
+      <w:r>
+        <w:t>Why Temperature Matters</w:t>
+      </w:r>
+    </w:p>
+    <w:p>
+      <w:pPr>
+        <w:spacing w:before="240" w:after="240"/>
+        <w:jc w:val="both"/>
+      </w:pPr>
+      <w:r>
+        <w:t xml:space="preserve">In climate science and climate economics, </w:t>
+      </w:r>
+      <w:r>
+        <w:rPr>
+          <w:b/>
+          <w:bCs/>
+        </w:rPr>
+        <w:t>global mean temperature</w:t>
+      </w:r>
+      <w:r>
+        <w:t xml:space="preserve"> is often used as a summary indicator of the state of the climate system.</w:t>
+      </w:r>
+    </w:p>
+    <w:p>
+      <w:pPr>
+        <w:spacing w:before="240" w:after="240"/>
+        <w:jc w:val="both"/>
+      </w:pPr>
+      <w:r>
+        <w:t>This is not because temperature is the only relevant variable, but because it serves as a useful proxy for a wide range of physical impacts. As temperatures rise, the probability and severity of many climate-related risks increase. These include:</w:t>
+      </w:r>
+    </w:p>
+    <w:p>
+      <w:pPr>
+        <w:numPr>
+          <w:ilvl w:val="0"/>
+          <w:numId w:val="6"/>
+        </w:numPr>
+        <w:spacing w:before="240" w:after="200"/>
+      </w:pPr>
+      <w:r>
+        <w:t xml:space="preserve">More frequent and intense </w:t>
+      </w:r>
+      <w:r>
+        <w:rPr>
+          <w:b/>
+          <w:bCs/>
+        </w:rPr>
+        <w:t>heatwaves</w:t>
+      </w:r>
+      <w:r>
+        <w:t>.</w:t>
+      </w:r>
+    </w:p>
+    <w:p>
+      <w:pPr>
+        <w:numPr>
+          <w:ilvl w:val="0"/>
+          <w:numId w:val="6"/>
+        </w:numPr>
+        <w:spacing w:after="200"/>
+      </w:pPr>
+      <w:r>
+        <w:t xml:space="preserve">Changes in </w:t>
+      </w:r>
+      <w:r>
+        <w:rPr>
+          <w:b/>
+          <w:bCs/>
+        </w:rPr>
+        <w:t>precipitation patterns</w:t>
+      </w:r>
+      <w:r>
+        <w:t>, including droughts and floods.</w:t>
+      </w:r>
+    </w:p>
+    <w:p>
+      <w:pPr>
+        <w:numPr>
+          <w:ilvl w:val="0"/>
+          <w:numId w:val="6"/>
+        </w:numPr>
+        <w:spacing w:after="200"/>
+      </w:pPr>
+      <w:r>
+        <w:t xml:space="preserve">Rising </w:t>
+      </w:r>
+      <w:r>
+        <w:rPr>
+          <w:b/>
+          <w:bCs/>
+        </w:rPr>
+        <w:t>sea levels</w:t>
+      </w:r>
+      <w:r>
+        <w:t xml:space="preserve"> due to thermal expansion and melting ice sheets.</w:t>
+      </w:r>
+    </w:p>
+    <w:p>
+      <w:pPr>
+        <w:numPr>
+          <w:ilvl w:val="0"/>
+          <w:numId w:val="6"/>
+        </w:numPr>
+        <w:spacing w:after="200"/>
+      </w:pPr>
+      <w:r>
+        <w:t>Disruptions to ecosystems, agriculture, and biodiversity.</w:t>
+      </w:r>
+    </w:p>
+    <w:p>
+      <w:pPr>
+        <w:numPr>
+          <w:ilvl w:val="0"/>
+          <w:numId w:val="6"/>
+        </w:numPr>
+        <w:spacing w:before="240" w:after="200"/>
+      </w:pPr>
+      <w:r>
+        <w:t xml:space="preserve">Increased risks to human health and </w:t>
+      </w:r>
+      <w:proofErr w:type="spellStart"/>
+      <w:r>
+        <w:t>labour</w:t>
+      </w:r>
+      <w:proofErr w:type="spellEnd"/>
+      <w:r>
+        <w:t xml:space="preserve"> productivity.</w:t>
+      </w:r>
+    </w:p>
+    <w:p>
+      <w:pPr>
+        <w:spacing w:before="240" w:after="240"/>
+        <w:jc w:val="both"/>
+      </w:pPr>
+      <w:r>
+        <w:t xml:space="preserve">Climate change also affects economies and societies in </w:t>
+      </w:r>
+      <w:proofErr w:type="gramStart"/>
+      <w:r>
+        <w:t>many different ways</w:t>
+      </w:r>
+      <w:proofErr w:type="gramEnd"/>
+      <w:r>
+        <w:t xml:space="preserve">. These include direct damages to infrastructure from extreme weather, changes in agricultural productivity, impacts on </w:t>
+      </w:r>
+      <w:r>
+        <w:lastRenderedPageBreak/>
+        <w:t>health and mortality,</w:t>
+      </w:r>
+      <w:r>
+        <w:rPr>
+          <w:vertAlign w:val="superscript"/>
+        </w:rPr>
+        <w:footnoteReference w:id="2"/>
+      </w:r>
+      <w:r>
+        <w:t xml:space="preserve"> and broader disruptions to ecosystems and economic activity. Some of these impacts can be measured using market prices, while others such as biodiversity loss or ecosystem degradation are far harder to quantify.</w:t>
+      </w:r>
+    </w:p>
+    <w:p>
+      <w:pPr>
+        <w:spacing w:before="240" w:after="240"/>
+        <w:jc w:val="both"/>
+      </w:pPr>
+      <w:r>
+        <w:t xml:space="preserve">Because of this complexity, economists often </w:t>
+      </w:r>
+      <w:proofErr w:type="spellStart"/>
+      <w:r>
+        <w:t>summarise</w:t>
+      </w:r>
+      <w:proofErr w:type="spellEnd"/>
+      <w:r>
+        <w:t xml:space="preserve"> climate change using </w:t>
+      </w:r>
+      <w:r>
+        <w:rPr>
+          <w:b/>
+          <w:bCs/>
+        </w:rPr>
+        <w:t>damage functions</w:t>
+      </w:r>
+      <w:r>
+        <w:t>, which relate global temperature increases to economic losses as a share of output. While imperfect, this approach allows climate impacts to be incorporated into economic models and policy analysis.</w:t>
+      </w:r>
+    </w:p>
+    <w:p>
+      <w:pPr>
+        <w:pStyle w:val="Heading3"/>
+        <w:keepNext w:val="0"/>
+        <w:keepLines w:val="0"/>
+        <w:jc w:val="both"/>
+      </w:pPr>
+      <w:bookmarkStart w:id="5" w:name="_amlbudatz9f3" w:colFirst="0" w:colLast="0"/>
+      <w:bookmarkEnd w:id="5"/>
+      <w:r>
+        <w:t>Why the Difference Between 1.5°C and 2°C Matters</w:t>
+      </w:r>
+    </w:p>
+    <w:p>
+      <w:pPr>
+        <w:spacing w:before="240" w:after="240"/>
+        <w:jc w:val="both"/>
+      </w:pPr>
+      <w:r>
+        <w:t xml:space="preserve">Scientific assessments consistently find that climate risks increase </w:t>
+      </w:r>
+      <w:r>
+        <w:rPr>
+          <w:b/>
+          <w:bCs/>
+        </w:rPr>
+        <w:t>non-linearly</w:t>
+      </w:r>
+      <w:r>
+        <w:t xml:space="preserve"> with temperature.</w:t>
+      </w:r>
+    </w:p>
+    <w:p>
+      <w:pPr>
+        <w:spacing w:before="240" w:after="240"/>
+        <w:jc w:val="both"/>
+      </w:pPr>
+      <w:r>
+        <w:t xml:space="preserve">The IPCC concludes that the impacts of warming become significantly more severe once global temperatures exceed </w:t>
+      </w:r>
+      <w:r>
+        <w:rPr>
+          <w:b/>
+          <w:bCs/>
+        </w:rPr>
+        <w:t>1.5°C and 2°C above pre-industrial levels</w:t>
+      </w:r>
+      <w:r>
+        <w:t>. Beyond these thresholds, many climate risks escalate rapidly, including heat stress, water scarcity, ecosystem losses, and sea-level rise.</w:t>
+      </w:r>
+    </w:p>
+    <w:p>
+      <w:pPr>
+        <w:spacing w:before="240" w:after="240"/>
+        <w:jc w:val="both"/>
+      </w:pPr>
+      <w:r>
+        <w:t>For example, the probability of extreme heat events increases substantially as temperatures rise, and some ecosystems such as coral reefs face near-total loss at higher levels of warming.</w:t>
+      </w:r>
+    </w:p>
+    <w:p>
+      <w:pPr>
+        <w:spacing w:before="240" w:after="240"/>
+        <w:jc w:val="both"/>
+      </w:pPr>
+      <w:r>
+        <w:t xml:space="preserve">In other words, the difference between </w:t>
+      </w:r>
+      <w:r>
+        <w:rPr>
+          <w:b/>
+          <w:bCs/>
+        </w:rPr>
+        <w:t>1.5°C and 2°C of warming is not simply half a degree</w:t>
+      </w:r>
+      <w:r>
+        <w:t>. It represents a meaningful increase in the scale and likelihood of climate impacts.</w:t>
+      </w:r>
+    </w:p>
+    <w:p>
+      <w:pPr>
+        <w:spacing w:before="240" w:after="240"/>
+        <w:jc w:val="both"/>
+      </w:pPr>
+      <w:r>
+        <w:t xml:space="preserve">These findings explain why international climate policy, most notably the Paris Agreement which we discuss below, focuses on limiting warming to </w:t>
+      </w:r>
+      <w:r>
+        <w:rPr>
+          <w:b/>
+          <w:bCs/>
+        </w:rPr>
+        <w:t>well below 2°C and pursuing efforts to limit it to 1.5°C</w:t>
+      </w:r>
+      <w:r>
+        <w:t>.</w:t>
+      </w:r>
+    </w:p>
+    <w:p>
+      <w:pPr>
+        <w:pStyle w:val="Heading3"/>
+        <w:keepNext w:val="0"/>
+        <w:keepLines w:val="0"/>
+        <w:jc w:val="both"/>
+      </w:pPr>
+      <w:bookmarkStart w:id="6" w:name="_r8tf6tqwtor7" w:colFirst="0" w:colLast="0"/>
+      <w:bookmarkEnd w:id="6"/>
+      <w:r>
+        <w:t>A Bridge Between Climate Science and Economics</w:t>
+      </w:r>
+    </w:p>
+    <w:p>
+      <w:pPr>
+        <w:spacing w:before="240" w:after="240"/>
+        <w:jc w:val="both"/>
+      </w:pPr>
+      <w:r>
+        <w:t xml:space="preserve">Climate science therefore provides the </w:t>
+      </w:r>
+      <w:r>
+        <w:rPr>
+          <w:b/>
+          <w:bCs/>
+        </w:rPr>
+        <w:t>physical foundation</w:t>
+      </w:r>
+      <w:r>
+        <w:t xml:space="preserve"> on which climate economics is built.</w:t>
+      </w:r>
+    </w:p>
+    <w:p>
+      <w:pPr>
+        <w:spacing w:before="240" w:after="240"/>
+        <w:jc w:val="both"/>
+      </w:pPr>
+      <w:r>
+        <w:t>Economists typically do not model the full complexity of atmospheric processes. Instead, they focus on the relationship between:</w:t>
+      </w:r>
+    </w:p>
+    <w:p>
+      <w:pPr>
+        <w:numPr>
+          <w:ilvl w:val="0"/>
+          <w:numId w:val="10"/>
+        </w:numPr>
+        <w:spacing w:before="240" w:after="200"/>
+      </w:pPr>
+      <w:r>
+        <w:rPr>
+          <w:b/>
+          <w:bCs/>
+        </w:rPr>
+        <w:t>Human emissions of greenhouse gases</w:t>
+      </w:r>
+      <w:r>
+        <w:t>,</w:t>
+      </w:r>
+    </w:p>
+    <w:p>
+      <w:pPr>
+        <w:numPr>
+          <w:ilvl w:val="0"/>
+          <w:numId w:val="10"/>
+        </w:numPr>
+        <w:spacing w:after="200"/>
+      </w:pPr>
+      <w:r>
+        <w:rPr>
+          <w:b/>
+          <w:bCs/>
+        </w:rPr>
+        <w:t>Resulting temperature changes</w:t>
+      </w:r>
+      <w:r>
+        <w:t>, and</w:t>
+      </w:r>
+    </w:p>
+    <w:p>
+      <w:pPr>
+        <w:numPr>
+          <w:ilvl w:val="0"/>
+          <w:numId w:val="10"/>
+        </w:numPr>
+        <w:spacing w:before="240" w:after="200"/>
+      </w:pPr>
+      <w:r>
+        <w:rPr>
+          <w:b/>
+          <w:bCs/>
+        </w:rPr>
+        <w:t>Economic impacts of those changes</w:t>
+      </w:r>
+      <w:r>
+        <w:t>.</w:t>
+      </w:r>
+    </w:p>
+    <w:p>
+      <w:pPr>
+        <w:spacing w:before="240" w:after="240"/>
+        <w:jc w:val="both"/>
+      </w:pPr>
+      <w:r>
+        <w:t xml:space="preserve">This approach allows climate change to be </w:t>
+      </w:r>
+      <w:proofErr w:type="spellStart"/>
+      <w:r>
+        <w:t>analysed</w:t>
+      </w:r>
+      <w:proofErr w:type="spellEnd"/>
+      <w:r>
+        <w:t xml:space="preserve"> as a problem of </w:t>
+      </w:r>
+      <w:r>
+        <w:rPr>
+          <w:b/>
+          <w:bCs/>
+        </w:rPr>
+        <w:t>economic decision-making under physical constraints</w:t>
+      </w:r>
+      <w:r>
+        <w:t>.</w:t>
+      </w:r>
+    </w:p>
+    <w:p>
+      <w:pPr>
+        <w:spacing w:before="240" w:after="240"/>
+        <w:jc w:val="both"/>
+      </w:pPr>
+      <w:r>
+        <w:lastRenderedPageBreak/>
+        <w:t>The remainder of this article focuses on the economic side of this relationship. Because climate change is a global externality, emissions anywhere affect temperatures everywhere, international agreements have become the central mechanism for coordinating climate policy.</w:t>
+      </w:r>
+    </w:p>
+    <w:p>
+      <w:pPr>
+        <w:pStyle w:val="Heading2"/>
+      </w:pPr>
+      <w:bookmarkStart w:id="7" w:name="_k8j6v9wynxxt" w:colFirst="0" w:colLast="0"/>
+      <w:bookmarkEnd w:id="7"/>
+      <w:r>
         <w:t>Global Climate Agreements: The Policy Backbone</w:t>
       </w:r>
     </w:p>
@@ -51,6 +1032,18 @@
     </w:p>
     <w:p>
       <w:pPr>
+        <w:pStyle w:val="Heading3"/>
+        <w:spacing w:before="280"/>
+        <w:jc w:val="both"/>
+      </w:pPr>
+      <w:bookmarkStart w:id="8" w:name="_9cc5lqdz1q19" w:colFirst="0" w:colLast="0"/>
+      <w:bookmarkEnd w:id="8"/>
+      <w:r>
+        <w:t>United Nations Framework Convention on Climate Change</w:t>
+      </w:r>
+    </w:p>
+    <w:p>
+      <w:pPr>
         <w:spacing w:before="240" w:after="240"/>
         <w:jc w:val="both"/>
         <w:rPr>
@@ -68,7 +1061,7 @@
         </w:rPr>
         <w:t xml:space="preserve"> </w:t>
       </w:r>
-      <w:hyperlink r:id="rId7">
+      <w:hyperlink r:id="rId9">
         <w:r>
           <w:rPr>
             <w:b/>
@@ -103,7 +1096,23 @@
         <w:jc w:val="both"/>
       </w:pPr>
       <w:r>
-        <w:t>The UNFCCC’s ultimate goal was to stabilise greenhouse gas concentrations in the atmosphere</w:t>
+        <w:t xml:space="preserve">The UNFCCC’s </w:t>
+      </w:r>
+      <w:proofErr w:type="gramStart"/>
+      <w:r>
+        <w:t>ultimate goal</w:t>
+      </w:r>
+      <w:proofErr w:type="gramEnd"/>
+      <w:r>
+        <w:t xml:space="preserve"> was to </w:t>
+      </w:r>
+      <w:proofErr w:type="spellStart"/>
+      <w:r>
+        <w:t>stabilise</w:t>
+      </w:r>
+      <w:proofErr w:type="spellEnd"/>
+      <w:r>
+        <w:t xml:space="preserve"> greenhouse gas concentrations in the atmosphere</w:t>
       </w:r>
       <w:r>
         <w:rPr>
@@ -113,23 +1122,40 @@
         <w:t xml:space="preserve"> “at a level that would prevent dangerous anthropogenic (human induced) interference with the climate system.</w:t>
       </w:r>
       <w:r>
-        <w:t>” Note the focus on stabilisation, not elimination, and concentrations, not annual emissions.</w:t>
-      </w:r>
-    </w:p>
-    <w:p>
-      <w:pPr>
-        <w:spacing w:before="240" w:after="240"/>
-        <w:jc w:val="both"/>
-      </w:pPr>
-      <w:r>
-        <w:t>It also established several key principles - this is where economics begins to enter the picture:</w:t>
+        <w:t xml:space="preserve">” Note the focus on </w:t>
+      </w:r>
+      <w:proofErr w:type="spellStart"/>
+      <w:r>
+        <w:t>stabilisation</w:t>
+      </w:r>
+      <w:proofErr w:type="spellEnd"/>
+      <w:r>
+        <w:t>, not elimination, and concentrations, not annual emissions.</w:t>
+      </w:r>
+    </w:p>
+    <w:p>
+      <w:pPr>
+        <w:spacing w:before="240" w:after="240"/>
+        <w:jc w:val="both"/>
+      </w:pPr>
+      <w:r>
+        <w:t>It also established several key principles</w:t>
+      </w:r>
+      <w:r>
+        <w:rPr>
+          <w:vertAlign w:val="superscript"/>
+        </w:rPr>
+        <w:footnoteReference w:id="3"/>
+      </w:r>
+      <w:r>
+        <w:t xml:space="preserve"> - this is where economics begins to enter the picture:</w:t>
       </w:r>
     </w:p>
     <w:p>
       <w:pPr>
         <w:numPr>
           <w:ilvl w:val="0"/>
-          <w:numId w:val="11"/>
+          <w:numId w:val="13"/>
         </w:numPr>
         <w:spacing w:before="240" w:after="200"/>
         <w:jc w:val="both"/>
@@ -142,20 +1168,22 @@
         <w:t>Cost effectiveness.</w:t>
       </w:r>
       <w:r>
-        <w:rPr>
-          <w:vertAlign w:val="superscript"/>
-        </w:rPr>
-        <w:footnoteReference w:id="1"/>
-      </w:r>
-      <w:r>
-        <w:t xml:space="preserve">  Emissions mitigation efforts should be focused on the most cost effective policies and measures, so that global benefits are achieved at the lowest possible cost.</w:t>
+        <w:t xml:space="preserve">  Emissions mitigation efforts should be focused on the most </w:t>
+      </w:r>
+      <w:proofErr w:type="gramStart"/>
+      <w:r>
+        <w:t>cost effective</w:t>
+      </w:r>
+      <w:proofErr w:type="gramEnd"/>
+      <w:r>
+        <w:t xml:space="preserve"> policies and measures, so that global benefits are achieved at the lowest possible cost.</w:t>
       </w:r>
     </w:p>
     <w:p>
       <w:pPr>
         <w:numPr>
           <w:ilvl w:val="0"/>
-          <w:numId w:val="11"/>
+          <w:numId w:val="13"/>
         </w:numPr>
         <w:spacing w:before="240" w:after="200"/>
         <w:jc w:val="both"/>
@@ -168,23 +1196,14 @@
         <w:t>Common but Differentiated Responsibilities (CBDR)</w:t>
       </w:r>
       <w:r>
-        <w:t>.</w:t>
-      </w:r>
-      <w:r>
-        <w:rPr>
-          <w:vertAlign w:val="superscript"/>
-        </w:rPr>
-        <w:footnoteReference w:id="2"/>
-      </w:r>
-      <w:r>
-        <w:t xml:space="preserve">  All countries share responsibility for climate change, but not equally.  This reflects historical emissions, differences in income and capacity, and development needs.  It embeds equity constraints into global policy.</w:t>
+        <w:t>.  All countries share responsibility for climate change, but not equally.  This reflects historical emissions, differences in income and capacity, and development needs.  It embeds equity constraints into global policy.</w:t>
       </w:r>
     </w:p>
     <w:p>
       <w:pPr>
         <w:numPr>
           <w:ilvl w:val="0"/>
-          <w:numId w:val="11"/>
+          <w:numId w:val="13"/>
         </w:numPr>
         <w:spacing w:after="200"/>
         <w:jc w:val="both"/>
@@ -197,23 +1216,14 @@
         <w:t>Development comes first (within limits)</w:t>
       </w:r>
       <w:r>
-        <w:t>.</w:t>
-      </w:r>
-      <w:r>
-        <w:rPr>
-          <w:vertAlign w:val="superscript"/>
-        </w:rPr>
-        <w:footnoteReference w:id="3"/>
-      </w:r>
-      <w:r>
-        <w:t xml:space="preserve">  Economic development and poverty reduction matter and climate action should not unduly constrain this.  This is why early agreements placed obligations mainly on developed countries and, as we shall see below, the Paris Agreement relies on nationally determined pledges rather than uniform targets.</w:t>
+        <w:t>.  Economic development and poverty reduction matter and climate action should not unduly constrain this.  This is why early agreements placed obligations mainly on developed countries and, as we shall see below, the Paris Agreement relies on nationally determined pledges rather than uniform targets.</w:t>
       </w:r>
     </w:p>
     <w:p>
       <w:pPr>
         <w:numPr>
           <w:ilvl w:val="0"/>
-          <w:numId w:val="11"/>
+          <w:numId w:val="13"/>
         </w:numPr>
         <w:spacing w:before="240" w:after="200"/>
         <w:jc w:val="both"/>
@@ -230,45 +1240,51 @@
         <w:t>Precaution under uncertainty</w:t>
       </w:r>
       <w:r>
-        <w:t>.</w:t>
-      </w:r>
-      <w:r>
-        <w:rPr>
-          <w:vertAlign w:val="superscript"/>
-        </w:rPr>
-        <w:footnoteReference w:id="4"/>
-      </w:r>
-      <w:r>
-        <w:t xml:space="preserve">  Scientific uncertainty is not a reason to delay action, but policy should remain flexible as evidence evolves.</w:t>
-      </w:r>
-    </w:p>
-    <w:p>
-      <w:pPr>
-        <w:spacing w:before="240" w:after="240"/>
-        <w:jc w:val="both"/>
-      </w:pPr>
+        <w:t>.  Scientific uncertainty is not a reason to delay action, but policy should remain flexible as evidence evolves.</w:t>
+      </w:r>
+    </w:p>
+    <w:p>
+      <w:pPr>
+        <w:spacing w:before="240" w:after="240"/>
+        <w:jc w:val="both"/>
+      </w:pPr>
+      <w:r>
+        <w:t xml:space="preserve">Most importantly, </w:t>
+      </w:r>
+      <w:r>
+        <w:rPr>
+          <w:b/>
+          <w:bCs/>
+        </w:rPr>
+        <w:t xml:space="preserve">the UNFCCC is a framework that paved the way for subsequent agreements, but it is not an action </w:t>
+      </w:r>
+      <w:proofErr w:type="gramStart"/>
+      <w:r>
+        <w:rPr>
+          <w:b/>
+          <w:bCs/>
+        </w:rPr>
+        <w:t>plan in itself</w:t>
+      </w:r>
+      <w:proofErr w:type="gramEnd"/>
+      <w:r>
+        <w:t xml:space="preserve">. It set out goals and principles, as well as creating institutions, reporting systems, as well as a forum for negotiation. These are annual </w:t>
+      </w:r>
       <w:r>
         <w:lastRenderedPageBreak/>
-        <w:t xml:space="preserve">Most importantly, </w:t>
-      </w:r>
-      <w:r>
-        <w:rPr>
-          <w:b/>
-          <w:bCs/>
-        </w:rPr>
-        <w:t>the UNFCCC is a framework that paved the way for subsequent agreements, but it is not an action plan in itself</w:t>
-      </w:r>
-      <w:r>
-        <w:t>. It set out goals and principles, as well as creating institutions, reporting systems, and a forum for negotiation.</w:t>
-      </w:r>
-      <w:r>
-        <w:rPr>
-          <w:vertAlign w:val="superscript"/>
-        </w:rPr>
-        <w:footnoteReference w:id="5"/>
-      </w:r>
-      <w:r>
-        <w:t xml:space="preserve">  It does not set binding emissions targets, specify policy, or enforce compliance.</w:t>
+        <w:t>Conferences of the Parties, or “COPs”, the most recent of which was COP30 in 2025 held in Brazil.  It does not set binding emissions targets, specify policy, or enforce compliance.</w:t>
+      </w:r>
+    </w:p>
+    <w:p>
+      <w:pPr>
+        <w:pStyle w:val="Heading3"/>
+        <w:spacing w:before="240" w:after="240"/>
+        <w:jc w:val="both"/>
+      </w:pPr>
+      <w:bookmarkStart w:id="9" w:name="_q625bc4v94l0" w:colFirst="0" w:colLast="0"/>
+      <w:bookmarkEnd w:id="9"/>
+      <w:r>
+        <w:t xml:space="preserve">Kyoto Protocol (1997) </w:t>
       </w:r>
     </w:p>
     <w:p>
@@ -286,7 +1302,7 @@
         </w:rPr>
         <w:t xml:space="preserve"> </w:t>
       </w:r>
-      <w:hyperlink r:id="rId8">
+      <w:hyperlink r:id="rId10">
         <w:r>
           <w:rPr>
             <w:b/>
@@ -314,7 +1330,7 @@
       <w:pPr>
         <w:numPr>
           <w:ilvl w:val="0"/>
-          <w:numId w:val="12"/>
+          <w:numId w:val="14"/>
         </w:numPr>
         <w:spacing w:before="240" w:after="200"/>
         <w:jc w:val="both"/>
@@ -336,14 +1352,14 @@
         <w:rPr>
           <w:vertAlign w:val="superscript"/>
         </w:rPr>
-        <w:footnoteReference w:id="6"/>
+        <w:footnoteReference w:id="4"/>
       </w:r>
     </w:p>
     <w:p>
       <w:pPr>
         <w:numPr>
           <w:ilvl w:val="0"/>
-          <w:numId w:val="12"/>
+          <w:numId w:val="14"/>
         </w:numPr>
         <w:spacing w:before="240" w:after="200"/>
         <w:jc w:val="both"/>
@@ -375,12 +1391,12 @@
       <w:pPr>
         <w:numPr>
           <w:ilvl w:val="0"/>
-          <w:numId w:val="7"/>
+          <w:numId w:val="8"/>
         </w:numPr>
         <w:spacing w:before="240" w:after="200"/>
         <w:jc w:val="both"/>
       </w:pPr>
-      <w:hyperlink r:id="rId9">
+      <w:hyperlink r:id="rId11">
         <w:r>
           <w:rPr>
             <w:i/>
@@ -394,7 +1410,7 @@
       <w:r>
         <w:t xml:space="preserve">, intended to provide cost-effective abatement through carbon markets. See our article </w:t>
       </w:r>
-      <w:hyperlink r:id="rId10">
+      <w:hyperlink r:id="rId12">
         <w:r>
           <w:rPr>
             <w:color w:val="1155CC"/>
@@ -411,12 +1427,12 @@
       <w:pPr>
         <w:numPr>
           <w:ilvl w:val="0"/>
-          <w:numId w:val="7"/>
+          <w:numId w:val="8"/>
         </w:numPr>
         <w:spacing w:after="200"/>
         <w:jc w:val="both"/>
       </w:pPr>
-      <w:hyperlink r:id="rId11">
+      <w:hyperlink r:id="rId13">
         <w:r>
           <w:rPr>
             <w:i/>
@@ -435,12 +1451,12 @@
       <w:pPr>
         <w:numPr>
           <w:ilvl w:val="0"/>
-          <w:numId w:val="7"/>
+          <w:numId w:val="8"/>
         </w:numPr>
         <w:spacing w:before="240" w:after="200"/>
         <w:jc w:val="both"/>
       </w:pPr>
-      <w:hyperlink r:id="rId12">
+      <w:hyperlink r:id="rId14">
         <w:r>
           <w:rPr>
             <w:i/>
@@ -452,7 +1468,15 @@
         </w:r>
       </w:hyperlink>
       <w:r>
-        <w:t>, which is similar to the CDM but between two developed countries.</w:t>
+        <w:t xml:space="preserve">, which is </w:t>
+      </w:r>
+      <w:proofErr w:type="gramStart"/>
+      <w:r>
+        <w:t>similar to</w:t>
+      </w:r>
+      <w:proofErr w:type="gramEnd"/>
+      <w:r>
+        <w:t xml:space="preserve"> the CDM but between two developed countries.</w:t>
       </w:r>
     </w:p>
     <w:p>
@@ -495,13 +1519,25 @@
     </w:p>
     <w:p>
       <w:pPr>
+        <w:pStyle w:val="Heading3"/>
+        <w:spacing w:before="240" w:after="240"/>
+        <w:jc w:val="both"/>
+      </w:pPr>
+      <w:bookmarkStart w:id="10" w:name="_tsfo14mwknx4" w:colFirst="0" w:colLast="0"/>
+      <w:bookmarkEnd w:id="10"/>
+      <w:r>
+        <w:t>Paris Agreement (2015)</w:t>
+      </w:r>
+    </w:p>
+    <w:p>
+      <w:pPr>
         <w:spacing w:before="240" w:after="240"/>
         <w:jc w:val="both"/>
       </w:pPr>
       <w:r>
         <w:t xml:space="preserve">The obvious need to address these limitations led to the </w:t>
       </w:r>
-      <w:hyperlink r:id="rId13">
+      <w:hyperlink r:id="rId15">
         <w:r>
           <w:rPr>
             <w:b/>
@@ -523,7 +1559,11 @@
         <w:t xml:space="preserve"> </w:t>
       </w:r>
       <w:r>
-        <w:t xml:space="preserve">It applies to all countries, not only developed countries, and commits to the core temperature goals we are used to reading today: a dual temperature objective relative to pre-industrial levels: </w:t>
+        <w:t xml:space="preserve">It applies to all countries, not only developed countries, and commits to the core temperature goals we are used to reading today: a dual </w:t>
+      </w:r>
+      <w:r>
+        <w:lastRenderedPageBreak/>
+        <w:t xml:space="preserve">temperature objective relative to pre-industrial levels: </w:t>
       </w:r>
       <w:r>
         <w:rPr>
@@ -542,7 +1582,6 @@
         <w:jc w:val="both"/>
       </w:pPr>
       <w:r>
-        <w:lastRenderedPageBreak/>
         <w:t xml:space="preserve">Importantly, </w:t>
       </w:r>
       <w:r>
@@ -572,15 +1611,33 @@
         <w:jc w:val="both"/>
       </w:pPr>
       <w:r>
-        <w:t>Central to this are Nationally Determined Contributions (NDCs), where each country sets its own emissions target, chooses how to meet it, and updates it every five years.  There are no binding emissions caps and no enforcement penalties: in practice, the Paris Agreement prioritised near-universal participation over binding emissions targets and cost-effective abatement.</w:t>
+        <w:t xml:space="preserve">Central to this are </w:t>
+      </w:r>
+      <w:r>
+        <w:rPr>
+          <w:b/>
+          <w:bCs/>
+        </w:rPr>
+        <w:t>Nationally Determined Contributions (NDCs)</w:t>
+      </w:r>
+      <w:r>
+        <w:t xml:space="preserve">, where each country sets its own emissions target, chooses how to meet it, and updates it every five years.  There are no binding emissions caps and no enforcement penalties: in practice, the Paris Agreement </w:t>
+      </w:r>
+      <w:proofErr w:type="spellStart"/>
+      <w:r>
+        <w:t>prioritised</w:t>
+      </w:r>
+      <w:proofErr w:type="spellEnd"/>
+      <w:r>
+        <w:t xml:space="preserve"> near-universal participation over binding emissions targets and cost-effective abatement.</w:t>
       </w:r>
     </w:p>
     <w:p>
       <w:pPr>
         <w:pStyle w:val="Heading2"/>
       </w:pPr>
-      <w:bookmarkStart w:id="1" w:name="_559kprnmc650" w:colFirst="0" w:colLast="0"/>
-      <w:bookmarkEnd w:id="1"/>
+      <w:bookmarkStart w:id="11" w:name="_559kprnmc650" w:colFirst="0" w:colLast="0"/>
+      <w:bookmarkEnd w:id="11"/>
       <w:r>
         <w:t>What the IPCC is — and What It Is Not</w:t>
       </w:r>
@@ -591,9 +1648,17 @@
         <w:jc w:val="both"/>
       </w:pPr>
       <w:r>
-        <w:t xml:space="preserve">We have provided a guided tour of international climate policy, we now turn to international climate science and the </w:t>
-      </w:r>
-      <w:hyperlink r:id="rId14">
+        <w:t xml:space="preserve">We have provided a guided tour of international climate </w:t>
+      </w:r>
+      <w:proofErr w:type="gramStart"/>
+      <w:r>
+        <w:t>policy,</w:t>
+      </w:r>
+      <w:proofErr w:type="gramEnd"/>
+      <w:r>
+        <w:t xml:space="preserve"> we now turn to international climate science and the </w:t>
+      </w:r>
+      <w:hyperlink r:id="rId16">
         <w:r>
           <w:rPr>
             <w:b/>
@@ -605,7 +1670,15 @@
         </w:r>
       </w:hyperlink>
       <w:r>
-        <w:t>. The IPCC was established by the World Meteorological Organization (WMO) and United Nations Environment Programme (UNEP), so it predates the UNFCCC.</w:t>
+        <w:t xml:space="preserve">. The IPCC was established by the World Meteorological Organization (WMO) and United Nations Environment </w:t>
+      </w:r>
+      <w:proofErr w:type="spellStart"/>
+      <w:r>
+        <w:t>Programme</w:t>
+      </w:r>
+      <w:proofErr w:type="spellEnd"/>
+      <w:r>
+        <w:t xml:space="preserve"> (UNEP), so it predates the UNFCCC.</w:t>
       </w:r>
     </w:p>
     <w:p>
@@ -623,9 +1696,17 @@
         <w:jc w:val="both"/>
       </w:pPr>
       <w:r>
-        <w:t xml:space="preserve">To do this, it synthesises thousands of peer-reviewed studies, assesses the strength and uncertainty of evidence, and produces consensus reports agreed by governments and scientists.  </w:t>
-      </w:r>
-      <w:hyperlink r:id="rId15">
+        <w:t xml:space="preserve">To do this, it </w:t>
+      </w:r>
+      <w:proofErr w:type="spellStart"/>
+      <w:r>
+        <w:t>synthesises</w:t>
+      </w:r>
+      <w:proofErr w:type="spellEnd"/>
+      <w:r>
+        <w:t xml:space="preserve"> thousands of peer-reviewed studies, assesses the strength and uncertainty of evidence, and produces consensus reports agreed by governments and scientists.  </w:t>
+      </w:r>
+      <w:hyperlink r:id="rId17">
         <w:r>
           <w:rPr>
             <w:color w:val="1155CC"/>
@@ -644,7 +1725,15 @@
         <w:jc w:val="both"/>
       </w:pPr>
       <w:r>
-        <w:t xml:space="preserve">The IPCC therefore does not determine policy but it does determine the scientific constraints that policy must achieve. Most importantly, it finds that </w:t>
+        <w:t xml:space="preserve">The IPCC therefore does not determine </w:t>
+      </w:r>
+      <w:proofErr w:type="gramStart"/>
+      <w:r>
+        <w:t>policy</w:t>
+      </w:r>
+      <w:proofErr w:type="gramEnd"/>
+      <w:r>
+        <w:t xml:space="preserve"> but it does determine the scientific constraints that policy must achieve. Most importantly, it finds that </w:t>
       </w:r>
       <w:r>
         <w:rPr>
@@ -663,15 +1752,23 @@
         <w:jc w:val="both"/>
       </w:pPr>
       <w:r>
-        <w:t>The IPCC also provides estimates of the following three concepts which underpin quantitative climate policy analysis: climate sensitivities, carbon budgets, and standardised scenario frameworks. We now consider these in turn.</w:t>
+        <w:t xml:space="preserve">The IPCC also provides estimates of the following three concepts which underpin quantitative climate policy analysis: climate sensitivities, carbon budgets, and </w:t>
+      </w:r>
+      <w:proofErr w:type="spellStart"/>
+      <w:r>
+        <w:t>standardised</w:t>
+      </w:r>
+      <w:proofErr w:type="spellEnd"/>
+      <w:r>
+        <w:t xml:space="preserve"> scenario frameworks. We now consider these in turn.</w:t>
       </w:r>
     </w:p>
     <w:p>
       <w:pPr>
         <w:pStyle w:val="Heading3"/>
       </w:pPr>
-      <w:bookmarkStart w:id="2" w:name="_1aclqxevbcp4" w:colFirst="0" w:colLast="0"/>
-      <w:bookmarkEnd w:id="2"/>
+      <w:bookmarkStart w:id="12" w:name="_1aclqxevbcp4" w:colFirst="0" w:colLast="0"/>
+      <w:bookmarkEnd w:id="12"/>
       <w:r>
         <w:t>Climate Sensitivities: From Emissions to Warming</w:t>
       </w:r>
@@ -682,7 +1779,15 @@
         <w:jc w:val="both"/>
       </w:pPr>
       <w:r>
-        <w:t xml:space="preserve">A central question in climate economics is how emissions translate into temperature change. The IPCC summarises this relationship using a concept known as the </w:t>
+        <w:t xml:space="preserve">A central question in climate economics is how emissions translate into temperature change. The IPCC </w:t>
+      </w:r>
+      <w:proofErr w:type="spellStart"/>
+      <w:r>
+        <w:t>summarises</w:t>
+      </w:r>
+      <w:proofErr w:type="spellEnd"/>
+      <w:r>
+        <w:t xml:space="preserve"> this relationship using a concept known as the </w:t>
       </w:r>
       <w:r>
         <w:rPr>
@@ -720,6 +1825,7 @@
         <w:jc w:val="both"/>
       </w:pPr>
       <w:r>
+        <w:lastRenderedPageBreak/>
         <w:t xml:space="preserve">The key insight is strikingly simple: </w:t>
       </w:r>
       <w:r>
@@ -730,11 +1836,15 @@
         <w:t>warming is approximately linear in cumulative CO₂ emissions</w:t>
       </w:r>
       <w:r>
-        <w:t xml:space="preserve">. This means that each additional tonne of CO₂ contributes roughly the same amount </w:t>
-      </w:r>
-      <w:r>
-        <w:lastRenderedPageBreak/>
-        <w:t>to global warming, regardless of when it is emitted. This can be seen in the figure below, which plots global temperature increases as a function of cumulative CO</w:t>
+        <w:t xml:space="preserve">. This means that each additional </w:t>
+      </w:r>
+      <w:proofErr w:type="spellStart"/>
+      <w:r>
+        <w:t>tonne</w:t>
+      </w:r>
+      <w:proofErr w:type="spellEnd"/>
+      <w:r>
+        <w:t xml:space="preserve"> of CO₂ contributes roughly the same amount to global warming, regardless of when it is emitted. This can be seen in the figure below, which plots global temperature increases as a function of cumulative CO</w:t>
       </w:r>
       <w:r>
         <w:rPr>
@@ -749,7 +1859,7 @@
         <w:rPr>
           <w:vertAlign w:val="superscript"/>
         </w:rPr>
-        <w:footnoteReference w:id="7"/>
+        <w:footnoteReference w:id="5"/>
       </w:r>
     </w:p>
     <w:p>
@@ -765,7 +1875,23 @@
           <w:b/>
           <w:bCs/>
         </w:rPr>
-        <w:t>1,000 gigatonnes of CO₂</w:t>
+        <w:t xml:space="preserve">1,000 </w:t>
+      </w:r>
+      <w:proofErr w:type="spellStart"/>
+      <w:r>
+        <w:rPr>
+          <w:b/>
+          <w:bCs/>
+        </w:rPr>
+        <w:t>gigatonnes</w:t>
+      </w:r>
+      <w:proofErr w:type="spellEnd"/>
+      <w:r>
+        <w:rPr>
+          <w:b/>
+          <w:bCs/>
+        </w:rPr>
+        <w:t xml:space="preserve"> of CO₂</w:t>
       </w:r>
       <w:r>
         <w:t xml:space="preserve"> (GtCO</w:t>
@@ -793,7 +1919,7 @@
         <w:rPr>
           <w:vertAlign w:val="superscript"/>
         </w:rPr>
-        <w:footnoteReference w:id="8"/>
+        <w:footnoteReference w:id="6"/>
       </w:r>
       <w:r>
         <w:t xml:space="preserve">  </w:t>
@@ -812,7 +1938,7 @@
       <w:pPr>
         <w:numPr>
           <w:ilvl w:val="0"/>
-          <w:numId w:val="14"/>
+          <w:numId w:val="16"/>
         </w:numPr>
         <w:spacing w:before="240" w:after="200"/>
         <w:jc w:val="both"/>
@@ -825,7 +1951,7 @@
       <w:pPr>
         <w:numPr>
           <w:ilvl w:val="0"/>
-          <w:numId w:val="14"/>
+          <w:numId w:val="16"/>
         </w:numPr>
         <w:spacing w:after="200"/>
         <w:jc w:val="both"/>
@@ -838,13 +1964,21 @@
       <w:pPr>
         <w:numPr>
           <w:ilvl w:val="0"/>
-          <w:numId w:val="14"/>
+          <w:numId w:val="16"/>
         </w:numPr>
         <w:spacing w:before="240" w:after="200"/>
         <w:jc w:val="both"/>
       </w:pPr>
       <w:r>
-        <w:t>This is why reaching net zero CO₂, rather than merely slowing emissions growth, is essential for stabilising temperatures.</w:t>
+        <w:t xml:space="preserve">This is why reaching net zero CO₂, rather than merely slowing emissions growth, is essential for </w:t>
+      </w:r>
+      <w:proofErr w:type="spellStart"/>
+      <w:r>
+        <w:t>stabilising</w:t>
+      </w:r>
+      <w:proofErr w:type="spellEnd"/>
+      <w:r>
+        <w:t xml:space="preserve"> temperatures.</w:t>
       </w:r>
     </w:p>
     <w:p>
@@ -869,7 +2003,7 @@
     <w:p>
       <w:pPr>
         <w:spacing w:before="240" w:after="240"/>
-        <w:jc w:val="both"/>
+        <w:jc w:val="center"/>
       </w:pPr>
       <w:r>
         <w:rPr>
@@ -877,20 +2011,20 @@
         </w:rPr>
         <w:lastRenderedPageBreak/>
         <w:drawing>
-          <wp:inline distT="114300" distB="114300" distL="114300" distR="114300" wp14:anchorId="547D111E" wp14:editId="5D067F98">
+          <wp:inline distT="114300" distB="114300" distL="114300" distR="114300" wp14:anchorId="51EDBB53" wp14:editId="2838407C">
             <wp:extent cx="5943600" cy="4406900"/>
             <wp:effectExtent l="0" t="0" r="0" b="0"/>
-            <wp:docPr id="1" name="image1.png"/>
+            <wp:docPr id="2" name="image2.png"/>
             <wp:cNvGraphicFramePr/>
             <a:graphic xmlns:a="http://schemas.openxmlformats.org/drawingml/2006/main">
               <a:graphicData uri="http://schemas.openxmlformats.org/drawingml/2006/picture">
                 <pic:pic xmlns:pic="http://schemas.openxmlformats.org/drawingml/2006/picture">
                   <pic:nvPicPr>
-                    <pic:cNvPr id="0" name="image1.png"/>
+                    <pic:cNvPr id="0" name="image2.png"/>
                     <pic:cNvPicPr preferRelativeResize="0"/>
                   </pic:nvPicPr>
                   <pic:blipFill>
-                    <a:blip r:embed="rId16"/>
+                    <a:blip r:embed="rId18"/>
                     <a:srcRect/>
                     <a:stretch>
                       <a:fillRect/>
@@ -917,8 +2051,8 @@
       <w:pPr>
         <w:pStyle w:val="Heading3"/>
       </w:pPr>
-      <w:bookmarkStart w:id="3" w:name="_3x7fmewczzkj" w:colFirst="0" w:colLast="0"/>
-      <w:bookmarkEnd w:id="3"/>
+      <w:bookmarkStart w:id="13" w:name="_3x7fmewczzkj" w:colFirst="0" w:colLast="0"/>
+      <w:bookmarkEnd w:id="13"/>
       <w:r>
         <w:t>Carbon Budgets: Why Cumulative Emissions Dominate</w:t>
       </w:r>
@@ -963,7 +2097,7 @@
         <w:rPr>
           <w:vertAlign w:val="superscript"/>
         </w:rPr>
-        <w:footnoteReference w:id="9"/>
+        <w:footnoteReference w:id="7"/>
       </w:r>
     </w:p>
     <w:p>
@@ -974,7 +2108,7 @@
       <w:r>
         <w:t xml:space="preserve">As set out in our article </w:t>
       </w:r>
-      <w:hyperlink r:id="rId17">
+      <w:hyperlink r:id="rId19">
         <w:r>
           <w:rPr>
             <w:color w:val="1155CC"/>
@@ -1033,121 +2167,136 @@
     </w:p>
     <w:p>
       <w:pPr>
+        <w:spacing w:before="240" w:after="240"/>
+        <w:jc w:val="both"/>
+      </w:pPr>
+      <w:r>
+        <w:lastRenderedPageBreak/>
+        <w:t>This framing turns climate policy into an intertemporal allocation problem: society must decide how quickly to use up a limited remaining emissions budget.</w:t>
+      </w:r>
+    </w:p>
+    <w:p>
+      <w:pPr>
+        <w:spacing w:before="240" w:after="240"/>
+        <w:jc w:val="both"/>
+      </w:pPr>
+      <w:r>
+        <w:t>Carbon budgets are therefore central to modern climate policy. They:</w:t>
+      </w:r>
+    </w:p>
+    <w:p>
+      <w:pPr>
         <w:numPr>
           <w:ilvl w:val="0"/>
-          <w:numId w:val="5"/>
+          <w:numId w:val="7"/>
         </w:numPr>
         <w:spacing w:before="240" w:after="200"/>
         <w:jc w:val="both"/>
       </w:pPr>
       <w:r>
-        <w:lastRenderedPageBreak/>
-        <w:t>Early action has a disproportionately large impact on long-run outcomes.</w:t>
-      </w:r>
-    </w:p>
-    <w:p>
-      <w:pPr>
-        <w:spacing w:before="240" w:after="240"/>
-        <w:jc w:val="both"/>
-      </w:pPr>
-      <w:r>
-        <w:t>This framing turns climate policy into an intertemporal allocation problem: society must decide how quickly to use up a limited remaining emissions budget.</w:t>
-      </w:r>
-    </w:p>
-    <w:p>
-      <w:pPr>
-        <w:spacing w:before="240" w:after="240"/>
-        <w:jc w:val="both"/>
-      </w:pPr>
-      <w:r>
-        <w:t>Carbon budgets are therefore central to modern climate policy. They:</w:t>
+        <w:t>Translate abstract temperature goals into quantitative constraints.</w:t>
       </w:r>
     </w:p>
     <w:p>
       <w:pPr>
         <w:numPr>
           <w:ilvl w:val="0"/>
-          <w:numId w:val="6"/>
+          <w:numId w:val="7"/>
+        </w:numPr>
+        <w:spacing w:after="200"/>
+        <w:jc w:val="both"/>
+      </w:pPr>
+      <w:r>
+        <w:t>Clarify why temporary emissions reductions are insufficient.</w:t>
+      </w:r>
+    </w:p>
+    <w:p>
+      <w:pPr>
+        <w:numPr>
+          <w:ilvl w:val="0"/>
+          <w:numId w:val="7"/>
         </w:numPr>
         <w:spacing w:before="240" w:after="200"/>
         <w:jc w:val="both"/>
       </w:pPr>
       <w:r>
-        <w:t>Translate abstract temperature goals into quantitative constraints.</w:t>
-      </w:r>
-    </w:p>
-    <w:p>
-      <w:pPr>
-        <w:numPr>
-          <w:ilvl w:val="0"/>
-          <w:numId w:val="6"/>
-        </w:numPr>
-        <w:spacing w:after="200"/>
-        <w:jc w:val="both"/>
-      </w:pPr>
-      <w:r>
-        <w:t>Clarify why temporary emissions reductions are insufficient.</w:t>
-      </w:r>
-    </w:p>
-    <w:p>
-      <w:pPr>
-        <w:numPr>
-          <w:ilvl w:val="0"/>
-          <w:numId w:val="6"/>
-        </w:numPr>
+        <w:t>Provide the logic behind net-zero targets.</w:t>
+      </w:r>
+    </w:p>
+    <w:p>
+      <w:pPr>
         <w:spacing w:before="240" w:after="200"/>
         <w:jc w:val="both"/>
       </w:pPr>
       <w:r>
-        <w:t>Provide the logic behind net-zero targets.</w:t>
-      </w:r>
-    </w:p>
-    <w:p>
-      <w:pPr>
-        <w:spacing w:before="240" w:after="200"/>
-        <w:jc w:val="both"/>
-      </w:pPr>
-      <w:r>
-        <w:t>Once net zero is reached, cumulative emissions stop rising, and temperatures stabilise. As long as emissions remain net positive, warming continues.</w:t>
+        <w:t xml:space="preserve">Once net zero is reached, cumulative emissions stop rising, and temperatures </w:t>
+      </w:r>
+      <w:proofErr w:type="spellStart"/>
+      <w:r>
+        <w:t>stabilise</w:t>
+      </w:r>
+      <w:proofErr w:type="spellEnd"/>
+      <w:r>
+        <w:t>. As long as emissions remain net positive, warming continues.</w:t>
       </w:r>
     </w:p>
     <w:p>
       <w:pPr>
         <w:pStyle w:val="Heading3"/>
       </w:pPr>
-      <w:bookmarkStart w:id="4" w:name="_1pjzp4bk7atd" w:colFirst="0" w:colLast="0"/>
-      <w:bookmarkEnd w:id="4"/>
-      <w:commentRangeStart w:id="5"/>
-      <w:r>
-        <w:t>Standardised Scenario Frameworks: How Future Warming Is Described</w:t>
-      </w:r>
-      <w:commentRangeEnd w:id="5"/>
-      <w:r>
-        <w:rPr>
-          <w:rStyle w:val="CommentReference"/>
-          <w:sz w:val="28"/>
-          <w:szCs w:val="28"/>
-        </w:rPr>
-        <w:commentReference w:id="5"/>
-      </w:r>
-    </w:p>
-    <w:p>
-      <w:pPr>
-        <w:spacing w:before="240" w:after="240"/>
-        <w:jc w:val="both"/>
-      </w:pPr>
-      <w:r>
-        <w:t xml:space="preserve">To analyse future climate outcomes consistently, the IPCC uses </w:t>
-      </w:r>
-      <w:r>
-        <w:rPr>
-          <w:b/>
-          <w:bCs/>
-        </w:rPr>
-        <w:t>standardised scenario frameworks</w:t>
-      </w:r>
-      <w:r>
-        <w:t xml:space="preserve">. These do not predict what will happen, but instead describe what </w:t>
+      <w:bookmarkStart w:id="14" w:name="_1pjzp4bk7atd" w:colFirst="0" w:colLast="0"/>
+      <w:bookmarkEnd w:id="14"/>
+      <w:proofErr w:type="spellStart"/>
+      <w:r>
+        <w:t>Standardised</w:t>
+      </w:r>
+      <w:proofErr w:type="spellEnd"/>
+      <w:r>
+        <w:t xml:space="preserve"> Scenario Frameworks: How Future Warming Is Described</w:t>
+      </w:r>
+    </w:p>
+    <w:p>
+      <w:pPr>
+        <w:spacing w:before="240" w:after="240"/>
+        <w:jc w:val="both"/>
+      </w:pPr>
+      <w:r>
+        <w:t xml:space="preserve">To </w:t>
+      </w:r>
+      <w:proofErr w:type="spellStart"/>
+      <w:r>
+        <w:t>analyse</w:t>
+      </w:r>
+      <w:proofErr w:type="spellEnd"/>
+      <w:r>
+        <w:t xml:space="preserve"> future climate outcomes consistently, the IPCC uses </w:t>
+      </w:r>
+      <w:proofErr w:type="spellStart"/>
+      <w:r>
+        <w:rPr>
+          <w:b/>
+          <w:bCs/>
+        </w:rPr>
+        <w:t>standardised</w:t>
+      </w:r>
+      <w:proofErr w:type="spellEnd"/>
+      <w:r>
+        <w:rPr>
+          <w:b/>
+          <w:bCs/>
+        </w:rPr>
+        <w:t xml:space="preserve"> scenario frameworks</w:t>
+      </w:r>
+      <w:r>
+        <w:t xml:space="preserve">. These do not predict what will </w:t>
+      </w:r>
+      <w:proofErr w:type="gramStart"/>
+      <w:r>
+        <w:t>happen, but</w:t>
+      </w:r>
+      <w:proofErr w:type="gramEnd"/>
+      <w:r>
+        <w:t xml:space="preserve"> instead describe what </w:t>
       </w:r>
       <w:r>
         <w:rPr>
@@ -1172,8 +2321,8 @@
           <w:color w:val="000000"/>
         </w:rPr>
       </w:pPr>
-      <w:bookmarkStart w:id="6" w:name="_gx13snrbfpzl" w:colFirst="0" w:colLast="0"/>
-      <w:bookmarkEnd w:id="6"/>
+      <w:bookmarkStart w:id="15" w:name="_gx13snrbfpzl" w:colFirst="0" w:colLast="0"/>
+      <w:bookmarkEnd w:id="15"/>
       <w:r>
         <w:rPr>
           <w:i/>
@@ -1196,7 +2345,15 @@
         <w:t>RCPs</w:t>
       </w:r>
       <w:r>
-        <w:t xml:space="preserve"> are defined by the level of radiative forcing in 2100, measured in watts per square metre. Examples include: RCP2.6, RCP4.5, and RCP8.5</w:t>
+        <w:t xml:space="preserve"> are defined by the level of radiative forcing in 2100, measured in watts per square </w:t>
+      </w:r>
+      <w:proofErr w:type="spellStart"/>
+      <w:r>
+        <w:t>metre</w:t>
+      </w:r>
+      <w:proofErr w:type="spellEnd"/>
+      <w:r>
+        <w:t>. Examples include: RCP2.6, RCP4.5, and RCP8.5.</w:t>
       </w:r>
     </w:p>
     <w:p>
@@ -1230,8 +2387,8 @@
           <w:color w:val="000000"/>
         </w:rPr>
       </w:pPr>
-      <w:bookmarkStart w:id="7" w:name="_ornhyjs3zhe4" w:colFirst="0" w:colLast="0"/>
-      <w:bookmarkEnd w:id="7"/>
+      <w:bookmarkStart w:id="16" w:name="_ornhyjs3zhe4" w:colFirst="0" w:colLast="0"/>
+      <w:bookmarkEnd w:id="16"/>
       <w:r>
         <w:rPr>
           <w:i/>
@@ -1279,7 +2436,7 @@
       <w:pPr>
         <w:numPr>
           <w:ilvl w:val="0"/>
-          <w:numId w:val="16"/>
+          <w:numId w:val="18"/>
         </w:numPr>
         <w:spacing w:before="240" w:after="200"/>
         <w:jc w:val="both"/>
@@ -1292,7 +2449,7 @@
       <w:pPr>
         <w:numPr>
           <w:ilvl w:val="0"/>
-          <w:numId w:val="16"/>
+          <w:numId w:val="18"/>
         </w:numPr>
         <w:spacing w:after="200"/>
         <w:jc w:val="both"/>
@@ -1305,7 +2462,7 @@
       <w:pPr>
         <w:numPr>
           <w:ilvl w:val="0"/>
-          <w:numId w:val="16"/>
+          <w:numId w:val="18"/>
         </w:numPr>
         <w:spacing w:after="200"/>
         <w:jc w:val="both"/>
@@ -1325,7 +2482,7 @@
       <w:pPr>
         <w:numPr>
           <w:ilvl w:val="0"/>
-          <w:numId w:val="16"/>
+          <w:numId w:val="18"/>
         </w:numPr>
         <w:spacing w:before="240" w:after="200"/>
         <w:jc w:val="both"/>
@@ -1372,8 +2529,8 @@
           <w:color w:val="000000"/>
         </w:rPr>
       </w:pPr>
-      <w:bookmarkStart w:id="8" w:name="_poedxkfsyejd" w:colFirst="0" w:colLast="0"/>
-      <w:bookmarkEnd w:id="8"/>
+      <w:bookmarkStart w:id="17" w:name="_poedxkfsyejd" w:colFirst="0" w:colLast="0"/>
+      <w:bookmarkEnd w:id="17"/>
       <w:r>
         <w:rPr>
           <w:i/>
@@ -1401,7 +2558,7 @@
       <w:r>
         <w:t xml:space="preserve"> on its </w:t>
       </w:r>
-      <w:hyperlink r:id="rId21">
+      <w:hyperlink r:id="rId20">
         <w:r>
           <w:rPr>
             <w:color w:val="1155CC"/>
@@ -1453,7 +2610,7 @@
         <w:jc w:val="both"/>
       </w:pPr>
       <w:r>
-        <w:t>Incremental technological progress</w:t>
+        <w:t>Incremental technological progress.</w:t>
       </w:r>
     </w:p>
     <w:p>
@@ -1466,7 +2623,7 @@
         <w:jc w:val="both"/>
       </w:pPr>
       <w:r>
-        <w:t>Uneven policy implementation</w:t>
+        <w:t>Uneven policy implementation.</w:t>
       </w:r>
     </w:p>
     <w:p>
@@ -1479,7 +2636,7 @@
         <w:jc w:val="both"/>
       </w:pPr>
       <w:r>
-        <w:t>Continued economic growth</w:t>
+        <w:t>Continued economic growth.</w:t>
       </w:r>
     </w:p>
     <w:p>
@@ -1492,16 +2649,24 @@
         <w:jc w:val="both"/>
       </w:pPr>
       <w:r>
-        <w:t>No dramatic global acceleration in climate ambition</w:t>
-      </w:r>
-    </w:p>
-    <w:p>
-      <w:pPr>
-        <w:spacing w:before="240" w:after="240"/>
-        <w:jc w:val="both"/>
-      </w:pPr>
-      <w:r>
-        <w:t>It does not assume coordinated, transformative decarbonisation at the pace required for 1.5°C. Nor does it assume a breakdown of global cooperation or a return to unchecked fossil expansion. In other words, SSP2-4.5 reflects a world that is making progress but not fast enough.</w:t>
+        <w:t>No dramatic global acceleration in climate ambition.</w:t>
+      </w:r>
+    </w:p>
+    <w:p>
+      <w:pPr>
+        <w:spacing w:before="240" w:after="240"/>
+        <w:jc w:val="both"/>
+      </w:pPr>
+      <w:r>
+        <w:t xml:space="preserve">It does not assume coordinated, transformative </w:t>
+      </w:r>
+      <w:proofErr w:type="spellStart"/>
+      <w:r>
+        <w:t>decarbonisation</w:t>
+      </w:r>
+      <w:proofErr w:type="spellEnd"/>
+      <w:r>
+        <w:t xml:space="preserve"> at the pace required for 1.5°C. Nor does it assume a breakdown of global cooperation or a return to unchecked fossil expansion. In other words, SSP2-4.5 reflects a world that is making progress but not fast enough.</w:t>
       </w:r>
     </w:p>
     <w:p>
@@ -1527,8 +2692,8 @@
       <w:pPr>
         <w:pStyle w:val="Heading2"/>
       </w:pPr>
-      <w:bookmarkStart w:id="9" w:name="_5hpp5cp9hn2c" w:colFirst="0" w:colLast="0"/>
-      <w:bookmarkEnd w:id="9"/>
+      <w:bookmarkStart w:id="18" w:name="_5hpp5cp9hn2c" w:colFirst="0" w:colLast="0"/>
+      <w:bookmarkEnd w:id="18"/>
       <w:r>
         <w:t>Where Current Policies Lead: Emissions Pathways</w:t>
       </w:r>
@@ -1539,7 +2704,15 @@
         <w:jc w:val="both"/>
       </w:pPr>
       <w:r>
-        <w:t>While SSPs provide structured reference futures, several independent groups attempt to estimate where current real-world policies are actually taking us.</w:t>
+        <w:t xml:space="preserve">While SSPs provide structured reference futures, several independent groups attempt to estimate where current real-world policies are </w:t>
+      </w:r>
+      <w:proofErr w:type="gramStart"/>
+      <w:r>
+        <w:t>actually taking</w:t>
+      </w:r>
+      <w:proofErr w:type="gramEnd"/>
+      <w:r>
+        <w:t xml:space="preserve"> us.</w:t>
       </w:r>
     </w:p>
     <w:p>
@@ -1550,7 +2723,7 @@
       <w:r>
         <w:t xml:space="preserve">One of the most widely cited is </w:t>
       </w:r>
-      <w:hyperlink r:id="rId22">
+      <w:hyperlink r:id="rId21">
         <w:r>
           <w:rPr>
             <w:b/>
@@ -1578,7 +2751,7 @@
       <w:pPr>
         <w:numPr>
           <w:ilvl w:val="0"/>
-          <w:numId w:val="9"/>
+          <w:numId w:val="11"/>
         </w:numPr>
         <w:spacing w:before="240" w:after="200"/>
         <w:jc w:val="both"/>
@@ -1608,7 +2781,7 @@
       <w:pPr>
         <w:numPr>
           <w:ilvl w:val="0"/>
-          <w:numId w:val="9"/>
+          <w:numId w:val="11"/>
         </w:numPr>
         <w:spacing w:after="200"/>
         <w:jc w:val="both"/>
@@ -1638,7 +2811,7 @@
       <w:pPr>
         <w:numPr>
           <w:ilvl w:val="0"/>
-          <w:numId w:val="9"/>
+          <w:numId w:val="11"/>
         </w:numPr>
         <w:spacing w:before="240" w:after="200"/>
         <w:jc w:val="both"/>
@@ -1687,8 +2860,8 @@
       <w:pPr>
         <w:pStyle w:val="Heading3"/>
       </w:pPr>
-      <w:bookmarkStart w:id="10" w:name="_clnk2ezcmuay" w:colFirst="0" w:colLast="0"/>
-      <w:bookmarkEnd w:id="10"/>
+      <w:bookmarkStart w:id="19" w:name="_clnk2ezcmuay" w:colFirst="0" w:colLast="0"/>
+      <w:bookmarkEnd w:id="19"/>
       <w:r>
         <w:t>The Carbon Clock: What Carbon Sense Is Counting</w:t>
       </w:r>
@@ -1700,7 +2873,7 @@
       <w:r>
         <w:t xml:space="preserve">The Carbon Sense </w:t>
       </w:r>
-      <w:hyperlink r:id="rId23">
+      <w:hyperlink r:id="rId22">
         <w:r>
           <w:rPr>
             <w:color w:val="1155CC"/>
@@ -1717,26 +2890,40 @@
       <w:pPr>
         <w:numPr>
           <w:ilvl w:val="0"/>
-          <w:numId w:val="8"/>
+          <w:numId w:val="9"/>
         </w:numPr>
         <w:spacing w:before="240" w:after="200"/>
         <w:jc w:val="both"/>
       </w:pPr>
       <w:r>
-        <w:t>Cumulative CO₂ emissions since 1 January 2026, and</w:t>
+        <w:t>Cumulative CO₂-equivalent (</w:t>
+      </w:r>
+      <w:proofErr w:type="spellStart"/>
+      <w:r>
+        <w:t>CO₂e</w:t>
+      </w:r>
+      <w:proofErr w:type="spellEnd"/>
+      <w:r>
+        <w:t>) emissions since 1 January 2026, and</w:t>
       </w:r>
     </w:p>
     <w:p>
       <w:pPr>
         <w:numPr>
           <w:ilvl w:val="0"/>
-          <w:numId w:val="8"/>
+          <w:numId w:val="9"/>
         </w:numPr>
         <w:spacing w:before="240" w:after="200"/>
         <w:jc w:val="both"/>
       </w:pPr>
       <w:r>
         <w:t>The implied rate of emissions per second.</w:t>
+      </w:r>
+      <w:r>
+        <w:rPr>
+          <w:vertAlign w:val="superscript"/>
+        </w:rPr>
+        <w:footnoteReference w:id="8"/>
       </w:r>
     </w:p>
     <w:p>
@@ -1768,12 +2955,44 @@
           <w:b/>
           <w:bCs/>
         </w:rPr>
-        <w:t>60.4 gigatonnes of CO₂ per year</w:t>
+        <w:t xml:space="preserve">60.4 </w:t>
+      </w:r>
+      <w:proofErr w:type="spellStart"/>
+      <w:r>
+        <w:rPr>
+          <w:b/>
+          <w:bCs/>
+        </w:rPr>
+        <w:t>gigatonnes</w:t>
+      </w:r>
+      <w:proofErr w:type="spellEnd"/>
+      <w:r>
+        <w:rPr>
+          <w:b/>
+          <w:bCs/>
+        </w:rPr>
+        <w:t xml:space="preserve"> of </w:t>
+      </w:r>
+      <w:proofErr w:type="spellStart"/>
+      <w:r>
+        <w:rPr>
+          <w:b/>
+          <w:bCs/>
+        </w:rPr>
+        <w:t>CO₂e</w:t>
+      </w:r>
+      <w:proofErr w:type="spellEnd"/>
+      <w:r>
+        <w:rPr>
+          <w:b/>
+          <w:bCs/>
+        </w:rPr>
+        <w:t xml:space="preserve"> per year</w:t>
       </w:r>
       <w:r>
         <w:t xml:space="preserve">, based on a global emissions forecast from the </w:t>
       </w:r>
-      <w:hyperlink r:id="rId24">
+      <w:hyperlink r:id="rId23">
         <w:r>
           <w:rPr>
             <w:color w:val="1155CC"/>
@@ -1799,7 +3018,39 @@
           <w:b/>
           <w:bCs/>
         </w:rPr>
-        <w:t>1,914 tonnes of CO₂ per second</w:t>
+        <w:t xml:space="preserve">1,914 </w:t>
+      </w:r>
+      <w:proofErr w:type="spellStart"/>
+      <w:r>
+        <w:rPr>
+          <w:b/>
+          <w:bCs/>
+        </w:rPr>
+        <w:t>tonnes</w:t>
+      </w:r>
+      <w:proofErr w:type="spellEnd"/>
+      <w:r>
+        <w:rPr>
+          <w:b/>
+          <w:bCs/>
+        </w:rPr>
+        <w:t xml:space="preserve"> of </w:t>
+      </w:r>
+      <w:proofErr w:type="spellStart"/>
+      <w:r>
+        <w:rPr>
+          <w:b/>
+          <w:bCs/>
+        </w:rPr>
+        <w:t>CO₂e</w:t>
+      </w:r>
+      <w:proofErr w:type="spellEnd"/>
+      <w:r>
+        <w:rPr>
+          <w:b/>
+          <w:bCs/>
+        </w:rPr>
+        <w:t xml:space="preserve"> per second</w:t>
       </w:r>
       <w:r>
         <w:t>.</w:t>
@@ -1810,173 +3061,393 @@
         <w:pStyle w:val="Heading2"/>
         <w:jc w:val="both"/>
       </w:pPr>
-      <w:bookmarkStart w:id="11" w:name="_xkzwvk524h10" w:colFirst="0" w:colLast="0"/>
-      <w:bookmarkEnd w:id="11"/>
+      <w:bookmarkStart w:id="20" w:name="_xkzwvk524h10" w:colFirst="0" w:colLast="0"/>
+      <w:bookmarkEnd w:id="20"/>
       <w:r>
         <w:t>Putting It All Together</w:t>
       </w:r>
     </w:p>
     <w:p>
       <w:pPr>
-        <w:spacing w:before="240" w:after="240"/>
-        <w:jc w:val="both"/>
-      </w:pPr>
-      <w:r>
-        <w:t>Climate economics rests on a simple but powerful chain of logic:</w:t>
+        <w:spacing w:after="240"/>
+        <w:jc w:val="both"/>
+      </w:pPr>
+      <w:r>
+        <w:t>Climate economics ultimately rests on a chain of reasoning that links physical science, international policy, and economic decision-making.</w:t>
+      </w:r>
+    </w:p>
+    <w:p>
+      <w:pPr>
+        <w:spacing w:before="240" w:after="240"/>
+        <w:jc w:val="both"/>
+      </w:pPr>
+      <w:r>
+        <w:t>The starting point is the basic physics of the climate system. Human activities release greenhouse gases, particularly carbon dioxide, into the atmosphere. These gases strengthen the greenhouse effect by increasing radiative forcing and trapping additional heat within the Earth’s climate system. As atmospheric concentrations rise, global temperatures increase.</w:t>
+      </w:r>
+    </w:p>
+    <w:p>
+      <w:pPr>
+        <w:spacing w:before="240" w:after="240"/>
+        <w:jc w:val="both"/>
+      </w:pPr>
+      <w:r>
+        <w:t>Climate science has established several key facts about this relationship. First, global temperatures have already increased by roughly 1.2°C relative to pre-industrial levels. Second, the risks associated with climate change rise sharply as warming increases, particularly beyond 1.5°C and 2°C. These thresholds therefore serve as focal points for international climate policy.</w:t>
+      </w:r>
+    </w:p>
+    <w:p>
+      <w:pPr>
+        <w:spacing w:before="240" w:after="240"/>
+        <w:jc w:val="both"/>
+      </w:pPr>
+      <w:r>
+        <w:t xml:space="preserve">At the same time, climate science also provides a crucial simplifying insight for economists: global warming depends largely on </w:t>
+      </w:r>
+      <w:r>
+        <w:rPr>
+          <w:b/>
+          <w:bCs/>
+        </w:rPr>
+        <w:t>cumulative carbon dioxide emissions</w:t>
+      </w:r>
+      <w:r>
+        <w:t xml:space="preserve">. The Transient Climate Response to Cumulative Emissions (TCRE) shows that the relationship between total emissions </w:t>
+      </w:r>
+      <w:r>
+        <w:lastRenderedPageBreak/>
+        <w:t xml:space="preserve">and temperature increases is approximately linear. This means every additional </w:t>
+      </w:r>
+      <w:proofErr w:type="spellStart"/>
+      <w:r>
+        <w:t>tonne</w:t>
+      </w:r>
+      <w:proofErr w:type="spellEnd"/>
+      <w:r>
+        <w:t xml:space="preserve"> of CO₂ contributes to warming, regardless of when it is emitted.</w:t>
+      </w:r>
+    </w:p>
+    <w:p>
+      <w:pPr>
+        <w:spacing w:before="240" w:after="240"/>
+        <w:jc w:val="both"/>
+      </w:pPr>
+      <w:r>
+        <w:t xml:space="preserve">From this relationship emerges the concept of </w:t>
+      </w:r>
+      <w:r>
+        <w:rPr>
+          <w:b/>
+          <w:bCs/>
+        </w:rPr>
+        <w:t>carbon budgets</w:t>
+      </w:r>
+      <w:r>
+        <w:t>. If cumulative emissions determine temperature outcomes, then limiting warming to a given level implies a finite amount of CO₂ that can be emitted globally. These budgets translate temperature goals, such as those in the Paris Agreement, into quantitative constraints on emissions.</w:t>
+      </w:r>
+    </w:p>
+    <w:p>
+      <w:pPr>
+        <w:spacing w:before="240" w:after="240"/>
+        <w:jc w:val="both"/>
+      </w:pPr>
+      <w:r>
+        <w:t>International climate policy is therefore structured around these scientific constraints. The United Nations Framework Convention on Climate Change established the institutional framework for global cooperation. The Kyoto Protocol introduced the first binding emissions targets and market-based mechanisms. The Paris Agreement then shifted toward universal participation through nationally determined contributions, anchored around the goal of limiting warming to well below 2°C and pursuing efforts to limit it to 1.5°C.</w:t>
+      </w:r>
+    </w:p>
+    <w:p>
+      <w:pPr>
+        <w:spacing w:before="240" w:after="240"/>
+        <w:jc w:val="both"/>
+      </w:pPr>
+      <w:r>
+        <w:t xml:space="preserve">To </w:t>
+      </w:r>
+      <w:proofErr w:type="spellStart"/>
+      <w:r>
+        <w:t>analyse</w:t>
+      </w:r>
+      <w:proofErr w:type="spellEnd"/>
+      <w:r>
+        <w:t xml:space="preserve"> possible futures within this framework, the IPCC developed </w:t>
+      </w:r>
+      <w:proofErr w:type="spellStart"/>
+      <w:r>
+        <w:rPr>
+          <w:b/>
+          <w:bCs/>
+        </w:rPr>
+        <w:t>standardised</w:t>
+      </w:r>
+      <w:proofErr w:type="spellEnd"/>
+      <w:r>
+        <w:rPr>
+          <w:b/>
+          <w:bCs/>
+        </w:rPr>
+        <w:t xml:space="preserve"> scenario frameworks</w:t>
+      </w:r>
+      <w:r>
+        <w:t>, including Representative Concentration Pathways and Shared Socioeconomic Pathways. These scenarios provide structured descriptions of how emissions, economic development, and policy could evolve under different assumptions.</w:t>
+      </w:r>
+    </w:p>
+    <w:p>
+      <w:pPr>
+        <w:spacing w:before="240" w:after="240"/>
+        <w:jc w:val="both"/>
+      </w:pPr>
+      <w:r>
+        <w:t xml:space="preserve">In parallel, independent groups such as Climate Action Tracker </w:t>
+      </w:r>
+      <w:proofErr w:type="spellStart"/>
+      <w:r>
+        <w:t>analyse</w:t>
+      </w:r>
+      <w:proofErr w:type="spellEnd"/>
+      <w:r>
+        <w:t xml:space="preserve"> current policies to estimate where the world is </w:t>
+      </w:r>
+      <w:proofErr w:type="gramStart"/>
+      <w:r>
+        <w:t>actually heading</w:t>
+      </w:r>
+      <w:proofErr w:type="gramEnd"/>
+      <w:r>
+        <w:t xml:space="preserve">. Their assessments suggest that existing policies are broadly consistent with around </w:t>
+      </w:r>
+      <w:r>
+        <w:rPr>
+          <w:b/>
+          <w:bCs/>
+        </w:rPr>
+        <w:t>2.6–2.7°C of warming</w:t>
+      </w:r>
+      <w:r>
+        <w:t>, while stated long-term pledges imply somewhat lower outcomes if fully implemented. The difference between these two trajectories highlights the persistent gap between policy ambition and policy implementation.</w:t>
+      </w:r>
+    </w:p>
+    <w:p>
+      <w:pPr>
+        <w:spacing w:before="240" w:after="240"/>
+        <w:jc w:val="both"/>
+      </w:pPr>
+      <w:r>
+        <w:t xml:space="preserve">Taken together, these elements show that climate change is not merely an environmental issue. It is fundamentally an </w:t>
+      </w:r>
+      <w:r>
+        <w:rPr>
+          <w:b/>
+          <w:bCs/>
+        </w:rPr>
+        <w:t>economic problem of decision-making under constraint</w:t>
+      </w:r>
+      <w:r>
+        <w:t>.</w:t>
+      </w:r>
+    </w:p>
+    <w:p>
+      <w:pPr>
+        <w:spacing w:before="240" w:after="240"/>
+        <w:jc w:val="both"/>
+      </w:pPr>
+      <w:r>
+        <w:t>Societies face a limited carbon budget, uncertain future damages, and substantial differences in income, vulnerability, and responsibility across countries. Policymakers must decide how quickly to reduce emissions, how to allocate mitigation efforts across regions and sectors, and how to balance short-term economic costs against long-term climate risks.</w:t>
+      </w:r>
+    </w:p>
+    <w:p>
+      <w:pPr>
+        <w:spacing w:before="240" w:after="240"/>
+        <w:jc w:val="both"/>
+      </w:pPr>
+      <w:r>
+        <w:t>Climate economics therefore studies how these choices can be made efficiently and equitably. By combining insights from climate science with economic analysis, it provides the framework used to design carbon pricing systems, evaluate climate policies, and assess the long-term consequences of different emissions pathways.</w:t>
+      </w:r>
+    </w:p>
+    <w:p>
+      <w:pPr>
+        <w:pStyle w:val="Heading2"/>
+        <w:jc w:val="both"/>
+      </w:pPr>
+      <w:bookmarkStart w:id="21" w:name="_3511p38atrfh" w:colFirst="0" w:colLast="0"/>
+      <w:bookmarkEnd w:id="21"/>
+      <w:r>
+        <w:t>Annex: Greenhouse Gases and CO₂-Equivalence (</w:t>
+      </w:r>
+      <w:proofErr w:type="spellStart"/>
+      <w:r>
+        <w:t>CO₂e</w:t>
+      </w:r>
+      <w:proofErr w:type="spellEnd"/>
+      <w:r>
+        <w:t>)</w:t>
+      </w:r>
+    </w:p>
+    <w:p>
+      <w:pPr>
+        <w:spacing w:after="240"/>
+        <w:jc w:val="both"/>
+      </w:pPr>
+      <w:r>
+        <w:t xml:space="preserve">Climate policy covers </w:t>
+      </w:r>
+      <w:r>
+        <w:rPr>
+          <w:b/>
+          <w:bCs/>
+        </w:rPr>
+        <w:t>all greenhouse gases (GHGs)</w:t>
+      </w:r>
+      <w:r>
+        <w:t>, not only carbon dioxide. These include:</w:t>
       </w:r>
     </w:p>
     <w:p>
       <w:pPr>
         <w:numPr>
           <w:ilvl w:val="0"/>
-          <w:numId w:val="3"/>
+          <w:numId w:val="12"/>
         </w:numPr>
         <w:spacing w:before="240" w:after="200"/>
         <w:jc w:val="both"/>
       </w:pPr>
       <w:r>
-        <w:t xml:space="preserve">International agreements define </w:t>
-      </w:r>
-      <w:r>
-        <w:rPr>
-          <w:b/>
-          <w:bCs/>
-        </w:rPr>
-        <w:t>goals</w:t>
-      </w:r>
-      <w:r>
-        <w:t>.</w:t>
-      </w:r>
+        <w:rPr>
+          <w:b/>
+          <w:bCs/>
+        </w:rPr>
+        <w:t>Carbon dioxide (CO₂)</w:t>
+      </w:r>
+      <w:r>
+        <w:t xml:space="preserve">: long-lived and </w:t>
+      </w:r>
+      <w:proofErr w:type="gramStart"/>
+      <w:r>
+        <w:t>cumulative;</w:t>
+      </w:r>
+      <w:proofErr w:type="gramEnd"/>
     </w:p>
     <w:p>
       <w:pPr>
         <w:numPr>
           <w:ilvl w:val="0"/>
-          <w:numId w:val="3"/>
+          <w:numId w:val="12"/>
         </w:numPr>
         <w:spacing w:after="200"/>
         <w:jc w:val="both"/>
       </w:pPr>
       <w:r>
-        <w:t xml:space="preserve">The IPCC sets the </w:t>
-      </w:r>
-      <w:r>
-        <w:rPr>
-          <w:b/>
-          <w:bCs/>
-        </w:rPr>
-        <w:t>scientific guardrails</w:t>
-      </w:r>
-      <w:r>
-        <w:t>:</w:t>
-      </w:r>
+        <w:rPr>
+          <w:b/>
+          <w:bCs/>
+        </w:rPr>
+        <w:t>Methane (CH₄)</w:t>
+      </w:r>
+      <w:r>
+        <w:t xml:space="preserve">: short-lived but highly </w:t>
+      </w:r>
+      <w:proofErr w:type="gramStart"/>
+      <w:r>
+        <w:t>potent;</w:t>
+      </w:r>
+      <w:proofErr w:type="gramEnd"/>
     </w:p>
     <w:p>
       <w:pPr>
         <w:numPr>
-          <w:ilvl w:val="1"/>
-          <w:numId w:val="3"/>
+          <w:ilvl w:val="0"/>
+          <w:numId w:val="12"/>
         </w:numPr>
         <w:spacing w:after="200"/>
         <w:jc w:val="both"/>
       </w:pPr>
       <w:r>
-        <w:t>Climate sensitivities link emissions to warming.</w:t>
-      </w:r>
-    </w:p>
-    <w:p>
-      <w:pPr>
-        <w:numPr>
-          <w:ilvl w:val="1"/>
-          <w:numId w:val="3"/>
-        </w:numPr>
-        <w:spacing w:after="200"/>
-        <w:jc w:val="both"/>
-      </w:pPr>
-      <w:r>
-        <w:t>Carbon budgets translate temperature limits into quantitative constraints.</w:t>
-      </w:r>
-    </w:p>
-    <w:p>
-      <w:pPr>
-        <w:numPr>
-          <w:ilvl w:val="1"/>
-          <w:numId w:val="3"/>
-        </w:numPr>
-        <w:spacing w:after="200"/>
-        <w:jc w:val="both"/>
-      </w:pPr>
-      <w:r>
-        <w:t>SSPs provide structured futures for analysis.</w:t>
+        <w:rPr>
+          <w:b/>
+          <w:bCs/>
+        </w:rPr>
+        <w:lastRenderedPageBreak/>
+        <w:t>Nitrous oxide (N₂O)</w:t>
+      </w:r>
+      <w:r>
+        <w:t>: long-lived and powerful; and</w:t>
       </w:r>
     </w:p>
     <w:p>
       <w:pPr>
         <w:numPr>
           <w:ilvl w:val="0"/>
-          <w:numId w:val="3"/>
+          <w:numId w:val="12"/>
         </w:numPr>
         <w:spacing w:before="240" w:after="200"/>
         <w:jc w:val="both"/>
       </w:pPr>
       <w:r>
-        <w:t>Policy trackers show where current actions are likely to lead.</w:t>
-      </w:r>
-    </w:p>
-    <w:p>
-      <w:pPr>
-        <w:spacing w:before="240" w:after="240"/>
-        <w:jc w:val="both"/>
-      </w:pPr>
-      <w:r>
-        <w:t>Taken together, these elements show that climate change is not merely an environmental issue. It is an intertemporal allocation problem under uncertainty, shaped by political feasibility, technological change, and distributional impacts across countries and generations.</w:t>
-      </w:r>
-    </w:p>
-    <w:p>
-      <w:pPr>
-        <w:spacing w:before="240" w:after="240"/>
-        <w:jc w:val="both"/>
-      </w:pPr>
-      <w:r>
-        <w:t>Climate economics is therefore about choices under constraint: limited carbon budgets, uneven development, and the need to balance short-term costs with long-term risks.</w:t>
-      </w:r>
-    </w:p>
-    <w:p>
-      <w:pPr>
-        <w:pStyle w:val="Heading2"/>
-        <w:jc w:val="both"/>
-      </w:pPr>
-      <w:bookmarkStart w:id="12" w:name="_3511p38atrfh" w:colFirst="0" w:colLast="0"/>
-      <w:bookmarkEnd w:id="12"/>
-      <w:r>
-        <w:lastRenderedPageBreak/>
-        <w:t>Annex: Greenhouse Gases and CO₂-Equivalence (CO₂e)</w:t>
-      </w:r>
-    </w:p>
-    <w:p>
-      <w:pPr>
-        <w:spacing w:after="240"/>
-        <w:jc w:val="both"/>
-      </w:pPr>
-      <w:r>
-        <w:t xml:space="preserve">Climate policy covers </w:t>
-      </w:r>
-      <w:r>
-        <w:rPr>
-          <w:b/>
-          <w:bCs/>
-        </w:rPr>
-        <w:t>all greenhouse gases (GHGs)</w:t>
-      </w:r>
-      <w:r>
-        <w:t>, not only carbon dioxide. These include:</w:t>
+        <w:rPr>
+          <w:b/>
+          <w:bCs/>
+        </w:rPr>
+        <w:t>Fluorinated gases (F-gases)</w:t>
+      </w:r>
+      <w:r>
+        <w:t>: emitted in small quantities but extremely high warming potency.</w:t>
+      </w:r>
+    </w:p>
+    <w:p>
+      <w:pPr>
+        <w:spacing w:before="240" w:after="240"/>
+        <w:jc w:val="both"/>
+      </w:pPr>
+      <w:r>
+        <w:t xml:space="preserve">Although CO₂ has a lower warming impact per </w:t>
+      </w:r>
+      <w:proofErr w:type="spellStart"/>
+      <w:r>
+        <w:t>tonne</w:t>
+      </w:r>
+      <w:proofErr w:type="spellEnd"/>
+      <w:r>
+        <w:t xml:space="preserve"> than several other greenhouse gases, it is responsible for roughly </w:t>
+      </w:r>
+      <w:r>
+        <w:rPr>
+          <w:b/>
+          <w:bCs/>
+        </w:rPr>
+        <w:t>two-thirds of net anthropogenic warming to date</w:t>
+      </w:r>
+      <w:r>
+        <w:t xml:space="preserve"> because of the large increase in its atmospheric concentration since the industrial revolution.</w:t>
+      </w:r>
+      <w:r>
+        <w:rPr>
+          <w:vertAlign w:val="superscript"/>
+        </w:rPr>
+        <w:footnoteReference w:id="9"/>
+      </w:r>
+    </w:p>
+    <w:p>
+      <w:pPr>
+        <w:pStyle w:val="Heading3"/>
+        <w:jc w:val="both"/>
+      </w:pPr>
+      <w:bookmarkStart w:id="22" w:name="_76hqd5xxsu81" w:colFirst="0" w:colLast="0"/>
+      <w:bookmarkEnd w:id="22"/>
+      <w:r>
+        <w:t>Why Gases Differ in Climate Impact</w:t>
+      </w:r>
+    </w:p>
+    <w:p>
+      <w:pPr>
+        <w:spacing w:before="240" w:after="240"/>
+        <w:jc w:val="both"/>
+      </w:pPr>
+      <w:r>
+        <w:t>The warming impact of a greenhouse gas depends on two key physical characteristics:</w:t>
       </w:r>
     </w:p>
     <w:p>
       <w:pPr>
         <w:numPr>
           <w:ilvl w:val="0"/>
-          <w:numId w:val="10"/>
+          <w:numId w:val="15"/>
         </w:numPr>
         <w:spacing w:before="240" w:after="200"/>
         <w:jc w:val="both"/>
@@ -1986,142 +3457,17 @@
           <w:b/>
           <w:bCs/>
         </w:rPr>
-        <w:t>Carbon dioxide (CO₂)</w:t>
-      </w:r>
-      <w:r>
-        <w:t>: long-lived and cumulative;</w:t>
+        <w:t>Radiative efficiency</w:t>
+      </w:r>
+      <w:r>
+        <w:t>: how effectively the gas absorbs energy and re-emits it as heat.</w:t>
       </w:r>
     </w:p>
     <w:p>
       <w:pPr>
         <w:numPr>
           <w:ilvl w:val="0"/>
-          <w:numId w:val="10"/>
-        </w:numPr>
-        <w:spacing w:after="200"/>
-        <w:jc w:val="both"/>
-      </w:pPr>
-      <w:r>
-        <w:rPr>
-          <w:b/>
-          <w:bCs/>
-        </w:rPr>
-        <w:t>Methane (CH₄)</w:t>
-      </w:r>
-      <w:r>
-        <w:t>: short-lived but highly potent;</w:t>
-      </w:r>
-    </w:p>
-    <w:p>
-      <w:pPr>
-        <w:numPr>
-          <w:ilvl w:val="0"/>
-          <w:numId w:val="10"/>
-        </w:numPr>
-        <w:spacing w:after="200"/>
-        <w:jc w:val="both"/>
-      </w:pPr>
-      <w:r>
-        <w:rPr>
-          <w:b/>
-          <w:bCs/>
-        </w:rPr>
-        <w:t>Nitrous oxide (N₂O)</w:t>
-      </w:r>
-      <w:r>
-        <w:t>: long-lived and powerful; and</w:t>
-      </w:r>
-    </w:p>
-    <w:p>
-      <w:pPr>
-        <w:numPr>
-          <w:ilvl w:val="0"/>
-          <w:numId w:val="10"/>
-        </w:numPr>
-        <w:spacing w:before="240" w:after="200"/>
-        <w:jc w:val="both"/>
-      </w:pPr>
-      <w:r>
-        <w:rPr>
-          <w:b/>
-          <w:bCs/>
-        </w:rPr>
-        <w:t>Fluorinated gases (F-gases)</w:t>
-      </w:r>
-      <w:r>
-        <w:t>: emitted in small quantities but extremely high warming potency.</w:t>
-      </w:r>
-    </w:p>
-    <w:p>
-      <w:pPr>
-        <w:spacing w:before="240" w:after="240"/>
-        <w:jc w:val="both"/>
-      </w:pPr>
-      <w:r>
-        <w:t xml:space="preserve">Although CO₂ has a lower warming impact per tonne than several other greenhouse gases, it is responsible for roughly </w:t>
-      </w:r>
-      <w:r>
-        <w:rPr>
-          <w:b/>
-          <w:bCs/>
-        </w:rPr>
-        <w:t>two-thirds of net anthropogenic warming to date</w:t>
-      </w:r>
-      <w:r>
-        <w:t xml:space="preserve"> because of the large increase in its atmospheric concentration since the industrial revolution.</w:t>
-      </w:r>
-      <w:r>
-        <w:rPr>
-          <w:vertAlign w:val="superscript"/>
-        </w:rPr>
-        <w:footnoteReference w:id="10"/>
-      </w:r>
-    </w:p>
-    <w:p>
-      <w:pPr>
-        <w:pStyle w:val="Heading3"/>
-        <w:jc w:val="both"/>
-      </w:pPr>
-      <w:bookmarkStart w:id="13" w:name="_76hqd5xxsu81" w:colFirst="0" w:colLast="0"/>
-      <w:bookmarkEnd w:id="13"/>
-      <w:r>
-        <w:t>Why Gases Differ in Climate Impact</w:t>
-      </w:r>
-    </w:p>
-    <w:p>
-      <w:pPr>
-        <w:spacing w:before="240" w:after="240"/>
-        <w:jc w:val="both"/>
-      </w:pPr>
-      <w:r>
-        <w:t>The warming impact of a greenhouse gas depends on two key physical characteristics:</w:t>
-      </w:r>
-    </w:p>
-    <w:p>
-      <w:pPr>
-        <w:numPr>
-          <w:ilvl w:val="0"/>
-          <w:numId w:val="13"/>
-        </w:numPr>
-        <w:spacing w:before="240" w:after="200"/>
-        <w:jc w:val="both"/>
-      </w:pPr>
-      <w:r>
-        <w:rPr>
-          <w:b/>
-          <w:bCs/>
-        </w:rPr>
-        <w:t>Radiative efficiency</w:t>
-      </w:r>
-      <w:r>
-        <w:t>: how effectively the gas absorbs energy and re-emits it as heat.</w:t>
-      </w:r>
-    </w:p>
-    <w:p>
-      <w:pPr>
-        <w:numPr>
-          <w:ilvl w:val="0"/>
-          <w:numId w:val="13"/>
+          <w:numId w:val="15"/>
         </w:numPr>
         <w:spacing w:before="240" w:after="200"/>
         <w:jc w:val="both"/>
@@ -2183,7 +3529,16 @@
         <w:t>Methane (CH₄)</w:t>
       </w:r>
       <w:r>
-        <w:t xml:space="preserve"> has a high radiative efficiency but a relatively short atmospheric lifetime (about 12 years).</w:t>
+        <w:t xml:space="preserve"> has a high radiative efficiency (about 8 times that of CO</w:t>
+      </w:r>
+      <w:r>
+        <w:rPr>
+          <w:vertAlign w:val="subscript"/>
+        </w:rPr>
+        <w:t>2</w:t>
+      </w:r>
+      <w:r>
+        <w:t>) but a relatively short atmospheric lifetime (about 12 years).</w:t>
       </w:r>
     </w:p>
     <w:p>
@@ -2203,10 +3558,16 @@
         <w:t>Nitrous oxide (N₂O)</w:t>
       </w:r>
       <w:r>
-        <w:t xml:space="preserve"> persists for over a century.</w:t>
-      </w:r>
-      <w:r>
-        <w:br/>
+        <w:t xml:space="preserve"> persists for over a century and has even higher radiative efficiency (about 25 times higher than CO</w:t>
+      </w:r>
+      <w:r>
+        <w:rPr>
+          <w:vertAlign w:val="subscript"/>
+        </w:rPr>
+        <w:t>2</w:t>
+      </w:r>
+      <w:r>
+        <w:t>).</w:t>
       </w:r>
     </w:p>
     <w:p>
@@ -2222,7 +3583,23 @@
           <w:b/>
           <w:bCs/>
         </w:rPr>
-        <w:t>carbon dioxide equivalent (CO₂e)</w:t>
+        <w:t>carbon dioxide equivalent (</w:t>
+      </w:r>
+      <w:proofErr w:type="spellStart"/>
+      <w:r>
+        <w:rPr>
+          <w:b/>
+          <w:bCs/>
+        </w:rPr>
+        <w:t>CO₂e</w:t>
+      </w:r>
+      <w:proofErr w:type="spellEnd"/>
+      <w:r>
+        <w:rPr>
+          <w:b/>
+          <w:bCs/>
+        </w:rPr>
+        <w:t>)</w:t>
       </w:r>
       <w:r>
         <w:t>.</w:t>
@@ -2233,8 +3610,8 @@
         <w:pStyle w:val="Heading3"/>
         <w:jc w:val="both"/>
       </w:pPr>
-      <w:bookmarkStart w:id="14" w:name="_bk6204xn5cmf" w:colFirst="0" w:colLast="0"/>
-      <w:bookmarkEnd w:id="14"/>
+      <w:bookmarkStart w:id="23" w:name="_bk6204xn5cmf" w:colFirst="0" w:colLast="0"/>
+      <w:bookmarkEnd w:id="23"/>
       <w:r>
         <w:t>Global Warming Potentials (GWP)</w:t>
       </w:r>
@@ -2245,7 +3622,15 @@
         <w:jc w:val="both"/>
       </w:pPr>
       <w:r>
-        <w:t xml:space="preserve">The conversion to CO₂e relies on </w:t>
+        <w:t xml:space="preserve">The conversion to </w:t>
+      </w:r>
+      <w:proofErr w:type="spellStart"/>
+      <w:r>
+        <w:t>CO₂e</w:t>
+      </w:r>
+      <w:proofErr w:type="spellEnd"/>
+      <w:r>
+        <w:t xml:space="preserve"> relies on </w:t>
       </w:r>
       <w:r>
         <w:rPr>
@@ -2264,35 +3649,59 @@
         <w:jc w:val="both"/>
       </w:pPr>
       <w:r>
+        <w:t xml:space="preserve">GWP measures the total warming effect of one </w:t>
+      </w:r>
+      <w:proofErr w:type="spellStart"/>
+      <w:r>
+        <w:t>tonne</w:t>
+      </w:r>
+      <w:proofErr w:type="spellEnd"/>
+      <w:r>
+        <w:t xml:space="preserve"> of a gas relative to one </w:t>
+      </w:r>
+      <w:proofErr w:type="spellStart"/>
+      <w:r>
+        <w:t>tonne</w:t>
+      </w:r>
+      <w:proofErr w:type="spellEnd"/>
+      <w:r>
+        <w:t xml:space="preserve"> of CO₂ over a specified time horizon.</w:t>
+      </w:r>
+    </w:p>
+    <w:p>
+      <w:pPr>
+        <w:spacing w:before="240" w:after="240"/>
+        <w:jc w:val="both"/>
+      </w:pPr>
+      <w:r>
+        <w:t xml:space="preserve">The </w:t>
+      </w:r>
+      <w:proofErr w:type="gramStart"/>
+      <w:r>
+        <w:t>most commonly used</w:t>
+      </w:r>
+      <w:proofErr w:type="gramEnd"/>
+      <w:r>
+        <w:t xml:space="preserve"> metric in climate policy is </w:t>
+      </w:r>
+      <w:r>
+        <w:rPr>
+          <w:b/>
+          <w:bCs/>
+        </w:rPr>
+        <w:t>GWP100</w:t>
+      </w:r>
+      <w:r>
+        <w:t>, the warming impact measured over 100 years.</w:t>
+      </w:r>
+    </w:p>
+    <w:p>
+      <w:pPr>
+        <w:spacing w:before="240" w:after="240"/>
+        <w:jc w:val="both"/>
+      </w:pPr>
+      <w:r>
         <w:lastRenderedPageBreak/>
-        <w:t>GWP measures the total warming effect of one tonne of a gas relative to one tonne of CO₂ over a specified time horizon.</w:t>
-      </w:r>
-    </w:p>
-    <w:p>
-      <w:pPr>
-        <w:spacing w:before="240" w:after="240"/>
-        <w:jc w:val="both"/>
-      </w:pPr>
-      <w:r>
-        <w:t xml:space="preserve">The most commonly used metric in climate policy is </w:t>
-      </w:r>
-      <w:r>
-        <w:rPr>
-          <w:b/>
-          <w:bCs/>
-        </w:rPr>
-        <w:t>GWP100</w:t>
-      </w:r>
-      <w:r>
-        <w:t>, the warming impact measured over 100 years.</w:t>
-      </w:r>
-    </w:p>
-    <w:p>
-      <w:pPr>
-        <w:spacing w:before="240" w:after="240"/>
-        <w:jc w:val="both"/>
-      </w:pPr>
-      <w:r>
         <w:t>Under IPCC AR6 estimates (GWP100):</w:t>
       </w:r>
     </w:p>
@@ -2310,8 +3719,33 @@
           <w:b/>
           <w:bCs/>
         </w:rPr>
-        <w:t>1 tonne of CO₂ = 1 tCO₂e</w:t>
-      </w:r>
+        <w:t xml:space="preserve">1 </w:t>
+      </w:r>
+      <w:proofErr w:type="spellStart"/>
+      <w:r>
+        <w:rPr>
+          <w:b/>
+          <w:bCs/>
+        </w:rPr>
+        <w:t>tonne</w:t>
+      </w:r>
+      <w:proofErr w:type="spellEnd"/>
+      <w:r>
+        <w:rPr>
+          <w:b/>
+          <w:bCs/>
+        </w:rPr>
+        <w:t xml:space="preserve"> of CO₂ = 1 </w:t>
+      </w:r>
+      <w:proofErr w:type="spellStart"/>
+      <w:r>
+        <w:rPr>
+          <w:b/>
+          <w:bCs/>
+        </w:rPr>
+        <w:t>tCO₂e</w:t>
+      </w:r>
+      <w:proofErr w:type="spellEnd"/>
     </w:p>
     <w:p>
       <w:pPr>
@@ -2328,8 +3762,36 @@
           <w:b/>
           <w:bCs/>
         </w:rPr>
-        <w:t>1 tonne of methane (CH₄) ≈ 27–30 tCO₂e</w:t>
-      </w:r>
+        <w:t xml:space="preserve">1 </w:t>
+      </w:r>
+      <w:proofErr w:type="spellStart"/>
+      <w:r>
+        <w:rPr>
+          <w:rFonts w:ascii="Arial Unicode MS" w:eastAsia="Arial Unicode MS" w:hAnsi="Arial Unicode MS" w:cs="Arial Unicode MS"/>
+          <w:b/>
+          <w:bCs/>
+        </w:rPr>
+        <w:t>tonne</w:t>
+      </w:r>
+      <w:proofErr w:type="spellEnd"/>
+      <w:r>
+        <w:rPr>
+          <w:rFonts w:ascii="Arial Unicode MS" w:eastAsia="Arial Unicode MS" w:hAnsi="Arial Unicode MS" w:cs="Arial Unicode MS"/>
+          <w:b/>
+          <w:bCs/>
+        </w:rPr>
+        <w:t xml:space="preserve"> of methane (CH₄) ≈ 27–30 </w:t>
+      </w:r>
+      <w:proofErr w:type="spellStart"/>
+      <w:r>
+        <w:rPr>
+          <w:rFonts w:ascii="Arial Unicode MS" w:eastAsia="Arial Unicode MS" w:hAnsi="Arial Unicode MS" w:cs="Arial Unicode MS"/>
+          <w:b/>
+          <w:bCs/>
+        </w:rPr>
+        <w:t>tCO₂e</w:t>
+      </w:r>
+      <w:proofErr w:type="spellEnd"/>
     </w:p>
     <w:p>
       <w:pPr>
@@ -2346,8 +3808,36 @@
           <w:b/>
           <w:bCs/>
         </w:rPr>
-        <w:t>1 tonne of nitrous oxide (N₂O) ≈ 273 tCO₂e</w:t>
-      </w:r>
+        <w:t xml:space="preserve">1 </w:t>
+      </w:r>
+      <w:proofErr w:type="spellStart"/>
+      <w:r>
+        <w:rPr>
+          <w:rFonts w:ascii="Arial Unicode MS" w:eastAsia="Arial Unicode MS" w:hAnsi="Arial Unicode MS" w:cs="Arial Unicode MS"/>
+          <w:b/>
+          <w:bCs/>
+        </w:rPr>
+        <w:t>tonne</w:t>
+      </w:r>
+      <w:proofErr w:type="spellEnd"/>
+      <w:r>
+        <w:rPr>
+          <w:rFonts w:ascii="Arial Unicode MS" w:eastAsia="Arial Unicode MS" w:hAnsi="Arial Unicode MS" w:cs="Arial Unicode MS"/>
+          <w:b/>
+          <w:bCs/>
+        </w:rPr>
+        <w:t xml:space="preserve"> of nitrous oxide (N₂O) ≈ 273 </w:t>
+      </w:r>
+      <w:proofErr w:type="spellStart"/>
+      <w:r>
+        <w:rPr>
+          <w:rFonts w:ascii="Arial Unicode MS" w:eastAsia="Arial Unicode MS" w:hAnsi="Arial Unicode MS" w:cs="Arial Unicode MS"/>
+          <w:b/>
+          <w:bCs/>
+        </w:rPr>
+        <w:t>tCO₂e</w:t>
+      </w:r>
+      <w:proofErr w:type="spellEnd"/>
     </w:p>
     <w:p>
       <w:pPr>
@@ -2363,8 +3853,8 @@
         <w:pStyle w:val="Heading3"/>
         <w:jc w:val="both"/>
       </w:pPr>
-      <w:bookmarkStart w:id="15" w:name="_9lldlrd4ebr" w:colFirst="0" w:colLast="0"/>
-      <w:bookmarkEnd w:id="15"/>
+      <w:bookmarkStart w:id="24" w:name="_9lldlrd4ebr" w:colFirst="0" w:colLast="0"/>
+      <w:bookmarkEnd w:id="24"/>
       <w:r>
         <w:t>Important Limitations</w:t>
       </w:r>
@@ -2374,15 +3864,20 @@
         <w:spacing w:before="240" w:after="240"/>
         <w:jc w:val="both"/>
       </w:pPr>
-      <w:r>
-        <w:t>CO₂e is a powerful accounting tool, but it compresses very different climate dynamics into a single number.</w:t>
+      <w:proofErr w:type="spellStart"/>
+      <w:r>
+        <w:t>CO₂e</w:t>
+      </w:r>
+      <w:proofErr w:type="spellEnd"/>
+      <w:r>
+        <w:t xml:space="preserve"> is a powerful accounting tool, but it compresses very different climate dynamics into a single number.</w:t>
       </w:r>
     </w:p>
     <w:p>
       <w:pPr>
         <w:numPr>
           <w:ilvl w:val="0"/>
-          <w:numId w:val="15"/>
+          <w:numId w:val="17"/>
         </w:numPr>
         <w:spacing w:before="240" w:after="200"/>
         <w:jc w:val="both"/>
@@ -2402,7 +3897,7 @@
       <w:pPr>
         <w:numPr>
           <w:ilvl w:val="0"/>
-          <w:numId w:val="15"/>
+          <w:numId w:val="17"/>
         </w:numPr>
         <w:spacing w:after="200"/>
         <w:jc w:val="both"/>
@@ -2424,7 +3919,15 @@
         <w:jc w:val="both"/>
       </w:pPr>
       <w:r>
-        <w:t>The choice of time horizon (e.g., 20-year vs 100-year GWP) can materially affect the relative weight assigned to methane. CO₂e is therefore extremely useful for policy design and emissions reporting, but it is not a perfect representation of physical climate processes.</w:t>
+        <w:t xml:space="preserve">The choice of time horizon (e.g., 20-year vs 100-year GWP) can materially affect the relative weight assigned to methane. </w:t>
+      </w:r>
+      <w:proofErr w:type="spellStart"/>
+      <w:r>
+        <w:t>CO₂e</w:t>
+      </w:r>
+      <w:proofErr w:type="spellEnd"/>
+      <w:r>
+        <w:t xml:space="preserve"> is therefore extremely useful for policy design and emissions reporting, but it is not a perfect representation of physical climate processes.</w:t>
       </w:r>
     </w:p>
     <w:sectPr>
@@ -2437,53 +3940,6 @@
 </w:document>
 </file>
 
-<file path=word/comments.xml><?xml version="1.0" encoding="utf-8"?>
-<w:comments xmlns:wpc="http://schemas.microsoft.com/office/word/2010/wordprocessingCanvas" xmlns:cx="http://schemas.microsoft.com/office/drawing/2014/chartex" xmlns:cx1="http://schemas.microsoft.com/office/drawing/2015/9/8/chartex" xmlns:cx2="http://schemas.microsoft.com/office/drawing/2015/10/21/chartex" xmlns:cx3="http://schemas.microsoft.com/office/drawing/2016/5/9/chartex" xmlns:cx4="http://schemas.microsoft.com/office/drawing/2016/5/10/chartex" xmlns:cx5="http://schemas.microsoft.com/office/drawing/2016/5/11/chartex" xmlns:cx6="http://schemas.microsoft.com/office/drawing/2016/5/12/chartex" xmlns:cx7="http://schemas.microsoft.com/office/drawing/2016/5/13/chartex" xmlns:cx8="http://schemas.microsoft.com/office/drawing/2016/5/14/chartex" xmlns:mc="http://schemas.openxmlformats.org/markup-compatibility/2006" xmlns:aink="http://schemas.microsoft.com/office/drawing/2016/ink" xmlns:am3d="http://schemas.microsoft.com/office/drawing/2017/model3d" xmlns:o="urn:schemas-microsoft-com:office:office" xmlns:oel="http://schemas.microsoft.com/office/2019/extlst" xmlns:r="http://schemas.openxmlformats.org/officeDocument/2006/relationships" xmlns:m="http://schemas.openxmlformats.org/officeDocument/2006/math" xmlns:v="urn:schemas-microsoft-com:vml" xmlns:wp14="http://schemas.microsoft.com/office/word/2010/wordprocessingDrawing" xmlns:wp="http://schemas.openxmlformats.org/drawingml/2006/wordprocessingDrawing" xmlns:w10="urn:schemas-microsoft-com:office:word" xmlns:w="http://schemas.openxmlformats.org/wordprocessingml/2006/main" xmlns:w14="http://schemas.microsoft.com/office/word/2010/wordml" xmlns:w15="http://schemas.microsoft.com/office/word/2012/wordml" xmlns:w16cex="http://schemas.microsoft.com/office/word/2018/wordml/cex" xmlns:w16cid="http://schemas.microsoft.com/office/word/2016/wordml/cid" xmlns:w16="http://schemas.microsoft.com/office/word/2018/wordml" xmlns:w16du="http://schemas.microsoft.com/office/word/2023/wordml/word16du" xmlns:w16sdtdh="http://schemas.microsoft.com/office/word/2020/wordml/sdtdatahash" xmlns:w16sdtfl="http://schemas.microsoft.com/office/word/2024/wordml/sdtformatlock" xmlns:w16se="http://schemas.microsoft.com/office/word/2015/wordml/symex" xmlns:wpg="http://schemas.microsoft.com/office/word/2010/wordprocessingGroup" xmlns:wpi="http://schemas.microsoft.com/office/word/2010/wordprocessingInk" xmlns:wne="http://schemas.microsoft.com/office/word/2006/wordml" xmlns:wps="http://schemas.microsoft.com/office/word/2010/wordprocessingShape" mc:Ignorable="w14 w15 w16se w16cid w16 w16cex w16sdtdh w16sdtfl w16du wp14">
-  <w:comment w:id="5" w:author="Charles Joseph Nicholson" w:date="2026-02-18T11:03:00Z" w:initials="">
-    <w:p>
-      <w:pPr>
-        <w:widowControl w:val="0"/>
-        <w:pBdr>
-          <w:top w:val="nil"/>
-          <w:left w:val="nil"/>
-          <w:bottom w:val="nil"/>
-          <w:right w:val="nil"/>
-          <w:between w:val="nil"/>
-        </w:pBdr>
-        <w:spacing w:line="240" w:lineRule="auto"/>
-        <w:rPr>
-          <w:color w:val="000000"/>
-        </w:rPr>
-      </w:pPr>
-      <w:r>
-        <w:rPr>
-          <w:rStyle w:val="CommentReference"/>
-        </w:rPr>
-        <w:annotationRef/>
-      </w:r>
-      <w:r>
-        <w:rPr>
-          <w:color w:val="000000"/>
-        </w:rPr>
-        <w:t>If anyone is aware of a good source for explaining these, please let me know.  In AR6 they are already incorporated without being defined.</w:t>
-      </w:r>
-    </w:p>
-  </w:comment>
-</w:comments>
-</file>
-
-<file path=word/commentsExtended.xml><?xml version="1.0" encoding="utf-8"?>
-<w15:commentsEx xmlns:wpc="http://schemas.microsoft.com/office/word/2010/wordprocessingCanvas" xmlns:cx="http://schemas.microsoft.com/office/drawing/2014/chartex" xmlns:cx1="http://schemas.microsoft.com/office/drawing/2015/9/8/chartex" xmlns:cx2="http://schemas.microsoft.com/office/drawing/2015/10/21/chartex" xmlns:cx3="http://schemas.microsoft.com/office/drawing/2016/5/9/chartex" xmlns:cx4="http://schemas.microsoft.com/office/drawing/2016/5/10/chartex" xmlns:cx5="http://schemas.microsoft.com/office/drawing/2016/5/11/chartex" xmlns:cx6="http://schemas.microsoft.com/office/drawing/2016/5/12/chartex" xmlns:cx7="http://schemas.microsoft.com/office/drawing/2016/5/13/chartex" xmlns:cx8="http://schemas.microsoft.com/office/drawing/2016/5/14/chartex" xmlns:mc="http://schemas.openxmlformats.org/markup-compatibility/2006" xmlns:aink="http://schemas.microsoft.com/office/drawing/2016/ink" xmlns:am3d="http://schemas.microsoft.com/office/drawing/2017/model3d" xmlns:o="urn:schemas-microsoft-com:office:office" xmlns:oel="http://schemas.microsoft.com/office/2019/extlst" xmlns:r="http://schemas.openxmlformats.org/officeDocument/2006/relationships" xmlns:m="http://schemas.openxmlformats.org/officeDocument/2006/math" xmlns:v="urn:schemas-microsoft-com:vml" xmlns:wp14="http://schemas.microsoft.com/office/word/2010/wordprocessingDrawing" xmlns:wp="http://schemas.openxmlformats.org/drawingml/2006/wordprocessingDrawing" xmlns:w10="urn:schemas-microsoft-com:office:word" xmlns:w="http://schemas.openxmlformats.org/wordprocessingml/2006/main" xmlns:w14="http://schemas.microsoft.com/office/word/2010/wordml" xmlns:w15="http://schemas.microsoft.com/office/word/2012/wordml" xmlns:w16cex="http://schemas.microsoft.com/office/word/2018/wordml/cex" xmlns:w16cid="http://schemas.microsoft.com/office/word/2016/wordml/cid" xmlns:w16="http://schemas.microsoft.com/office/word/2018/wordml" xmlns:w16du="http://schemas.microsoft.com/office/word/2023/wordml/word16du" xmlns:w16sdtdh="http://schemas.microsoft.com/office/word/2020/wordml/sdtdatahash" xmlns:w16sdtfl="http://schemas.microsoft.com/office/word/2024/wordml/sdtformatlock" xmlns:w16se="http://schemas.microsoft.com/office/word/2015/wordml/symex" xmlns:wpg="http://schemas.microsoft.com/office/word/2010/wordprocessingGroup" xmlns:wpi="http://schemas.microsoft.com/office/word/2010/wordprocessingInk" xmlns:wne="http://schemas.microsoft.com/office/word/2006/wordml" xmlns:wps="http://schemas.microsoft.com/office/word/2010/wordprocessingShape" mc:Ignorable="w14 w15 w16se w16cid w16 w16cex w16sdtdh w16sdtfl w16du wp14">
-  <w15:commentEx w15:paraId="5D59BFEF" w15:done="0"/>
-</w15:commentsEx>
-</file>
-
-<file path=word/commentsIds.xml><?xml version="1.0" encoding="utf-8"?>
-<w16cid:commentsIds xmlns:wpc="http://schemas.microsoft.com/office/word/2010/wordprocessingCanvas" xmlns:cx="http://schemas.microsoft.com/office/drawing/2014/chartex" xmlns:cx1="http://schemas.microsoft.com/office/drawing/2015/9/8/chartex" xmlns:cx2="http://schemas.microsoft.com/office/drawing/2015/10/21/chartex" xmlns:cx3="http://schemas.microsoft.com/office/drawing/2016/5/9/chartex" xmlns:cx4="http://schemas.microsoft.com/office/drawing/2016/5/10/chartex" xmlns:cx5="http://schemas.microsoft.com/office/drawing/2016/5/11/chartex" xmlns:cx6="http://schemas.microsoft.com/office/drawing/2016/5/12/chartex" xmlns:cx7="http://schemas.microsoft.com/office/drawing/2016/5/13/chartex" xmlns:cx8="http://schemas.microsoft.com/office/drawing/2016/5/14/chartex" xmlns:mc="http://schemas.openxmlformats.org/markup-compatibility/2006" xmlns:aink="http://schemas.microsoft.com/office/drawing/2016/ink" xmlns:am3d="http://schemas.microsoft.com/office/drawing/2017/model3d" xmlns:o="urn:schemas-microsoft-com:office:office" xmlns:oel="http://schemas.microsoft.com/office/2019/extlst" xmlns:r="http://schemas.openxmlformats.org/officeDocument/2006/relationships" xmlns:m="http://schemas.openxmlformats.org/officeDocument/2006/math" xmlns:v="urn:schemas-microsoft-com:vml" xmlns:wp14="http://schemas.microsoft.com/office/word/2010/wordprocessingDrawing" xmlns:wp="http://schemas.openxmlformats.org/drawingml/2006/wordprocessingDrawing" xmlns:w10="urn:schemas-microsoft-com:office:word" xmlns:w="http://schemas.openxmlformats.org/wordprocessingml/2006/main" xmlns:w14="http://schemas.microsoft.com/office/word/2010/wordml" xmlns:w15="http://schemas.microsoft.com/office/word/2012/wordml" xmlns:w16cex="http://schemas.microsoft.com/office/word/2018/wordml/cex" xmlns:w16cid="http://schemas.microsoft.com/office/word/2016/wordml/cid" xmlns:w16="http://schemas.microsoft.com/office/word/2018/wordml" xmlns:w16du="http://schemas.microsoft.com/office/word/2023/wordml/word16du" xmlns:w16sdtdh="http://schemas.microsoft.com/office/word/2020/wordml/sdtdatahash" xmlns:w16sdtfl="http://schemas.microsoft.com/office/word/2024/wordml/sdtformatlock" xmlns:w16se="http://schemas.microsoft.com/office/word/2015/wordml/symex" xmlns:wpg="http://schemas.microsoft.com/office/word/2010/wordprocessingGroup" xmlns:wpi="http://schemas.microsoft.com/office/word/2010/wordprocessingInk" xmlns:wne="http://schemas.microsoft.com/office/word/2006/wordml" xmlns:wps="http://schemas.microsoft.com/office/word/2010/wordprocessingShape" mc:Ignorable="w14 w15 w16se w16cid w16 w16cex w16sdtdh w16sdtfl w16du wp14">
-  <w16cid:commentId w16cid:paraId="5D59BFEF" w16cid:durableId="3C7DF077"/>
-</w16cid:commentsIds>
-</file>
-
 <file path=word/endnotes.xml><?xml version="1.0" encoding="utf-8"?>
 <w:endnotes xmlns:wpc="http://schemas.microsoft.com/office/word/2010/wordprocessingCanvas" xmlns:cx="http://schemas.microsoft.com/office/drawing/2014/chartex" xmlns:cx1="http://schemas.microsoft.com/office/drawing/2015/9/8/chartex" xmlns:cx2="http://schemas.microsoft.com/office/drawing/2015/10/21/chartex" xmlns:cx3="http://schemas.microsoft.com/office/drawing/2016/5/9/chartex" xmlns:cx4="http://schemas.microsoft.com/office/drawing/2016/5/10/chartex" xmlns:cx5="http://schemas.microsoft.com/office/drawing/2016/5/11/chartex" xmlns:cx6="http://schemas.microsoft.com/office/drawing/2016/5/12/chartex" xmlns:cx7="http://schemas.microsoft.com/office/drawing/2016/5/13/chartex" xmlns:cx8="http://schemas.microsoft.com/office/drawing/2016/5/14/chartex" xmlns:mc="http://schemas.openxmlformats.org/markup-compatibility/2006" xmlns:aink="http://schemas.microsoft.com/office/drawing/2016/ink" xmlns:am3d="http://schemas.microsoft.com/office/drawing/2017/model3d" xmlns:o="urn:schemas-microsoft-com:office:office" xmlns:oel="http://schemas.microsoft.com/office/2019/extlst" xmlns:r="http://schemas.openxmlformats.org/officeDocument/2006/relationships" xmlns:m="http://schemas.openxmlformats.org/officeDocument/2006/math" xmlns:v="urn:schemas-microsoft-com:vml" xmlns:wp14="http://schemas.microsoft.com/office/word/2010/wordprocessingDrawing" xmlns:wp="http://schemas.openxmlformats.org/drawingml/2006/wordprocessingDrawing" xmlns:w10="urn:schemas-microsoft-com:office:word" xmlns:w="http://schemas.openxmlformats.org/wordprocessingml/2006/main" xmlns:w14="http://schemas.microsoft.com/office/word/2010/wordml" xmlns:w15="http://schemas.microsoft.com/office/word/2012/wordml" xmlns:w16cex="http://schemas.microsoft.com/office/word/2018/wordml/cex" xmlns:w16cid="http://schemas.microsoft.com/office/word/2016/wordml/cid" xmlns:w16="http://schemas.microsoft.com/office/word/2018/wordml" xmlns:w16du="http://schemas.microsoft.com/office/word/2023/wordml/word16du" xmlns:w16sdtdh="http://schemas.microsoft.com/office/word/2020/wordml/sdtdatahash" xmlns:w16sdtfl="http://schemas.microsoft.com/office/word/2024/wordml/sdtformatlock" xmlns:w16se="http://schemas.microsoft.com/office/word/2015/wordml/symex" xmlns:wpg="http://schemas.microsoft.com/office/word/2010/wordprocessingGroup" xmlns:wpi="http://schemas.microsoft.com/office/word/2010/wordprocessingInk" xmlns:wne="http://schemas.microsoft.com/office/word/2006/wordml" xmlns:wps="http://schemas.microsoft.com/office/word/2010/wordprocessingShape" mc:Ignorable="w14 w15 w16se w16cid w16 w16cex w16sdtdh w16sdtfl w16du wp14">
   <w:endnote w:type="separator" w:id="-1">
@@ -2535,6 +3991,7 @@
     <w:p>
       <w:pPr>
         <w:spacing w:line="240" w:lineRule="auto"/>
+        <w:jc w:val="both"/>
         <w:rPr>
           <w:sz w:val="18"/>
           <w:szCs w:val="18"/>
@@ -2559,6 +4016,102 @@
           <w:szCs w:val="20"/>
         </w:rPr>
         <w:tab/>
+        <w:t xml:space="preserve">Relatedly, radiative forcing is a measure used in climate science to quantify how factors such as greenhouse gases alter the Earth’s energy balance. It represents the change in the net flow of energy (incoming solar radiation minus outgoing infrared radiation) at the top of the atmosphere, typically measured in watts per square </w:t>
+      </w:r>
+      <w:proofErr w:type="spellStart"/>
+      <w:r>
+        <w:rPr>
+          <w:sz w:val="20"/>
+          <w:szCs w:val="20"/>
+        </w:rPr>
+        <w:t>metre</w:t>
+      </w:r>
+      <w:proofErr w:type="spellEnd"/>
+      <w:r>
+        <w:rPr>
+          <w:sz w:val="20"/>
+          <w:szCs w:val="20"/>
+        </w:rPr>
+        <w:t xml:space="preserve"> (W/m²). Positive radiative forcing means the Earth retains more energy and therefore warms, while negative forcing implies cooling.</w:t>
+      </w:r>
+    </w:p>
+  </w:footnote>
+  <w:footnote w:id="2">
+    <w:p>
+      <w:pPr>
+        <w:spacing w:line="240" w:lineRule="auto"/>
+        <w:rPr>
+          <w:sz w:val="18"/>
+          <w:szCs w:val="18"/>
+        </w:rPr>
+      </w:pPr>
+      <w:r>
+        <w:rPr>
+          <w:vertAlign w:val="superscript"/>
+        </w:rPr>
+        <w:footnoteRef/>
+      </w:r>
+      <w:r>
+        <w:rPr>
+          <w:sz w:val="20"/>
+          <w:szCs w:val="20"/>
+        </w:rPr>
+        <w:t xml:space="preserve"> </w:t>
+      </w:r>
+      <w:r>
+        <w:rPr>
+          <w:sz w:val="20"/>
+          <w:szCs w:val="20"/>
+        </w:rPr>
+        <w:tab/>
+        <w:t>[</w:t>
+      </w:r>
+      <w:r>
+        <w:rPr>
+          <w:sz w:val="20"/>
+          <w:szCs w:val="20"/>
+          <w:highlight w:val="yellow"/>
+        </w:rPr>
+        <w:t>Cross-reference to Euan’s article.</w:t>
+      </w:r>
+      <w:r>
+        <w:rPr>
+          <w:sz w:val="20"/>
+          <w:szCs w:val="20"/>
+        </w:rPr>
+        <w:t>]</w:t>
+      </w:r>
+    </w:p>
+  </w:footnote>
+  <w:footnote w:id="3">
+    <w:p>
+      <w:pPr>
+        <w:spacing w:line="240" w:lineRule="auto"/>
+        <w:rPr>
+          <w:sz w:val="18"/>
+          <w:szCs w:val="18"/>
+        </w:rPr>
+      </w:pPr>
+      <w:r>
+        <w:rPr>
+          <w:vertAlign w:val="superscript"/>
+        </w:rPr>
+        <w:footnoteRef/>
+      </w:r>
+      <w:r>
+        <w:rPr>
+          <w:sz w:val="20"/>
+          <w:szCs w:val="20"/>
+        </w:rPr>
+        <w:t xml:space="preserve"> </w:t>
+      </w:r>
+      <w:r>
+        <w:rPr>
+          <w:sz w:val="20"/>
+          <w:szCs w:val="20"/>
+        </w:rPr>
+        <w:tab/>
+        <w:t xml:space="preserve">See </w:t>
       </w:r>
       <w:hyperlink r:id="rId1">
         <w:r>
@@ -2576,11 +4129,11 @@
           <w:sz w:val="18"/>
           <w:szCs w:val="18"/>
         </w:rPr>
-        <w:t>, Article 3, Principle 3.</w:t>
+        <w:t>, Article 3.</w:t>
       </w:r>
     </w:p>
   </w:footnote>
-  <w:footnote w:id="2">
+  <w:footnote w:id="4">
     <w:p>
       <w:pPr>
         <w:spacing w:line="240" w:lineRule="auto"/>
@@ -2608,194 +4161,9 @@
           <w:szCs w:val="20"/>
         </w:rPr>
         <w:tab/>
-      </w:r>
-      <w:hyperlink r:id="rId2">
-        <w:r>
-          <w:rPr>
-            <w:color w:val="1155CC"/>
-            <w:sz w:val="18"/>
-            <w:szCs w:val="18"/>
-            <w:u w:val="single"/>
-          </w:rPr>
-          <w:t>UNFCC</w:t>
-        </w:r>
-      </w:hyperlink>
-      <w:r>
-        <w:rPr>
-          <w:sz w:val="18"/>
-          <w:szCs w:val="18"/>
-        </w:rPr>
-        <w:t>, Article 3, Principle 1.</w:t>
-      </w:r>
-    </w:p>
-  </w:footnote>
-  <w:footnote w:id="3">
-    <w:p>
-      <w:pPr>
-        <w:spacing w:line="240" w:lineRule="auto"/>
-        <w:rPr>
-          <w:sz w:val="18"/>
-          <w:szCs w:val="18"/>
-        </w:rPr>
-      </w:pPr>
-      <w:r>
-        <w:rPr>
-          <w:vertAlign w:val="superscript"/>
-        </w:rPr>
-        <w:footnoteRef/>
-      </w:r>
-      <w:r>
-        <w:rPr>
-          <w:sz w:val="20"/>
-          <w:szCs w:val="20"/>
-        </w:rPr>
-        <w:t xml:space="preserve"> </w:t>
-      </w:r>
-      <w:r>
-        <w:rPr>
-          <w:sz w:val="20"/>
-          <w:szCs w:val="20"/>
-        </w:rPr>
-        <w:tab/>
-      </w:r>
-      <w:hyperlink r:id="rId3">
-        <w:r>
-          <w:rPr>
-            <w:color w:val="1155CC"/>
-            <w:sz w:val="18"/>
-            <w:szCs w:val="18"/>
-            <w:u w:val="single"/>
-          </w:rPr>
-          <w:t>UNFCC</w:t>
-        </w:r>
-      </w:hyperlink>
-      <w:r>
-        <w:rPr>
-          <w:sz w:val="18"/>
-          <w:szCs w:val="18"/>
-        </w:rPr>
-        <w:t>, Article 3, Principle 4.</w:t>
-      </w:r>
-    </w:p>
-  </w:footnote>
-  <w:footnote w:id="4">
-    <w:p>
-      <w:pPr>
-        <w:spacing w:line="240" w:lineRule="auto"/>
-        <w:rPr>
-          <w:sz w:val="18"/>
-          <w:szCs w:val="18"/>
-        </w:rPr>
-      </w:pPr>
-      <w:r>
-        <w:rPr>
-          <w:vertAlign w:val="superscript"/>
-        </w:rPr>
-        <w:footnoteRef/>
-      </w:r>
-      <w:r>
-        <w:rPr>
-          <w:sz w:val="20"/>
-          <w:szCs w:val="20"/>
-        </w:rPr>
-        <w:t xml:space="preserve"> </w:t>
-      </w:r>
-      <w:r>
-        <w:rPr>
-          <w:sz w:val="20"/>
-          <w:szCs w:val="20"/>
-        </w:rPr>
-        <w:tab/>
-      </w:r>
-      <w:hyperlink r:id="rId4">
-        <w:r>
-          <w:rPr>
-            <w:color w:val="1155CC"/>
-            <w:sz w:val="18"/>
-            <w:szCs w:val="18"/>
-            <w:u w:val="single"/>
-          </w:rPr>
-          <w:t>UNFCC</w:t>
-        </w:r>
-      </w:hyperlink>
-      <w:r>
-        <w:rPr>
-          <w:sz w:val="18"/>
-          <w:szCs w:val="18"/>
-        </w:rPr>
-        <w:t>, Article 3, Principle 3.</w:t>
-      </w:r>
-    </w:p>
-  </w:footnote>
-  <w:footnote w:id="5">
-    <w:p>
-      <w:pPr>
-        <w:spacing w:line="240" w:lineRule="auto"/>
-        <w:rPr>
-          <w:sz w:val="18"/>
-          <w:szCs w:val="18"/>
-        </w:rPr>
-      </w:pPr>
-      <w:r>
-        <w:rPr>
-          <w:vertAlign w:val="superscript"/>
-        </w:rPr>
-        <w:footnoteRef/>
-      </w:r>
-      <w:r>
-        <w:rPr>
-          <w:sz w:val="20"/>
-          <w:szCs w:val="20"/>
-        </w:rPr>
-        <w:t xml:space="preserve"> </w:t>
-      </w:r>
-      <w:r>
-        <w:rPr>
-          <w:sz w:val="20"/>
-          <w:szCs w:val="20"/>
-        </w:rPr>
-        <w:tab/>
-      </w:r>
-      <w:r>
-        <w:rPr>
-          <w:sz w:val="18"/>
-          <w:szCs w:val="18"/>
-        </w:rPr>
-        <w:t>The UNFCCC established annual Conferences of the Parties, or “COPS”.  The most recent of which was held in Brazil in 2025.</w:t>
-      </w:r>
-    </w:p>
-  </w:footnote>
-  <w:footnote w:id="6">
-    <w:p>
-      <w:pPr>
-        <w:spacing w:line="240" w:lineRule="auto"/>
-        <w:rPr>
-          <w:sz w:val="18"/>
-          <w:szCs w:val="18"/>
-        </w:rPr>
-      </w:pPr>
-      <w:r>
-        <w:rPr>
-          <w:vertAlign w:val="superscript"/>
-        </w:rPr>
-        <w:footnoteRef/>
-      </w:r>
-      <w:r>
-        <w:rPr>
-          <w:sz w:val="20"/>
-          <w:szCs w:val="20"/>
-        </w:rPr>
-        <w:t xml:space="preserve"> </w:t>
-      </w:r>
-      <w:r>
-        <w:rPr>
-          <w:sz w:val="20"/>
-          <w:szCs w:val="20"/>
-        </w:rPr>
-        <w:tab/>
         <w:t xml:space="preserve">For a list of these countries, see </w:t>
       </w:r>
-      <w:hyperlink r:id="rId5" w:anchor="page=24">
+      <w:hyperlink r:id="rId2" w:anchor="page=24">
         <w:r>
           <w:rPr>
             <w:color w:val="1155CC"/>
@@ -2815,68 +4183,146 @@
       </w:r>
     </w:p>
   </w:footnote>
-  <w:footnote w:id="7">
+  <w:footnote w:id="5">
     <w:p>
       <w:pPr>
         <w:spacing w:line="240" w:lineRule="auto"/>
+        <w:rPr>
+          <w:sz w:val="16"/>
+          <w:szCs w:val="16"/>
+        </w:rPr>
+      </w:pPr>
+      <w:r>
+        <w:rPr>
+          <w:vertAlign w:val="superscript"/>
+        </w:rPr>
+        <w:footnoteRef/>
+      </w:r>
+      <w:r>
+        <w:rPr>
+          <w:sz w:val="20"/>
+          <w:szCs w:val="20"/>
+        </w:rPr>
+        <w:t xml:space="preserve"> </w:t>
+      </w:r>
+      <w:r>
+        <w:rPr>
+          <w:sz w:val="20"/>
+          <w:szCs w:val="20"/>
+        </w:rPr>
+        <w:tab/>
+      </w:r>
+      <w:r>
         <w:rPr>
           <w:sz w:val="18"/>
           <w:szCs w:val="18"/>
         </w:rPr>
-      </w:pPr>
-      <w:r>
-        <w:rPr>
-          <w:vertAlign w:val="superscript"/>
-        </w:rPr>
-        <w:footnoteRef/>
-      </w:r>
-      <w:r>
-        <w:rPr>
-          <w:sz w:val="20"/>
-          <w:szCs w:val="20"/>
-        </w:rPr>
-        <w:t xml:space="preserve"> </w:t>
-      </w:r>
-      <w:r>
-        <w:rPr>
-          <w:sz w:val="20"/>
-          <w:szCs w:val="20"/>
-        </w:rPr>
-        <w:tab/>
         <w:t xml:space="preserve">Figure SPM.10 in IPCC, 2021: Summary for Policymakers. In: </w:t>
       </w:r>
       <w:r>
         <w:rPr>
           <w:i/>
           <w:iCs/>
-          <w:sz w:val="20"/>
-          <w:szCs w:val="20"/>
+          <w:sz w:val="18"/>
+          <w:szCs w:val="18"/>
         </w:rPr>
         <w:t xml:space="preserve">Climate Change 2021: The Physical Science Basis. Contribution of Working Group I to the Sixth Assessment Report of the Intergovernmental Panel on Climate Change </w:t>
       </w:r>
       <w:r>
         <w:rPr>
           <w:rFonts w:ascii="Arial Unicode MS" w:eastAsia="Arial Unicode MS" w:hAnsi="Arial Unicode MS" w:cs="Arial Unicode MS"/>
-          <w:sz w:val="20"/>
-          <w:szCs w:val="20"/>
-        </w:rPr>
-        <w:t>[Masson-Delmotte, V., P. Zhai, A. Pirani, S.L. Connors, C. Péan, S. Berger, N. Caud, Y. Chen, L. Goldfarb, M.I. Gomis, M. Huang, K. Leitzell, E. Lonnoy, J.B.R. Matthews, T.K. Maycock, T. Waterfield, O. Yelekçi, R. Yu, and B. Zhou (eds.)]. Cambridge University Press, Cambridge, UK and New York, NY,USA, pp. 3−32, doi:</w:t>
-      </w:r>
-      <w:hyperlink r:id="rId6">
+          <w:sz w:val="18"/>
+          <w:szCs w:val="18"/>
+        </w:rPr>
+        <w:t xml:space="preserve">[Masson-Delmotte, V., P. Zhai, A. Pirani, S.L. Connors, C. </w:t>
+      </w:r>
+      <w:proofErr w:type="spellStart"/>
+      <w:r>
+        <w:rPr>
+          <w:rFonts w:ascii="Arial Unicode MS" w:eastAsia="Arial Unicode MS" w:hAnsi="Arial Unicode MS" w:cs="Arial Unicode MS"/>
+          <w:sz w:val="18"/>
+          <w:szCs w:val="18"/>
+        </w:rPr>
+        <w:t>Péan</w:t>
+      </w:r>
+      <w:proofErr w:type="spellEnd"/>
+      <w:r>
+        <w:rPr>
+          <w:rFonts w:ascii="Arial Unicode MS" w:eastAsia="Arial Unicode MS" w:hAnsi="Arial Unicode MS" w:cs="Arial Unicode MS"/>
+          <w:sz w:val="18"/>
+          <w:szCs w:val="18"/>
+        </w:rPr>
+        <w:t xml:space="preserve">, S. Berger, N. Caud, Y. Chen, L. Goldfarb, M.I. Gomis, M. Huang, K. Leitzell, E. </w:t>
+      </w:r>
+      <w:proofErr w:type="spellStart"/>
+      <w:r>
+        <w:rPr>
+          <w:rFonts w:ascii="Arial Unicode MS" w:eastAsia="Arial Unicode MS" w:hAnsi="Arial Unicode MS" w:cs="Arial Unicode MS"/>
+          <w:sz w:val="18"/>
+          <w:szCs w:val="18"/>
+        </w:rPr>
+        <w:t>Lonnoy</w:t>
+      </w:r>
+      <w:proofErr w:type="spellEnd"/>
+      <w:r>
+        <w:rPr>
+          <w:rFonts w:ascii="Arial Unicode MS" w:eastAsia="Arial Unicode MS" w:hAnsi="Arial Unicode MS" w:cs="Arial Unicode MS"/>
+          <w:sz w:val="18"/>
+          <w:szCs w:val="18"/>
+        </w:rPr>
+        <w:t xml:space="preserve">, J.B.R. Matthews, T.K. Maycock, T. Waterfield, O. </w:t>
+      </w:r>
+      <w:proofErr w:type="spellStart"/>
+      <w:r>
+        <w:rPr>
+          <w:rFonts w:ascii="Arial Unicode MS" w:eastAsia="Arial Unicode MS" w:hAnsi="Arial Unicode MS" w:cs="Arial Unicode MS"/>
+          <w:sz w:val="18"/>
+          <w:szCs w:val="18"/>
+        </w:rPr>
+        <w:t>Yelekçi</w:t>
+      </w:r>
+      <w:proofErr w:type="spellEnd"/>
+      <w:r>
+        <w:rPr>
+          <w:rFonts w:ascii="Arial Unicode MS" w:eastAsia="Arial Unicode MS" w:hAnsi="Arial Unicode MS" w:cs="Arial Unicode MS"/>
+          <w:sz w:val="18"/>
+          <w:szCs w:val="18"/>
+        </w:rPr>
+        <w:t xml:space="preserve">, R. Yu, and B. Zhou (eds.)]. Cambridge University Press, Cambridge, UK and New York, NY,USA, pp. 3−32, </w:t>
+      </w:r>
+      <w:proofErr w:type="spellStart"/>
+      <w:r>
+        <w:rPr>
+          <w:rFonts w:ascii="Arial Unicode MS" w:eastAsia="Arial Unicode MS" w:hAnsi="Arial Unicode MS" w:cs="Arial Unicode MS"/>
+          <w:sz w:val="18"/>
+          <w:szCs w:val="18"/>
+        </w:rPr>
+        <w:t>doi</w:t>
+      </w:r>
+      <w:proofErr w:type="spellEnd"/>
+      <w:r>
+        <w:rPr>
+          <w:rFonts w:ascii="Arial Unicode MS" w:eastAsia="Arial Unicode MS" w:hAnsi="Arial Unicode MS" w:cs="Arial Unicode MS"/>
+          <w:sz w:val="18"/>
+          <w:szCs w:val="18"/>
+        </w:rPr>
+        <w:t>:</w:t>
+      </w:r>
+      <w:hyperlink r:id="rId3">
         <w:r>
           <w:rPr>
-            <w:sz w:val="20"/>
-            <w:szCs w:val="20"/>
+            <w:sz w:val="18"/>
+            <w:szCs w:val="18"/>
           </w:rPr>
           <w:t xml:space="preserve"> </w:t>
         </w:r>
       </w:hyperlink>
-      <w:hyperlink r:id="rId7">
+      <w:hyperlink r:id="rId4">
         <w:r>
           <w:rPr>
             <w:color w:val="1155CC"/>
-            <w:sz w:val="20"/>
-            <w:szCs w:val="20"/>
+            <w:sz w:val="18"/>
+            <w:szCs w:val="18"/>
             <w:u w:val="single"/>
           </w:rPr>
           <w:t>10.1017/9781009157896.001</w:t>
@@ -2885,9 +4331,40 @@
       <w:r>
         <w:rPr>
           <w:color w:val="1155CC"/>
+          <w:sz w:val="18"/>
+          <w:szCs w:val="18"/>
+          <w:u w:val="single"/>
+        </w:rPr>
+        <w:t xml:space="preserve"> </w:t>
+      </w:r>
+      <w:r>
+        <w:rPr>
+          <w:sz w:val="18"/>
+          <w:szCs w:val="18"/>
+        </w:rPr>
+        <w:t>.]</w:t>
+      </w:r>
+    </w:p>
+  </w:footnote>
+  <w:footnote w:id="6">
+    <w:p>
+      <w:pPr>
+        <w:spacing w:line="240" w:lineRule="auto"/>
+        <w:rPr>
+          <w:sz w:val="16"/>
+          <w:szCs w:val="16"/>
+        </w:rPr>
+      </w:pPr>
+      <w:r>
+        <w:rPr>
+          <w:vertAlign w:val="superscript"/>
+        </w:rPr>
+        <w:footnoteRef/>
+      </w:r>
+      <w:r>
+        <w:rPr>
           <w:sz w:val="20"/>
           <w:szCs w:val="20"/>
-          <w:u w:val="single"/>
         </w:rPr>
         <w:t xml:space="preserve"> </w:t>
       </w:r>
@@ -2896,45 +4373,14 @@
           <w:sz w:val="20"/>
           <w:szCs w:val="20"/>
         </w:rPr>
-        <w:t>.]</w:t>
-      </w:r>
-    </w:p>
-  </w:footnote>
-  <w:footnote w:id="8">
-    <w:p>
-      <w:pPr>
-        <w:spacing w:line="240" w:lineRule="auto"/>
-        <w:rPr>
-          <w:sz w:val="18"/>
-          <w:szCs w:val="18"/>
-        </w:rPr>
-      </w:pPr>
-      <w:r>
-        <w:rPr>
-          <w:vertAlign w:val="superscript"/>
-        </w:rPr>
-        <w:footnoteRef/>
-      </w:r>
-      <w:r>
-        <w:rPr>
-          <w:sz w:val="20"/>
-          <w:szCs w:val="20"/>
-        </w:rPr>
-        <w:t xml:space="preserve"> </w:t>
-      </w:r>
-      <w:r>
-        <w:rPr>
-          <w:sz w:val="20"/>
-          <w:szCs w:val="20"/>
-        </w:rPr>
         <w:tab/>
       </w:r>
-      <w:hyperlink r:id="rId8">
+      <w:hyperlink r:id="rId5">
         <w:r>
           <w:rPr>
             <w:color w:val="1155CC"/>
-            <w:sz w:val="20"/>
-            <w:szCs w:val="20"/>
+            <w:sz w:val="18"/>
+            <w:szCs w:val="18"/>
             <w:u w:val="single"/>
           </w:rPr>
           <w:t>IPCC Sixth Assessment Report, Synthesis Report, Full Volume</w:t>
@@ -2942,48 +4388,48 @@
       </w:hyperlink>
       <w:r>
         <w:rPr>
+          <w:sz w:val="18"/>
+          <w:szCs w:val="18"/>
+        </w:rPr>
+        <w:t>, paragraphs B.5.2 and 3.3.1.</w:t>
+      </w:r>
+    </w:p>
+  </w:footnote>
+  <w:footnote w:id="7">
+    <w:p>
+      <w:pPr>
+        <w:spacing w:line="240" w:lineRule="auto"/>
+        <w:rPr>
+          <w:sz w:val="16"/>
+          <w:szCs w:val="16"/>
+        </w:rPr>
+      </w:pPr>
+      <w:r>
+        <w:rPr>
+          <w:vertAlign w:val="superscript"/>
+        </w:rPr>
+        <w:footnoteRef/>
+      </w:r>
+      <w:r>
+        <w:rPr>
           <w:sz w:val="20"/>
           <w:szCs w:val="20"/>
         </w:rPr>
-        <w:t>, paragraphs B.5.2 and 3.3.1.</w:t>
-      </w:r>
-    </w:p>
-  </w:footnote>
-  <w:footnote w:id="9">
-    <w:p>
-      <w:pPr>
-        <w:spacing w:line="240" w:lineRule="auto"/>
-        <w:rPr>
-          <w:sz w:val="18"/>
-          <w:szCs w:val="18"/>
-        </w:rPr>
-      </w:pPr>
-      <w:r>
-        <w:rPr>
-          <w:vertAlign w:val="superscript"/>
-        </w:rPr>
-        <w:footnoteRef/>
+        <w:t xml:space="preserve"> </w:t>
       </w:r>
       <w:r>
         <w:rPr>
           <w:sz w:val="20"/>
           <w:szCs w:val="20"/>
         </w:rPr>
-        <w:t xml:space="preserve"> </w:t>
-      </w:r>
-      <w:r>
-        <w:rPr>
-          <w:sz w:val="20"/>
-          <w:szCs w:val="20"/>
-        </w:rPr>
         <w:tab/>
       </w:r>
-      <w:hyperlink r:id="rId9">
+      <w:hyperlink r:id="rId6">
         <w:r>
           <w:rPr>
             <w:color w:val="1155CC"/>
-            <w:sz w:val="20"/>
-            <w:szCs w:val="20"/>
+            <w:sz w:val="18"/>
+            <w:szCs w:val="18"/>
             <w:u w:val="single"/>
           </w:rPr>
           <w:t>IPCC Sixth Assessment Report, Synthesis Report, Full Volume</w:t>
@@ -2991,22 +4437,60 @@
       </w:hyperlink>
       <w:r>
         <w:rPr>
+          <w:sz w:val="18"/>
+          <w:szCs w:val="18"/>
+        </w:rPr>
+        <w:t>, paragraph 3.3.1.</w:t>
+      </w:r>
+    </w:p>
+  </w:footnote>
+  <w:footnote w:id="8">
+    <w:p>
+      <w:pPr>
+        <w:spacing w:line="240" w:lineRule="auto"/>
+        <w:rPr>
+          <w:sz w:val="18"/>
+          <w:szCs w:val="18"/>
+        </w:rPr>
+      </w:pPr>
+      <w:r>
+        <w:rPr>
+          <w:vertAlign w:val="superscript"/>
+        </w:rPr>
+        <w:footnoteRef/>
+      </w:r>
+      <w:r>
+        <w:rPr>
           <w:sz w:val="20"/>
           <w:szCs w:val="20"/>
         </w:rPr>
-        <w:t>, paragraph 3.3.1.</w:t>
-      </w:r>
-    </w:p>
-  </w:footnote>
-  <w:footnote w:id="10">
-    <w:p>
-      <w:pPr>
-        <w:spacing w:line="240" w:lineRule="auto"/>
-        <w:jc w:val="both"/>
+        <w:t xml:space="preserve"> </w:t>
+      </w:r>
+      <w:r>
+        <w:rPr>
+          <w:sz w:val="20"/>
+          <w:szCs w:val="20"/>
+        </w:rPr>
+        <w:tab/>
+      </w:r>
+      <w:r>
         <w:rPr>
           <w:sz w:val="18"/>
           <w:szCs w:val="18"/>
         </w:rPr>
+        <w:t>See the Annex for an explanation of CO₂-equivalence.</w:t>
+      </w:r>
+    </w:p>
+  </w:footnote>
+  <w:footnote w:id="9">
+    <w:p>
+      <w:pPr>
+        <w:spacing w:line="240" w:lineRule="auto"/>
+        <w:jc w:val="both"/>
+        <w:rPr>
+          <w:sz w:val="18"/>
+          <w:szCs w:val="18"/>
+        </w:rPr>
       </w:pPr>
       <w:r>
         <w:rPr>
@@ -3029,7 +4513,7 @@
         <w:tab/>
         <w:t xml:space="preserve">This Annex is based on </w:t>
       </w:r>
-      <w:hyperlink r:id="rId10">
+      <w:hyperlink r:id="rId7">
         <w:r>
           <w:rPr>
             <w:color w:val="1155CC"/>
@@ -3055,9 +4539,9 @@
 <file path=word/numbering.xml><?xml version="1.0" encoding="utf-8"?>
 <w:numbering xmlns:wpc="http://schemas.microsoft.com/office/word/2010/wordprocessingCanvas" xmlns:cx="http://schemas.microsoft.com/office/drawing/2014/chartex" xmlns:cx1="http://schemas.microsoft.com/office/drawing/2015/9/8/chartex" xmlns:cx2="http://schemas.microsoft.com/office/drawing/2015/10/21/chartex" xmlns:cx3="http://schemas.microsoft.com/office/drawing/2016/5/9/chartex" xmlns:cx4="http://schemas.microsoft.com/office/drawing/2016/5/10/chartex" xmlns:cx5="http://schemas.microsoft.com/office/drawing/2016/5/11/chartex" xmlns:cx6="http://schemas.microsoft.com/office/drawing/2016/5/12/chartex" xmlns:cx7="http://schemas.microsoft.com/office/drawing/2016/5/13/chartex" xmlns:cx8="http://schemas.microsoft.com/office/drawing/2016/5/14/chartex" xmlns:mc="http://schemas.openxmlformats.org/markup-compatibility/2006" xmlns:aink="http://schemas.microsoft.com/office/drawing/2016/ink" xmlns:am3d="http://schemas.microsoft.com/office/drawing/2017/model3d" xmlns:o="urn:schemas-microsoft-com:office:office" xmlns:oel="http://schemas.microsoft.com/office/2019/extlst" xmlns:r="http://schemas.openxmlformats.org/officeDocument/2006/relationships" xmlns:m="http://schemas.openxmlformats.org/officeDocument/2006/math" xmlns:v="urn:schemas-microsoft-com:vml" xmlns:wp14="http://schemas.microsoft.com/office/word/2010/wordprocessingDrawing" xmlns:wp="http://schemas.openxmlformats.org/drawingml/2006/wordprocessingDrawing" xmlns:w10="urn:schemas-microsoft-com:office:word" xmlns:w="http://schemas.openxmlformats.org/wordprocessingml/2006/main" xmlns:w14="http://schemas.microsoft.com/office/word/2010/wordml" xmlns:w15="http://schemas.microsoft.com/office/word/2012/wordml" xmlns:w16cex="http://schemas.microsoft.com/office/word/2018/wordml/cex" xmlns:w16cid="http://schemas.microsoft.com/office/word/2016/wordml/cid" xmlns:w16="http://schemas.microsoft.com/office/word/2018/wordml" xmlns:w16du="http://schemas.microsoft.com/office/word/2023/wordml/word16du" xmlns:w16sdtdh="http://schemas.microsoft.com/office/word/2020/wordml/sdtdatahash" xmlns:w16sdtfl="http://schemas.microsoft.com/office/word/2024/wordml/sdtformatlock" xmlns:w16se="http://schemas.microsoft.com/office/word/2015/wordml/symex" xmlns:wpg="http://schemas.microsoft.com/office/word/2010/wordprocessingGroup" xmlns:wpi="http://schemas.microsoft.com/office/word/2010/wordprocessingInk" xmlns:wne="http://schemas.microsoft.com/office/word/2006/wordml" xmlns:wps="http://schemas.microsoft.com/office/word/2010/wordprocessingShape" mc:Ignorable="w14 w15 w16se w16cid w16 w16cex w16sdtdh w16sdtfl w16du wp14">
   <w:abstractNum w:abstractNumId="0" w15:restartNumberingAfterBreak="0">
-    <w:nsid w:val="05E710E8"/>
+    <w:nsid w:val="08C76955"/>
     <w:multiLevelType w:val="multilevel"/>
-    <w:tmpl w:val="F0CECBEE"/>
+    <w:tmpl w:val="848A2120"/>
     <w:lvl w:ilvl="0">
       <w:start w:val="1"/>
       <w:numFmt w:val="bullet"/>
@@ -3168,9 +4652,9 @@
     </w:lvl>
   </w:abstractNum>
   <w:abstractNum w:abstractNumId="1" w15:restartNumberingAfterBreak="0">
-    <w:nsid w:val="0B2D7680"/>
+    <w:nsid w:val="11482491"/>
     <w:multiLevelType w:val="multilevel"/>
-    <w:tmpl w:val="9D962902"/>
+    <w:tmpl w:val="24BEFB36"/>
     <w:lvl w:ilvl="0">
       <w:start w:val="1"/>
       <w:numFmt w:val="bullet"/>
@@ -3281,9 +4765,9 @@
     </w:lvl>
   </w:abstractNum>
   <w:abstractNum w:abstractNumId="2" w15:restartNumberingAfterBreak="0">
-    <w:nsid w:val="0D6A5A86"/>
+    <w:nsid w:val="1AB01AD3"/>
     <w:multiLevelType w:val="multilevel"/>
-    <w:tmpl w:val="2BD85252"/>
+    <w:tmpl w:val="9DF67844"/>
     <w:lvl w:ilvl="0">
       <w:start w:val="1"/>
       <w:numFmt w:val="bullet"/>
@@ -3394,9 +4878,9 @@
     </w:lvl>
   </w:abstractNum>
   <w:abstractNum w:abstractNumId="3" w15:restartNumberingAfterBreak="0">
-    <w:nsid w:val="1F745D4D"/>
+    <w:nsid w:val="1BD31656"/>
     <w:multiLevelType w:val="multilevel"/>
-    <w:tmpl w:val="3CD4FC52"/>
+    <w:tmpl w:val="2320E378"/>
     <w:lvl w:ilvl="0">
       <w:start w:val="1"/>
       <w:numFmt w:val="bullet"/>
@@ -3507,9 +4991,9 @@
     </w:lvl>
   </w:abstractNum>
   <w:abstractNum w:abstractNumId="4" w15:restartNumberingAfterBreak="0">
-    <w:nsid w:val="2BF87F89"/>
+    <w:nsid w:val="23010D59"/>
     <w:multiLevelType w:val="multilevel"/>
-    <w:tmpl w:val="072C8B50"/>
+    <w:tmpl w:val="8D72EC60"/>
     <w:lvl w:ilvl="0">
       <w:start w:val="1"/>
       <w:numFmt w:val="bullet"/>
@@ -3620,9 +5104,913 @@
     </w:lvl>
   </w:abstractNum>
   <w:abstractNum w:abstractNumId="5" w15:restartNumberingAfterBreak="0">
-    <w:nsid w:val="2F9067AF"/>
+    <w:nsid w:val="2E512384"/>
     <w:multiLevelType w:val="multilevel"/>
-    <w:tmpl w:val="FD322CC0"/>
+    <w:tmpl w:val="7D4EA7EA"/>
+    <w:lvl w:ilvl="0">
+      <w:start w:val="1"/>
+      <w:numFmt w:val="bullet"/>
+      <w:lvlText w:val="●"/>
+      <w:lvlJc w:val="left"/>
+      <w:pPr>
+        <w:ind w:left="720" w:hanging="360"/>
+      </w:pPr>
+      <w:rPr>
+        <w:u w:val="none"/>
+      </w:rPr>
+    </w:lvl>
+    <w:lvl w:ilvl="1">
+      <w:start w:val="1"/>
+      <w:numFmt w:val="bullet"/>
+      <w:lvlText w:val="○"/>
+      <w:lvlJc w:val="left"/>
+      <w:pPr>
+        <w:ind w:left="1440" w:hanging="360"/>
+      </w:pPr>
+      <w:rPr>
+        <w:u w:val="none"/>
+      </w:rPr>
+    </w:lvl>
+    <w:lvl w:ilvl="2">
+      <w:start w:val="1"/>
+      <w:numFmt w:val="bullet"/>
+      <w:lvlText w:val="■"/>
+      <w:lvlJc w:val="left"/>
+      <w:pPr>
+        <w:ind w:left="2160" w:hanging="360"/>
+      </w:pPr>
+      <w:rPr>
+        <w:u w:val="none"/>
+      </w:rPr>
+    </w:lvl>
+    <w:lvl w:ilvl="3">
+      <w:start w:val="1"/>
+      <w:numFmt w:val="bullet"/>
+      <w:lvlText w:val="●"/>
+      <w:lvlJc w:val="left"/>
+      <w:pPr>
+        <w:ind w:left="2880" w:hanging="360"/>
+      </w:pPr>
+      <w:rPr>
+        <w:u w:val="none"/>
+      </w:rPr>
+    </w:lvl>
+    <w:lvl w:ilvl="4">
+      <w:start w:val="1"/>
+      <w:numFmt w:val="bullet"/>
+      <w:lvlText w:val="○"/>
+      <w:lvlJc w:val="left"/>
+      <w:pPr>
+        <w:ind w:left="3600" w:hanging="360"/>
+      </w:pPr>
+      <w:rPr>
+        <w:u w:val="none"/>
+      </w:rPr>
+    </w:lvl>
+    <w:lvl w:ilvl="5">
+      <w:start w:val="1"/>
+      <w:numFmt w:val="bullet"/>
+      <w:lvlText w:val="■"/>
+      <w:lvlJc w:val="left"/>
+      <w:pPr>
+        <w:ind w:left="4320" w:hanging="360"/>
+      </w:pPr>
+      <w:rPr>
+        <w:u w:val="none"/>
+      </w:rPr>
+    </w:lvl>
+    <w:lvl w:ilvl="6">
+      <w:start w:val="1"/>
+      <w:numFmt w:val="bullet"/>
+      <w:lvlText w:val="●"/>
+      <w:lvlJc w:val="left"/>
+      <w:pPr>
+        <w:ind w:left="5040" w:hanging="360"/>
+      </w:pPr>
+      <w:rPr>
+        <w:u w:val="none"/>
+      </w:rPr>
+    </w:lvl>
+    <w:lvl w:ilvl="7">
+      <w:start w:val="1"/>
+      <w:numFmt w:val="bullet"/>
+      <w:lvlText w:val="○"/>
+      <w:lvlJc w:val="left"/>
+      <w:pPr>
+        <w:ind w:left="5760" w:hanging="360"/>
+      </w:pPr>
+      <w:rPr>
+        <w:u w:val="none"/>
+      </w:rPr>
+    </w:lvl>
+    <w:lvl w:ilvl="8">
+      <w:start w:val="1"/>
+      <w:numFmt w:val="bullet"/>
+      <w:lvlText w:val="■"/>
+      <w:lvlJc w:val="left"/>
+      <w:pPr>
+        <w:ind w:left="6480" w:hanging="360"/>
+      </w:pPr>
+      <w:rPr>
+        <w:u w:val="none"/>
+      </w:rPr>
+    </w:lvl>
+  </w:abstractNum>
+  <w:abstractNum w:abstractNumId="6" w15:restartNumberingAfterBreak="0">
+    <w:nsid w:val="34985DEB"/>
+    <w:multiLevelType w:val="multilevel"/>
+    <w:tmpl w:val="B568E080"/>
+    <w:lvl w:ilvl="0">
+      <w:start w:val="1"/>
+      <w:numFmt w:val="bullet"/>
+      <w:lvlText w:val="●"/>
+      <w:lvlJc w:val="left"/>
+      <w:pPr>
+        <w:ind w:left="720" w:hanging="360"/>
+      </w:pPr>
+      <w:rPr>
+        <w:u w:val="none"/>
+      </w:rPr>
+    </w:lvl>
+    <w:lvl w:ilvl="1">
+      <w:start w:val="1"/>
+      <w:numFmt w:val="bullet"/>
+      <w:lvlText w:val="○"/>
+      <w:lvlJc w:val="left"/>
+      <w:pPr>
+        <w:ind w:left="1440" w:hanging="360"/>
+      </w:pPr>
+      <w:rPr>
+        <w:u w:val="none"/>
+      </w:rPr>
+    </w:lvl>
+    <w:lvl w:ilvl="2">
+      <w:start w:val="1"/>
+      <w:numFmt w:val="bullet"/>
+      <w:lvlText w:val="■"/>
+      <w:lvlJc w:val="left"/>
+      <w:pPr>
+        <w:ind w:left="2160" w:hanging="360"/>
+      </w:pPr>
+      <w:rPr>
+        <w:u w:val="none"/>
+      </w:rPr>
+    </w:lvl>
+    <w:lvl w:ilvl="3">
+      <w:start w:val="1"/>
+      <w:numFmt w:val="bullet"/>
+      <w:lvlText w:val="●"/>
+      <w:lvlJc w:val="left"/>
+      <w:pPr>
+        <w:ind w:left="2880" w:hanging="360"/>
+      </w:pPr>
+      <w:rPr>
+        <w:u w:val="none"/>
+      </w:rPr>
+    </w:lvl>
+    <w:lvl w:ilvl="4">
+      <w:start w:val="1"/>
+      <w:numFmt w:val="bullet"/>
+      <w:lvlText w:val="○"/>
+      <w:lvlJc w:val="left"/>
+      <w:pPr>
+        <w:ind w:left="3600" w:hanging="360"/>
+      </w:pPr>
+      <w:rPr>
+        <w:u w:val="none"/>
+      </w:rPr>
+    </w:lvl>
+    <w:lvl w:ilvl="5">
+      <w:start w:val="1"/>
+      <w:numFmt w:val="bullet"/>
+      <w:lvlText w:val="■"/>
+      <w:lvlJc w:val="left"/>
+      <w:pPr>
+        <w:ind w:left="4320" w:hanging="360"/>
+      </w:pPr>
+      <w:rPr>
+        <w:u w:val="none"/>
+      </w:rPr>
+    </w:lvl>
+    <w:lvl w:ilvl="6">
+      <w:start w:val="1"/>
+      <w:numFmt w:val="bullet"/>
+      <w:lvlText w:val="●"/>
+      <w:lvlJc w:val="left"/>
+      <w:pPr>
+        <w:ind w:left="5040" w:hanging="360"/>
+      </w:pPr>
+      <w:rPr>
+        <w:u w:val="none"/>
+      </w:rPr>
+    </w:lvl>
+    <w:lvl w:ilvl="7">
+      <w:start w:val="1"/>
+      <w:numFmt w:val="bullet"/>
+      <w:lvlText w:val="○"/>
+      <w:lvlJc w:val="left"/>
+      <w:pPr>
+        <w:ind w:left="5760" w:hanging="360"/>
+      </w:pPr>
+      <w:rPr>
+        <w:u w:val="none"/>
+      </w:rPr>
+    </w:lvl>
+    <w:lvl w:ilvl="8">
+      <w:start w:val="1"/>
+      <w:numFmt w:val="bullet"/>
+      <w:lvlText w:val="■"/>
+      <w:lvlJc w:val="left"/>
+      <w:pPr>
+        <w:ind w:left="6480" w:hanging="360"/>
+      </w:pPr>
+      <w:rPr>
+        <w:u w:val="none"/>
+      </w:rPr>
+    </w:lvl>
+  </w:abstractNum>
+  <w:abstractNum w:abstractNumId="7" w15:restartNumberingAfterBreak="0">
+    <w:nsid w:val="35E96D68"/>
+    <w:multiLevelType w:val="multilevel"/>
+    <w:tmpl w:val="0AFA8D76"/>
+    <w:lvl w:ilvl="0">
+      <w:start w:val="1"/>
+      <w:numFmt w:val="bullet"/>
+      <w:lvlText w:val="●"/>
+      <w:lvlJc w:val="left"/>
+      <w:pPr>
+        <w:ind w:left="720" w:hanging="360"/>
+      </w:pPr>
+      <w:rPr>
+        <w:u w:val="none"/>
+      </w:rPr>
+    </w:lvl>
+    <w:lvl w:ilvl="1">
+      <w:start w:val="1"/>
+      <w:numFmt w:val="bullet"/>
+      <w:lvlText w:val="○"/>
+      <w:lvlJc w:val="left"/>
+      <w:pPr>
+        <w:ind w:left="1440" w:hanging="360"/>
+      </w:pPr>
+      <w:rPr>
+        <w:u w:val="none"/>
+      </w:rPr>
+    </w:lvl>
+    <w:lvl w:ilvl="2">
+      <w:start w:val="1"/>
+      <w:numFmt w:val="bullet"/>
+      <w:lvlText w:val="■"/>
+      <w:lvlJc w:val="left"/>
+      <w:pPr>
+        <w:ind w:left="2160" w:hanging="360"/>
+      </w:pPr>
+      <w:rPr>
+        <w:u w:val="none"/>
+      </w:rPr>
+    </w:lvl>
+    <w:lvl w:ilvl="3">
+      <w:start w:val="1"/>
+      <w:numFmt w:val="bullet"/>
+      <w:lvlText w:val="●"/>
+      <w:lvlJc w:val="left"/>
+      <w:pPr>
+        <w:ind w:left="2880" w:hanging="360"/>
+      </w:pPr>
+      <w:rPr>
+        <w:u w:val="none"/>
+      </w:rPr>
+    </w:lvl>
+    <w:lvl w:ilvl="4">
+      <w:start w:val="1"/>
+      <w:numFmt w:val="bullet"/>
+      <w:lvlText w:val="○"/>
+      <w:lvlJc w:val="left"/>
+      <w:pPr>
+        <w:ind w:left="3600" w:hanging="360"/>
+      </w:pPr>
+      <w:rPr>
+        <w:u w:val="none"/>
+      </w:rPr>
+    </w:lvl>
+    <w:lvl w:ilvl="5">
+      <w:start w:val="1"/>
+      <w:numFmt w:val="bullet"/>
+      <w:lvlText w:val="■"/>
+      <w:lvlJc w:val="left"/>
+      <w:pPr>
+        <w:ind w:left="4320" w:hanging="360"/>
+      </w:pPr>
+      <w:rPr>
+        <w:u w:val="none"/>
+      </w:rPr>
+    </w:lvl>
+    <w:lvl w:ilvl="6">
+      <w:start w:val="1"/>
+      <w:numFmt w:val="bullet"/>
+      <w:lvlText w:val="●"/>
+      <w:lvlJc w:val="left"/>
+      <w:pPr>
+        <w:ind w:left="5040" w:hanging="360"/>
+      </w:pPr>
+      <w:rPr>
+        <w:u w:val="none"/>
+      </w:rPr>
+    </w:lvl>
+    <w:lvl w:ilvl="7">
+      <w:start w:val="1"/>
+      <w:numFmt w:val="bullet"/>
+      <w:lvlText w:val="○"/>
+      <w:lvlJc w:val="left"/>
+      <w:pPr>
+        <w:ind w:left="5760" w:hanging="360"/>
+      </w:pPr>
+      <w:rPr>
+        <w:u w:val="none"/>
+      </w:rPr>
+    </w:lvl>
+    <w:lvl w:ilvl="8">
+      <w:start w:val="1"/>
+      <w:numFmt w:val="bullet"/>
+      <w:lvlText w:val="■"/>
+      <w:lvlJc w:val="left"/>
+      <w:pPr>
+        <w:ind w:left="6480" w:hanging="360"/>
+      </w:pPr>
+      <w:rPr>
+        <w:u w:val="none"/>
+      </w:rPr>
+    </w:lvl>
+  </w:abstractNum>
+  <w:abstractNum w:abstractNumId="8" w15:restartNumberingAfterBreak="0">
+    <w:nsid w:val="3ECE2210"/>
+    <w:multiLevelType w:val="multilevel"/>
+    <w:tmpl w:val="F9CA4E5C"/>
+    <w:lvl w:ilvl="0">
+      <w:start w:val="1"/>
+      <w:numFmt w:val="bullet"/>
+      <w:lvlText w:val="●"/>
+      <w:lvlJc w:val="left"/>
+      <w:pPr>
+        <w:ind w:left="720" w:hanging="360"/>
+      </w:pPr>
+      <w:rPr>
+        <w:u w:val="none"/>
+      </w:rPr>
+    </w:lvl>
+    <w:lvl w:ilvl="1">
+      <w:start w:val="1"/>
+      <w:numFmt w:val="bullet"/>
+      <w:lvlText w:val="○"/>
+      <w:lvlJc w:val="left"/>
+      <w:pPr>
+        <w:ind w:left="1440" w:hanging="360"/>
+      </w:pPr>
+      <w:rPr>
+        <w:u w:val="none"/>
+      </w:rPr>
+    </w:lvl>
+    <w:lvl w:ilvl="2">
+      <w:start w:val="1"/>
+      <w:numFmt w:val="bullet"/>
+      <w:lvlText w:val="■"/>
+      <w:lvlJc w:val="left"/>
+      <w:pPr>
+        <w:ind w:left="2160" w:hanging="360"/>
+      </w:pPr>
+      <w:rPr>
+        <w:u w:val="none"/>
+      </w:rPr>
+    </w:lvl>
+    <w:lvl w:ilvl="3">
+      <w:start w:val="1"/>
+      <w:numFmt w:val="bullet"/>
+      <w:lvlText w:val="●"/>
+      <w:lvlJc w:val="left"/>
+      <w:pPr>
+        <w:ind w:left="2880" w:hanging="360"/>
+      </w:pPr>
+      <w:rPr>
+        <w:u w:val="none"/>
+      </w:rPr>
+    </w:lvl>
+    <w:lvl w:ilvl="4">
+      <w:start w:val="1"/>
+      <w:numFmt w:val="bullet"/>
+      <w:lvlText w:val="○"/>
+      <w:lvlJc w:val="left"/>
+      <w:pPr>
+        <w:ind w:left="3600" w:hanging="360"/>
+      </w:pPr>
+      <w:rPr>
+        <w:u w:val="none"/>
+      </w:rPr>
+    </w:lvl>
+    <w:lvl w:ilvl="5">
+      <w:start w:val="1"/>
+      <w:numFmt w:val="bullet"/>
+      <w:lvlText w:val="■"/>
+      <w:lvlJc w:val="left"/>
+      <w:pPr>
+        <w:ind w:left="4320" w:hanging="360"/>
+      </w:pPr>
+      <w:rPr>
+        <w:u w:val="none"/>
+      </w:rPr>
+    </w:lvl>
+    <w:lvl w:ilvl="6">
+      <w:start w:val="1"/>
+      <w:numFmt w:val="bullet"/>
+      <w:lvlText w:val="●"/>
+      <w:lvlJc w:val="left"/>
+      <w:pPr>
+        <w:ind w:left="5040" w:hanging="360"/>
+      </w:pPr>
+      <w:rPr>
+        <w:u w:val="none"/>
+      </w:rPr>
+    </w:lvl>
+    <w:lvl w:ilvl="7">
+      <w:start w:val="1"/>
+      <w:numFmt w:val="bullet"/>
+      <w:lvlText w:val="○"/>
+      <w:lvlJc w:val="left"/>
+      <w:pPr>
+        <w:ind w:left="5760" w:hanging="360"/>
+      </w:pPr>
+      <w:rPr>
+        <w:u w:val="none"/>
+      </w:rPr>
+    </w:lvl>
+    <w:lvl w:ilvl="8">
+      <w:start w:val="1"/>
+      <w:numFmt w:val="bullet"/>
+      <w:lvlText w:val="■"/>
+      <w:lvlJc w:val="left"/>
+      <w:pPr>
+        <w:ind w:left="6480" w:hanging="360"/>
+      </w:pPr>
+      <w:rPr>
+        <w:u w:val="none"/>
+      </w:rPr>
+    </w:lvl>
+  </w:abstractNum>
+  <w:abstractNum w:abstractNumId="9" w15:restartNumberingAfterBreak="0">
+    <w:nsid w:val="3FA319FD"/>
+    <w:multiLevelType w:val="multilevel"/>
+    <w:tmpl w:val="89506666"/>
+    <w:lvl w:ilvl="0">
+      <w:start w:val="1"/>
+      <w:numFmt w:val="bullet"/>
+      <w:lvlText w:val="●"/>
+      <w:lvlJc w:val="left"/>
+      <w:pPr>
+        <w:ind w:left="720" w:hanging="360"/>
+      </w:pPr>
+      <w:rPr>
+        <w:u w:val="none"/>
+      </w:rPr>
+    </w:lvl>
+    <w:lvl w:ilvl="1">
+      <w:start w:val="1"/>
+      <w:numFmt w:val="bullet"/>
+      <w:lvlText w:val="○"/>
+      <w:lvlJc w:val="left"/>
+      <w:pPr>
+        <w:ind w:left="1440" w:hanging="360"/>
+      </w:pPr>
+      <w:rPr>
+        <w:u w:val="none"/>
+      </w:rPr>
+    </w:lvl>
+    <w:lvl w:ilvl="2">
+      <w:start w:val="1"/>
+      <w:numFmt w:val="bullet"/>
+      <w:lvlText w:val="■"/>
+      <w:lvlJc w:val="left"/>
+      <w:pPr>
+        <w:ind w:left="2160" w:hanging="360"/>
+      </w:pPr>
+      <w:rPr>
+        <w:u w:val="none"/>
+      </w:rPr>
+    </w:lvl>
+    <w:lvl w:ilvl="3">
+      <w:start w:val="1"/>
+      <w:numFmt w:val="bullet"/>
+      <w:lvlText w:val="●"/>
+      <w:lvlJc w:val="left"/>
+      <w:pPr>
+        <w:ind w:left="2880" w:hanging="360"/>
+      </w:pPr>
+      <w:rPr>
+        <w:u w:val="none"/>
+      </w:rPr>
+    </w:lvl>
+    <w:lvl w:ilvl="4">
+      <w:start w:val="1"/>
+      <w:numFmt w:val="bullet"/>
+      <w:lvlText w:val="○"/>
+      <w:lvlJc w:val="left"/>
+      <w:pPr>
+        <w:ind w:left="3600" w:hanging="360"/>
+      </w:pPr>
+      <w:rPr>
+        <w:u w:val="none"/>
+      </w:rPr>
+    </w:lvl>
+    <w:lvl w:ilvl="5">
+      <w:start w:val="1"/>
+      <w:numFmt w:val="bullet"/>
+      <w:lvlText w:val="■"/>
+      <w:lvlJc w:val="left"/>
+      <w:pPr>
+        <w:ind w:left="4320" w:hanging="360"/>
+      </w:pPr>
+      <w:rPr>
+        <w:u w:val="none"/>
+      </w:rPr>
+    </w:lvl>
+    <w:lvl w:ilvl="6">
+      <w:start w:val="1"/>
+      <w:numFmt w:val="bullet"/>
+      <w:lvlText w:val="●"/>
+      <w:lvlJc w:val="left"/>
+      <w:pPr>
+        <w:ind w:left="5040" w:hanging="360"/>
+      </w:pPr>
+      <w:rPr>
+        <w:u w:val="none"/>
+      </w:rPr>
+    </w:lvl>
+    <w:lvl w:ilvl="7">
+      <w:start w:val="1"/>
+      <w:numFmt w:val="bullet"/>
+      <w:lvlText w:val="○"/>
+      <w:lvlJc w:val="left"/>
+      <w:pPr>
+        <w:ind w:left="5760" w:hanging="360"/>
+      </w:pPr>
+      <w:rPr>
+        <w:u w:val="none"/>
+      </w:rPr>
+    </w:lvl>
+    <w:lvl w:ilvl="8">
+      <w:start w:val="1"/>
+      <w:numFmt w:val="bullet"/>
+      <w:lvlText w:val="■"/>
+      <w:lvlJc w:val="left"/>
+      <w:pPr>
+        <w:ind w:left="6480" w:hanging="360"/>
+      </w:pPr>
+      <w:rPr>
+        <w:u w:val="none"/>
+      </w:rPr>
+    </w:lvl>
+  </w:abstractNum>
+  <w:abstractNum w:abstractNumId="10" w15:restartNumberingAfterBreak="0">
+    <w:nsid w:val="42934BF3"/>
+    <w:multiLevelType w:val="multilevel"/>
+    <w:tmpl w:val="FDA08122"/>
+    <w:lvl w:ilvl="0">
+      <w:start w:val="1"/>
+      <w:numFmt w:val="bullet"/>
+      <w:lvlText w:val="●"/>
+      <w:lvlJc w:val="left"/>
+      <w:pPr>
+        <w:ind w:left="720" w:hanging="360"/>
+      </w:pPr>
+      <w:rPr>
+        <w:u w:val="none"/>
+      </w:rPr>
+    </w:lvl>
+    <w:lvl w:ilvl="1">
+      <w:start w:val="1"/>
+      <w:numFmt w:val="bullet"/>
+      <w:lvlText w:val="○"/>
+      <w:lvlJc w:val="left"/>
+      <w:pPr>
+        <w:ind w:left="1440" w:hanging="360"/>
+      </w:pPr>
+      <w:rPr>
+        <w:u w:val="none"/>
+      </w:rPr>
+    </w:lvl>
+    <w:lvl w:ilvl="2">
+      <w:start w:val="1"/>
+      <w:numFmt w:val="bullet"/>
+      <w:lvlText w:val="■"/>
+      <w:lvlJc w:val="left"/>
+      <w:pPr>
+        <w:ind w:left="2160" w:hanging="360"/>
+      </w:pPr>
+      <w:rPr>
+        <w:u w:val="none"/>
+      </w:rPr>
+    </w:lvl>
+    <w:lvl w:ilvl="3">
+      <w:start w:val="1"/>
+      <w:numFmt w:val="bullet"/>
+      <w:lvlText w:val="●"/>
+      <w:lvlJc w:val="left"/>
+      <w:pPr>
+        <w:ind w:left="2880" w:hanging="360"/>
+      </w:pPr>
+      <w:rPr>
+        <w:u w:val="none"/>
+      </w:rPr>
+    </w:lvl>
+    <w:lvl w:ilvl="4">
+      <w:start w:val="1"/>
+      <w:numFmt w:val="bullet"/>
+      <w:lvlText w:val="○"/>
+      <w:lvlJc w:val="left"/>
+      <w:pPr>
+        <w:ind w:left="3600" w:hanging="360"/>
+      </w:pPr>
+      <w:rPr>
+        <w:u w:val="none"/>
+      </w:rPr>
+    </w:lvl>
+    <w:lvl w:ilvl="5">
+      <w:start w:val="1"/>
+      <w:numFmt w:val="bullet"/>
+      <w:lvlText w:val="■"/>
+      <w:lvlJc w:val="left"/>
+      <w:pPr>
+        <w:ind w:left="4320" w:hanging="360"/>
+      </w:pPr>
+      <w:rPr>
+        <w:u w:val="none"/>
+      </w:rPr>
+    </w:lvl>
+    <w:lvl w:ilvl="6">
+      <w:start w:val="1"/>
+      <w:numFmt w:val="bullet"/>
+      <w:lvlText w:val="●"/>
+      <w:lvlJc w:val="left"/>
+      <w:pPr>
+        <w:ind w:left="5040" w:hanging="360"/>
+      </w:pPr>
+      <w:rPr>
+        <w:u w:val="none"/>
+      </w:rPr>
+    </w:lvl>
+    <w:lvl w:ilvl="7">
+      <w:start w:val="1"/>
+      <w:numFmt w:val="bullet"/>
+      <w:lvlText w:val="○"/>
+      <w:lvlJc w:val="left"/>
+      <w:pPr>
+        <w:ind w:left="5760" w:hanging="360"/>
+      </w:pPr>
+      <w:rPr>
+        <w:u w:val="none"/>
+      </w:rPr>
+    </w:lvl>
+    <w:lvl w:ilvl="8">
+      <w:start w:val="1"/>
+      <w:numFmt w:val="bullet"/>
+      <w:lvlText w:val="■"/>
+      <w:lvlJc w:val="left"/>
+      <w:pPr>
+        <w:ind w:left="6480" w:hanging="360"/>
+      </w:pPr>
+      <w:rPr>
+        <w:u w:val="none"/>
+      </w:rPr>
+    </w:lvl>
+  </w:abstractNum>
+  <w:abstractNum w:abstractNumId="11" w15:restartNumberingAfterBreak="0">
+    <w:nsid w:val="48B92E73"/>
+    <w:multiLevelType w:val="multilevel"/>
+    <w:tmpl w:val="478C405E"/>
+    <w:lvl w:ilvl="0">
+      <w:start w:val="1"/>
+      <w:numFmt w:val="bullet"/>
+      <w:lvlText w:val="●"/>
+      <w:lvlJc w:val="left"/>
+      <w:pPr>
+        <w:ind w:left="720" w:hanging="360"/>
+      </w:pPr>
+      <w:rPr>
+        <w:u w:val="none"/>
+      </w:rPr>
+    </w:lvl>
+    <w:lvl w:ilvl="1">
+      <w:start w:val="1"/>
+      <w:numFmt w:val="bullet"/>
+      <w:lvlText w:val="○"/>
+      <w:lvlJc w:val="left"/>
+      <w:pPr>
+        <w:ind w:left="1440" w:hanging="360"/>
+      </w:pPr>
+      <w:rPr>
+        <w:u w:val="none"/>
+      </w:rPr>
+    </w:lvl>
+    <w:lvl w:ilvl="2">
+      <w:start w:val="1"/>
+      <w:numFmt w:val="bullet"/>
+      <w:lvlText w:val="■"/>
+      <w:lvlJc w:val="left"/>
+      <w:pPr>
+        <w:ind w:left="2160" w:hanging="360"/>
+      </w:pPr>
+      <w:rPr>
+        <w:u w:val="none"/>
+      </w:rPr>
+    </w:lvl>
+    <w:lvl w:ilvl="3">
+      <w:start w:val="1"/>
+      <w:numFmt w:val="bullet"/>
+      <w:lvlText w:val="●"/>
+      <w:lvlJc w:val="left"/>
+      <w:pPr>
+        <w:ind w:left="2880" w:hanging="360"/>
+      </w:pPr>
+      <w:rPr>
+        <w:u w:val="none"/>
+      </w:rPr>
+    </w:lvl>
+    <w:lvl w:ilvl="4">
+      <w:start w:val="1"/>
+      <w:numFmt w:val="bullet"/>
+      <w:lvlText w:val="○"/>
+      <w:lvlJc w:val="left"/>
+      <w:pPr>
+        <w:ind w:left="3600" w:hanging="360"/>
+      </w:pPr>
+      <w:rPr>
+        <w:u w:val="none"/>
+      </w:rPr>
+    </w:lvl>
+    <w:lvl w:ilvl="5">
+      <w:start w:val="1"/>
+      <w:numFmt w:val="bullet"/>
+      <w:lvlText w:val="■"/>
+      <w:lvlJc w:val="left"/>
+      <w:pPr>
+        <w:ind w:left="4320" w:hanging="360"/>
+      </w:pPr>
+      <w:rPr>
+        <w:u w:val="none"/>
+      </w:rPr>
+    </w:lvl>
+    <w:lvl w:ilvl="6">
+      <w:start w:val="1"/>
+      <w:numFmt w:val="bullet"/>
+      <w:lvlText w:val="●"/>
+      <w:lvlJc w:val="left"/>
+      <w:pPr>
+        <w:ind w:left="5040" w:hanging="360"/>
+      </w:pPr>
+      <w:rPr>
+        <w:u w:val="none"/>
+      </w:rPr>
+    </w:lvl>
+    <w:lvl w:ilvl="7">
+      <w:start w:val="1"/>
+      <w:numFmt w:val="bullet"/>
+      <w:lvlText w:val="○"/>
+      <w:lvlJc w:val="left"/>
+      <w:pPr>
+        <w:ind w:left="5760" w:hanging="360"/>
+      </w:pPr>
+      <w:rPr>
+        <w:u w:val="none"/>
+      </w:rPr>
+    </w:lvl>
+    <w:lvl w:ilvl="8">
+      <w:start w:val="1"/>
+      <w:numFmt w:val="bullet"/>
+      <w:lvlText w:val="■"/>
+      <w:lvlJc w:val="left"/>
+      <w:pPr>
+        <w:ind w:left="6480" w:hanging="360"/>
+      </w:pPr>
+      <w:rPr>
+        <w:u w:val="none"/>
+      </w:rPr>
+    </w:lvl>
+  </w:abstractNum>
+  <w:abstractNum w:abstractNumId="12" w15:restartNumberingAfterBreak="0">
+    <w:nsid w:val="4CBD3F71"/>
+    <w:multiLevelType w:val="multilevel"/>
+    <w:tmpl w:val="07442DEA"/>
+    <w:lvl w:ilvl="0">
+      <w:start w:val="1"/>
+      <w:numFmt w:val="bullet"/>
+      <w:lvlText w:val="●"/>
+      <w:lvlJc w:val="left"/>
+      <w:pPr>
+        <w:ind w:left="720" w:hanging="360"/>
+      </w:pPr>
+      <w:rPr>
+        <w:u w:val="none"/>
+      </w:rPr>
+    </w:lvl>
+    <w:lvl w:ilvl="1">
+      <w:start w:val="1"/>
+      <w:numFmt w:val="bullet"/>
+      <w:lvlText w:val="○"/>
+      <w:lvlJc w:val="left"/>
+      <w:pPr>
+        <w:ind w:left="1440" w:hanging="360"/>
+      </w:pPr>
+      <w:rPr>
+        <w:u w:val="none"/>
+      </w:rPr>
+    </w:lvl>
+    <w:lvl w:ilvl="2">
+      <w:start w:val="1"/>
+      <w:numFmt w:val="bullet"/>
+      <w:lvlText w:val="■"/>
+      <w:lvlJc w:val="left"/>
+      <w:pPr>
+        <w:ind w:left="2160" w:hanging="360"/>
+      </w:pPr>
+      <w:rPr>
+        <w:u w:val="none"/>
+      </w:rPr>
+    </w:lvl>
+    <w:lvl w:ilvl="3">
+      <w:start w:val="1"/>
+      <w:numFmt w:val="bullet"/>
+      <w:lvlText w:val="●"/>
+      <w:lvlJc w:val="left"/>
+      <w:pPr>
+        <w:ind w:left="2880" w:hanging="360"/>
+      </w:pPr>
+      <w:rPr>
+        <w:u w:val="none"/>
+      </w:rPr>
+    </w:lvl>
+    <w:lvl w:ilvl="4">
+      <w:start w:val="1"/>
+      <w:numFmt w:val="bullet"/>
+      <w:lvlText w:val="○"/>
+      <w:lvlJc w:val="left"/>
+      <w:pPr>
+        <w:ind w:left="3600" w:hanging="360"/>
+      </w:pPr>
+      <w:rPr>
+        <w:u w:val="none"/>
+      </w:rPr>
+    </w:lvl>
+    <w:lvl w:ilvl="5">
+      <w:start w:val="1"/>
+      <w:numFmt w:val="bullet"/>
+      <w:lvlText w:val="■"/>
+      <w:lvlJc w:val="left"/>
+      <w:pPr>
+        <w:ind w:left="4320" w:hanging="360"/>
+      </w:pPr>
+      <w:rPr>
+        <w:u w:val="none"/>
+      </w:rPr>
+    </w:lvl>
+    <w:lvl w:ilvl="6">
+      <w:start w:val="1"/>
+      <w:numFmt w:val="bullet"/>
+      <w:lvlText w:val="●"/>
+      <w:lvlJc w:val="left"/>
+      <w:pPr>
+        <w:ind w:left="5040" w:hanging="360"/>
+      </w:pPr>
+      <w:rPr>
+        <w:u w:val="none"/>
+      </w:rPr>
+    </w:lvl>
+    <w:lvl w:ilvl="7">
+      <w:start w:val="1"/>
+      <w:numFmt w:val="bullet"/>
+      <w:lvlText w:val="○"/>
+      <w:lvlJc w:val="left"/>
+      <w:pPr>
+        <w:ind w:left="5760" w:hanging="360"/>
+      </w:pPr>
+      <w:rPr>
+        <w:u w:val="none"/>
+      </w:rPr>
+    </w:lvl>
+    <w:lvl w:ilvl="8">
+      <w:start w:val="1"/>
+      <w:numFmt w:val="bullet"/>
+      <w:lvlText w:val="■"/>
+      <w:lvlJc w:val="left"/>
+      <w:pPr>
+        <w:ind w:left="6480" w:hanging="360"/>
+      </w:pPr>
+      <w:rPr>
+        <w:u w:val="none"/>
+      </w:rPr>
+    </w:lvl>
+  </w:abstractNum>
+  <w:abstractNum w:abstractNumId="13" w15:restartNumberingAfterBreak="0">
+    <w:nsid w:val="5360478B"/>
+    <w:multiLevelType w:val="multilevel"/>
+    <w:tmpl w:val="BF9073C4"/>
     <w:lvl w:ilvl="0">
       <w:start w:val="1"/>
       <w:numFmt w:val="decimal"/>
@@ -3732,914 +6120,10 @@
       </w:rPr>
     </w:lvl>
   </w:abstractNum>
-  <w:abstractNum w:abstractNumId="6" w15:restartNumberingAfterBreak="0">
-    <w:nsid w:val="39EA009B"/>
+  <w:abstractNum w:abstractNumId="14" w15:restartNumberingAfterBreak="0">
+    <w:nsid w:val="74C15BDC"/>
     <w:multiLevelType w:val="multilevel"/>
-    <w:tmpl w:val="C398540E"/>
-    <w:lvl w:ilvl="0">
-      <w:start w:val="1"/>
-      <w:numFmt w:val="bullet"/>
-      <w:lvlText w:val="●"/>
-      <w:lvlJc w:val="left"/>
-      <w:pPr>
-        <w:ind w:left="720" w:hanging="360"/>
-      </w:pPr>
-      <w:rPr>
-        <w:u w:val="none"/>
-      </w:rPr>
-    </w:lvl>
-    <w:lvl w:ilvl="1">
-      <w:start w:val="1"/>
-      <w:numFmt w:val="bullet"/>
-      <w:lvlText w:val="○"/>
-      <w:lvlJc w:val="left"/>
-      <w:pPr>
-        <w:ind w:left="1440" w:hanging="360"/>
-      </w:pPr>
-      <w:rPr>
-        <w:u w:val="none"/>
-      </w:rPr>
-    </w:lvl>
-    <w:lvl w:ilvl="2">
-      <w:start w:val="1"/>
-      <w:numFmt w:val="bullet"/>
-      <w:lvlText w:val="■"/>
-      <w:lvlJc w:val="left"/>
-      <w:pPr>
-        <w:ind w:left="2160" w:hanging="360"/>
-      </w:pPr>
-      <w:rPr>
-        <w:u w:val="none"/>
-      </w:rPr>
-    </w:lvl>
-    <w:lvl w:ilvl="3">
-      <w:start w:val="1"/>
-      <w:numFmt w:val="bullet"/>
-      <w:lvlText w:val="●"/>
-      <w:lvlJc w:val="left"/>
-      <w:pPr>
-        <w:ind w:left="2880" w:hanging="360"/>
-      </w:pPr>
-      <w:rPr>
-        <w:u w:val="none"/>
-      </w:rPr>
-    </w:lvl>
-    <w:lvl w:ilvl="4">
-      <w:start w:val="1"/>
-      <w:numFmt w:val="bullet"/>
-      <w:lvlText w:val="○"/>
-      <w:lvlJc w:val="left"/>
-      <w:pPr>
-        <w:ind w:left="3600" w:hanging="360"/>
-      </w:pPr>
-      <w:rPr>
-        <w:u w:val="none"/>
-      </w:rPr>
-    </w:lvl>
-    <w:lvl w:ilvl="5">
-      <w:start w:val="1"/>
-      <w:numFmt w:val="bullet"/>
-      <w:lvlText w:val="■"/>
-      <w:lvlJc w:val="left"/>
-      <w:pPr>
-        <w:ind w:left="4320" w:hanging="360"/>
-      </w:pPr>
-      <w:rPr>
-        <w:u w:val="none"/>
-      </w:rPr>
-    </w:lvl>
-    <w:lvl w:ilvl="6">
-      <w:start w:val="1"/>
-      <w:numFmt w:val="bullet"/>
-      <w:lvlText w:val="●"/>
-      <w:lvlJc w:val="left"/>
-      <w:pPr>
-        <w:ind w:left="5040" w:hanging="360"/>
-      </w:pPr>
-      <w:rPr>
-        <w:u w:val="none"/>
-      </w:rPr>
-    </w:lvl>
-    <w:lvl w:ilvl="7">
-      <w:start w:val="1"/>
-      <w:numFmt w:val="bullet"/>
-      <w:lvlText w:val="○"/>
-      <w:lvlJc w:val="left"/>
-      <w:pPr>
-        <w:ind w:left="5760" w:hanging="360"/>
-      </w:pPr>
-      <w:rPr>
-        <w:u w:val="none"/>
-      </w:rPr>
-    </w:lvl>
-    <w:lvl w:ilvl="8">
-      <w:start w:val="1"/>
-      <w:numFmt w:val="bullet"/>
-      <w:lvlText w:val="■"/>
-      <w:lvlJc w:val="left"/>
-      <w:pPr>
-        <w:ind w:left="6480" w:hanging="360"/>
-      </w:pPr>
-      <w:rPr>
-        <w:u w:val="none"/>
-      </w:rPr>
-    </w:lvl>
-  </w:abstractNum>
-  <w:abstractNum w:abstractNumId="7" w15:restartNumberingAfterBreak="0">
-    <w:nsid w:val="3CCA4DA2"/>
-    <w:multiLevelType w:val="multilevel"/>
-    <w:tmpl w:val="119C022E"/>
-    <w:lvl w:ilvl="0">
-      <w:start w:val="1"/>
-      <w:numFmt w:val="bullet"/>
-      <w:lvlText w:val="●"/>
-      <w:lvlJc w:val="left"/>
-      <w:pPr>
-        <w:ind w:left="720" w:hanging="360"/>
-      </w:pPr>
-      <w:rPr>
-        <w:u w:val="none"/>
-      </w:rPr>
-    </w:lvl>
-    <w:lvl w:ilvl="1">
-      <w:start w:val="1"/>
-      <w:numFmt w:val="bullet"/>
-      <w:lvlText w:val="○"/>
-      <w:lvlJc w:val="left"/>
-      <w:pPr>
-        <w:ind w:left="1440" w:hanging="360"/>
-      </w:pPr>
-      <w:rPr>
-        <w:u w:val="none"/>
-      </w:rPr>
-    </w:lvl>
-    <w:lvl w:ilvl="2">
-      <w:start w:val="1"/>
-      <w:numFmt w:val="bullet"/>
-      <w:lvlText w:val="■"/>
-      <w:lvlJc w:val="left"/>
-      <w:pPr>
-        <w:ind w:left="2160" w:hanging="360"/>
-      </w:pPr>
-      <w:rPr>
-        <w:u w:val="none"/>
-      </w:rPr>
-    </w:lvl>
-    <w:lvl w:ilvl="3">
-      <w:start w:val="1"/>
-      <w:numFmt w:val="bullet"/>
-      <w:lvlText w:val="●"/>
-      <w:lvlJc w:val="left"/>
-      <w:pPr>
-        <w:ind w:left="2880" w:hanging="360"/>
-      </w:pPr>
-      <w:rPr>
-        <w:u w:val="none"/>
-      </w:rPr>
-    </w:lvl>
-    <w:lvl w:ilvl="4">
-      <w:start w:val="1"/>
-      <w:numFmt w:val="bullet"/>
-      <w:lvlText w:val="○"/>
-      <w:lvlJc w:val="left"/>
-      <w:pPr>
-        <w:ind w:left="3600" w:hanging="360"/>
-      </w:pPr>
-      <w:rPr>
-        <w:u w:val="none"/>
-      </w:rPr>
-    </w:lvl>
-    <w:lvl w:ilvl="5">
-      <w:start w:val="1"/>
-      <w:numFmt w:val="bullet"/>
-      <w:lvlText w:val="■"/>
-      <w:lvlJc w:val="left"/>
-      <w:pPr>
-        <w:ind w:left="4320" w:hanging="360"/>
-      </w:pPr>
-      <w:rPr>
-        <w:u w:val="none"/>
-      </w:rPr>
-    </w:lvl>
-    <w:lvl w:ilvl="6">
-      <w:start w:val="1"/>
-      <w:numFmt w:val="bullet"/>
-      <w:lvlText w:val="●"/>
-      <w:lvlJc w:val="left"/>
-      <w:pPr>
-        <w:ind w:left="5040" w:hanging="360"/>
-      </w:pPr>
-      <w:rPr>
-        <w:u w:val="none"/>
-      </w:rPr>
-    </w:lvl>
-    <w:lvl w:ilvl="7">
-      <w:start w:val="1"/>
-      <w:numFmt w:val="bullet"/>
-      <w:lvlText w:val="○"/>
-      <w:lvlJc w:val="left"/>
-      <w:pPr>
-        <w:ind w:left="5760" w:hanging="360"/>
-      </w:pPr>
-      <w:rPr>
-        <w:u w:val="none"/>
-      </w:rPr>
-    </w:lvl>
-    <w:lvl w:ilvl="8">
-      <w:start w:val="1"/>
-      <w:numFmt w:val="bullet"/>
-      <w:lvlText w:val="■"/>
-      <w:lvlJc w:val="left"/>
-      <w:pPr>
-        <w:ind w:left="6480" w:hanging="360"/>
-      </w:pPr>
-      <w:rPr>
-        <w:u w:val="none"/>
-      </w:rPr>
-    </w:lvl>
-  </w:abstractNum>
-  <w:abstractNum w:abstractNumId="8" w15:restartNumberingAfterBreak="0">
-    <w:nsid w:val="4DF73B21"/>
-    <w:multiLevelType w:val="multilevel"/>
-    <w:tmpl w:val="2B2A5E44"/>
-    <w:lvl w:ilvl="0">
-      <w:start w:val="1"/>
-      <w:numFmt w:val="bullet"/>
-      <w:lvlText w:val="●"/>
-      <w:lvlJc w:val="left"/>
-      <w:pPr>
-        <w:ind w:left="720" w:hanging="360"/>
-      </w:pPr>
-      <w:rPr>
-        <w:u w:val="none"/>
-      </w:rPr>
-    </w:lvl>
-    <w:lvl w:ilvl="1">
-      <w:start w:val="1"/>
-      <w:numFmt w:val="bullet"/>
-      <w:lvlText w:val="○"/>
-      <w:lvlJc w:val="left"/>
-      <w:pPr>
-        <w:ind w:left="1440" w:hanging="360"/>
-      </w:pPr>
-      <w:rPr>
-        <w:u w:val="none"/>
-      </w:rPr>
-    </w:lvl>
-    <w:lvl w:ilvl="2">
-      <w:start w:val="1"/>
-      <w:numFmt w:val="bullet"/>
-      <w:lvlText w:val="■"/>
-      <w:lvlJc w:val="left"/>
-      <w:pPr>
-        <w:ind w:left="2160" w:hanging="360"/>
-      </w:pPr>
-      <w:rPr>
-        <w:u w:val="none"/>
-      </w:rPr>
-    </w:lvl>
-    <w:lvl w:ilvl="3">
-      <w:start w:val="1"/>
-      <w:numFmt w:val="bullet"/>
-      <w:lvlText w:val="●"/>
-      <w:lvlJc w:val="left"/>
-      <w:pPr>
-        <w:ind w:left="2880" w:hanging="360"/>
-      </w:pPr>
-      <w:rPr>
-        <w:u w:val="none"/>
-      </w:rPr>
-    </w:lvl>
-    <w:lvl w:ilvl="4">
-      <w:start w:val="1"/>
-      <w:numFmt w:val="bullet"/>
-      <w:lvlText w:val="○"/>
-      <w:lvlJc w:val="left"/>
-      <w:pPr>
-        <w:ind w:left="3600" w:hanging="360"/>
-      </w:pPr>
-      <w:rPr>
-        <w:u w:val="none"/>
-      </w:rPr>
-    </w:lvl>
-    <w:lvl w:ilvl="5">
-      <w:start w:val="1"/>
-      <w:numFmt w:val="bullet"/>
-      <w:lvlText w:val="■"/>
-      <w:lvlJc w:val="left"/>
-      <w:pPr>
-        <w:ind w:left="4320" w:hanging="360"/>
-      </w:pPr>
-      <w:rPr>
-        <w:u w:val="none"/>
-      </w:rPr>
-    </w:lvl>
-    <w:lvl w:ilvl="6">
-      <w:start w:val="1"/>
-      <w:numFmt w:val="bullet"/>
-      <w:lvlText w:val="●"/>
-      <w:lvlJc w:val="left"/>
-      <w:pPr>
-        <w:ind w:left="5040" w:hanging="360"/>
-      </w:pPr>
-      <w:rPr>
-        <w:u w:val="none"/>
-      </w:rPr>
-    </w:lvl>
-    <w:lvl w:ilvl="7">
-      <w:start w:val="1"/>
-      <w:numFmt w:val="bullet"/>
-      <w:lvlText w:val="○"/>
-      <w:lvlJc w:val="left"/>
-      <w:pPr>
-        <w:ind w:left="5760" w:hanging="360"/>
-      </w:pPr>
-      <w:rPr>
-        <w:u w:val="none"/>
-      </w:rPr>
-    </w:lvl>
-    <w:lvl w:ilvl="8">
-      <w:start w:val="1"/>
-      <w:numFmt w:val="bullet"/>
-      <w:lvlText w:val="■"/>
-      <w:lvlJc w:val="left"/>
-      <w:pPr>
-        <w:ind w:left="6480" w:hanging="360"/>
-      </w:pPr>
-      <w:rPr>
-        <w:u w:val="none"/>
-      </w:rPr>
-    </w:lvl>
-  </w:abstractNum>
-  <w:abstractNum w:abstractNumId="9" w15:restartNumberingAfterBreak="0">
-    <w:nsid w:val="562810BE"/>
-    <w:multiLevelType w:val="multilevel"/>
-    <w:tmpl w:val="D41A910A"/>
-    <w:lvl w:ilvl="0">
-      <w:start w:val="1"/>
-      <w:numFmt w:val="bullet"/>
-      <w:lvlText w:val="●"/>
-      <w:lvlJc w:val="left"/>
-      <w:pPr>
-        <w:ind w:left="720" w:hanging="360"/>
-      </w:pPr>
-      <w:rPr>
-        <w:u w:val="none"/>
-      </w:rPr>
-    </w:lvl>
-    <w:lvl w:ilvl="1">
-      <w:start w:val="1"/>
-      <w:numFmt w:val="bullet"/>
-      <w:lvlText w:val="○"/>
-      <w:lvlJc w:val="left"/>
-      <w:pPr>
-        <w:ind w:left="1440" w:hanging="360"/>
-      </w:pPr>
-      <w:rPr>
-        <w:u w:val="none"/>
-      </w:rPr>
-    </w:lvl>
-    <w:lvl w:ilvl="2">
-      <w:start w:val="1"/>
-      <w:numFmt w:val="bullet"/>
-      <w:lvlText w:val="■"/>
-      <w:lvlJc w:val="left"/>
-      <w:pPr>
-        <w:ind w:left="2160" w:hanging="360"/>
-      </w:pPr>
-      <w:rPr>
-        <w:u w:val="none"/>
-      </w:rPr>
-    </w:lvl>
-    <w:lvl w:ilvl="3">
-      <w:start w:val="1"/>
-      <w:numFmt w:val="bullet"/>
-      <w:lvlText w:val="●"/>
-      <w:lvlJc w:val="left"/>
-      <w:pPr>
-        <w:ind w:left="2880" w:hanging="360"/>
-      </w:pPr>
-      <w:rPr>
-        <w:u w:val="none"/>
-      </w:rPr>
-    </w:lvl>
-    <w:lvl w:ilvl="4">
-      <w:start w:val="1"/>
-      <w:numFmt w:val="bullet"/>
-      <w:lvlText w:val="○"/>
-      <w:lvlJc w:val="left"/>
-      <w:pPr>
-        <w:ind w:left="3600" w:hanging="360"/>
-      </w:pPr>
-      <w:rPr>
-        <w:u w:val="none"/>
-      </w:rPr>
-    </w:lvl>
-    <w:lvl w:ilvl="5">
-      <w:start w:val="1"/>
-      <w:numFmt w:val="bullet"/>
-      <w:lvlText w:val="■"/>
-      <w:lvlJc w:val="left"/>
-      <w:pPr>
-        <w:ind w:left="4320" w:hanging="360"/>
-      </w:pPr>
-      <w:rPr>
-        <w:u w:val="none"/>
-      </w:rPr>
-    </w:lvl>
-    <w:lvl w:ilvl="6">
-      <w:start w:val="1"/>
-      <w:numFmt w:val="bullet"/>
-      <w:lvlText w:val="●"/>
-      <w:lvlJc w:val="left"/>
-      <w:pPr>
-        <w:ind w:left="5040" w:hanging="360"/>
-      </w:pPr>
-      <w:rPr>
-        <w:u w:val="none"/>
-      </w:rPr>
-    </w:lvl>
-    <w:lvl w:ilvl="7">
-      <w:start w:val="1"/>
-      <w:numFmt w:val="bullet"/>
-      <w:lvlText w:val="○"/>
-      <w:lvlJc w:val="left"/>
-      <w:pPr>
-        <w:ind w:left="5760" w:hanging="360"/>
-      </w:pPr>
-      <w:rPr>
-        <w:u w:val="none"/>
-      </w:rPr>
-    </w:lvl>
-    <w:lvl w:ilvl="8">
-      <w:start w:val="1"/>
-      <w:numFmt w:val="bullet"/>
-      <w:lvlText w:val="■"/>
-      <w:lvlJc w:val="left"/>
-      <w:pPr>
-        <w:ind w:left="6480" w:hanging="360"/>
-      </w:pPr>
-      <w:rPr>
-        <w:u w:val="none"/>
-      </w:rPr>
-    </w:lvl>
-  </w:abstractNum>
-  <w:abstractNum w:abstractNumId="10" w15:restartNumberingAfterBreak="0">
-    <w:nsid w:val="5FF32D2B"/>
-    <w:multiLevelType w:val="multilevel"/>
-    <w:tmpl w:val="02DE819C"/>
-    <w:lvl w:ilvl="0">
-      <w:start w:val="1"/>
-      <w:numFmt w:val="bullet"/>
-      <w:lvlText w:val="●"/>
-      <w:lvlJc w:val="left"/>
-      <w:pPr>
-        <w:ind w:left="720" w:hanging="360"/>
-      </w:pPr>
-      <w:rPr>
-        <w:u w:val="none"/>
-      </w:rPr>
-    </w:lvl>
-    <w:lvl w:ilvl="1">
-      <w:start w:val="1"/>
-      <w:numFmt w:val="bullet"/>
-      <w:lvlText w:val="○"/>
-      <w:lvlJc w:val="left"/>
-      <w:pPr>
-        <w:ind w:left="1440" w:hanging="360"/>
-      </w:pPr>
-      <w:rPr>
-        <w:u w:val="none"/>
-      </w:rPr>
-    </w:lvl>
-    <w:lvl w:ilvl="2">
-      <w:start w:val="1"/>
-      <w:numFmt w:val="bullet"/>
-      <w:lvlText w:val="■"/>
-      <w:lvlJc w:val="left"/>
-      <w:pPr>
-        <w:ind w:left="2160" w:hanging="360"/>
-      </w:pPr>
-      <w:rPr>
-        <w:u w:val="none"/>
-      </w:rPr>
-    </w:lvl>
-    <w:lvl w:ilvl="3">
-      <w:start w:val="1"/>
-      <w:numFmt w:val="bullet"/>
-      <w:lvlText w:val="●"/>
-      <w:lvlJc w:val="left"/>
-      <w:pPr>
-        <w:ind w:left="2880" w:hanging="360"/>
-      </w:pPr>
-      <w:rPr>
-        <w:u w:val="none"/>
-      </w:rPr>
-    </w:lvl>
-    <w:lvl w:ilvl="4">
-      <w:start w:val="1"/>
-      <w:numFmt w:val="bullet"/>
-      <w:lvlText w:val="○"/>
-      <w:lvlJc w:val="left"/>
-      <w:pPr>
-        <w:ind w:left="3600" w:hanging="360"/>
-      </w:pPr>
-      <w:rPr>
-        <w:u w:val="none"/>
-      </w:rPr>
-    </w:lvl>
-    <w:lvl w:ilvl="5">
-      <w:start w:val="1"/>
-      <w:numFmt w:val="bullet"/>
-      <w:lvlText w:val="■"/>
-      <w:lvlJc w:val="left"/>
-      <w:pPr>
-        <w:ind w:left="4320" w:hanging="360"/>
-      </w:pPr>
-      <w:rPr>
-        <w:u w:val="none"/>
-      </w:rPr>
-    </w:lvl>
-    <w:lvl w:ilvl="6">
-      <w:start w:val="1"/>
-      <w:numFmt w:val="bullet"/>
-      <w:lvlText w:val="●"/>
-      <w:lvlJc w:val="left"/>
-      <w:pPr>
-        <w:ind w:left="5040" w:hanging="360"/>
-      </w:pPr>
-      <w:rPr>
-        <w:u w:val="none"/>
-      </w:rPr>
-    </w:lvl>
-    <w:lvl w:ilvl="7">
-      <w:start w:val="1"/>
-      <w:numFmt w:val="bullet"/>
-      <w:lvlText w:val="○"/>
-      <w:lvlJc w:val="left"/>
-      <w:pPr>
-        <w:ind w:left="5760" w:hanging="360"/>
-      </w:pPr>
-      <w:rPr>
-        <w:u w:val="none"/>
-      </w:rPr>
-    </w:lvl>
-    <w:lvl w:ilvl="8">
-      <w:start w:val="1"/>
-      <w:numFmt w:val="bullet"/>
-      <w:lvlText w:val="■"/>
-      <w:lvlJc w:val="left"/>
-      <w:pPr>
-        <w:ind w:left="6480" w:hanging="360"/>
-      </w:pPr>
-      <w:rPr>
-        <w:u w:val="none"/>
-      </w:rPr>
-    </w:lvl>
-  </w:abstractNum>
-  <w:abstractNum w:abstractNumId="11" w15:restartNumberingAfterBreak="0">
-    <w:nsid w:val="61553FEC"/>
-    <w:multiLevelType w:val="multilevel"/>
-    <w:tmpl w:val="EC18E142"/>
-    <w:lvl w:ilvl="0">
-      <w:start w:val="1"/>
-      <w:numFmt w:val="bullet"/>
-      <w:lvlText w:val="●"/>
-      <w:lvlJc w:val="left"/>
-      <w:pPr>
-        <w:ind w:left="720" w:hanging="360"/>
-      </w:pPr>
-      <w:rPr>
-        <w:u w:val="none"/>
-      </w:rPr>
-    </w:lvl>
-    <w:lvl w:ilvl="1">
-      <w:start w:val="1"/>
-      <w:numFmt w:val="bullet"/>
-      <w:lvlText w:val="○"/>
-      <w:lvlJc w:val="left"/>
-      <w:pPr>
-        <w:ind w:left="1440" w:hanging="360"/>
-      </w:pPr>
-      <w:rPr>
-        <w:u w:val="none"/>
-      </w:rPr>
-    </w:lvl>
-    <w:lvl w:ilvl="2">
-      <w:start w:val="1"/>
-      <w:numFmt w:val="bullet"/>
-      <w:lvlText w:val="■"/>
-      <w:lvlJc w:val="left"/>
-      <w:pPr>
-        <w:ind w:left="2160" w:hanging="360"/>
-      </w:pPr>
-      <w:rPr>
-        <w:u w:val="none"/>
-      </w:rPr>
-    </w:lvl>
-    <w:lvl w:ilvl="3">
-      <w:start w:val="1"/>
-      <w:numFmt w:val="bullet"/>
-      <w:lvlText w:val="●"/>
-      <w:lvlJc w:val="left"/>
-      <w:pPr>
-        <w:ind w:left="2880" w:hanging="360"/>
-      </w:pPr>
-      <w:rPr>
-        <w:u w:val="none"/>
-      </w:rPr>
-    </w:lvl>
-    <w:lvl w:ilvl="4">
-      <w:start w:val="1"/>
-      <w:numFmt w:val="bullet"/>
-      <w:lvlText w:val="○"/>
-      <w:lvlJc w:val="left"/>
-      <w:pPr>
-        <w:ind w:left="3600" w:hanging="360"/>
-      </w:pPr>
-      <w:rPr>
-        <w:u w:val="none"/>
-      </w:rPr>
-    </w:lvl>
-    <w:lvl w:ilvl="5">
-      <w:start w:val="1"/>
-      <w:numFmt w:val="bullet"/>
-      <w:lvlText w:val="■"/>
-      <w:lvlJc w:val="left"/>
-      <w:pPr>
-        <w:ind w:left="4320" w:hanging="360"/>
-      </w:pPr>
-      <w:rPr>
-        <w:u w:val="none"/>
-      </w:rPr>
-    </w:lvl>
-    <w:lvl w:ilvl="6">
-      <w:start w:val="1"/>
-      <w:numFmt w:val="bullet"/>
-      <w:lvlText w:val="●"/>
-      <w:lvlJc w:val="left"/>
-      <w:pPr>
-        <w:ind w:left="5040" w:hanging="360"/>
-      </w:pPr>
-      <w:rPr>
-        <w:u w:val="none"/>
-      </w:rPr>
-    </w:lvl>
-    <w:lvl w:ilvl="7">
-      <w:start w:val="1"/>
-      <w:numFmt w:val="bullet"/>
-      <w:lvlText w:val="○"/>
-      <w:lvlJc w:val="left"/>
-      <w:pPr>
-        <w:ind w:left="5760" w:hanging="360"/>
-      </w:pPr>
-      <w:rPr>
-        <w:u w:val="none"/>
-      </w:rPr>
-    </w:lvl>
-    <w:lvl w:ilvl="8">
-      <w:start w:val="1"/>
-      <w:numFmt w:val="bullet"/>
-      <w:lvlText w:val="■"/>
-      <w:lvlJc w:val="left"/>
-      <w:pPr>
-        <w:ind w:left="6480" w:hanging="360"/>
-      </w:pPr>
-      <w:rPr>
-        <w:u w:val="none"/>
-      </w:rPr>
-    </w:lvl>
-  </w:abstractNum>
-  <w:abstractNum w:abstractNumId="12" w15:restartNumberingAfterBreak="0">
-    <w:nsid w:val="6FF00E0A"/>
-    <w:multiLevelType w:val="multilevel"/>
-    <w:tmpl w:val="B61617D8"/>
-    <w:lvl w:ilvl="0">
-      <w:start w:val="1"/>
-      <w:numFmt w:val="bullet"/>
-      <w:lvlText w:val="●"/>
-      <w:lvlJc w:val="left"/>
-      <w:pPr>
-        <w:ind w:left="720" w:hanging="360"/>
-      </w:pPr>
-      <w:rPr>
-        <w:u w:val="none"/>
-      </w:rPr>
-    </w:lvl>
-    <w:lvl w:ilvl="1">
-      <w:start w:val="1"/>
-      <w:numFmt w:val="bullet"/>
-      <w:lvlText w:val="○"/>
-      <w:lvlJc w:val="left"/>
-      <w:pPr>
-        <w:ind w:left="1440" w:hanging="360"/>
-      </w:pPr>
-      <w:rPr>
-        <w:u w:val="none"/>
-      </w:rPr>
-    </w:lvl>
-    <w:lvl w:ilvl="2">
-      <w:start w:val="1"/>
-      <w:numFmt w:val="bullet"/>
-      <w:lvlText w:val="■"/>
-      <w:lvlJc w:val="left"/>
-      <w:pPr>
-        <w:ind w:left="2160" w:hanging="360"/>
-      </w:pPr>
-      <w:rPr>
-        <w:u w:val="none"/>
-      </w:rPr>
-    </w:lvl>
-    <w:lvl w:ilvl="3">
-      <w:start w:val="1"/>
-      <w:numFmt w:val="bullet"/>
-      <w:lvlText w:val="●"/>
-      <w:lvlJc w:val="left"/>
-      <w:pPr>
-        <w:ind w:left="2880" w:hanging="360"/>
-      </w:pPr>
-      <w:rPr>
-        <w:u w:val="none"/>
-      </w:rPr>
-    </w:lvl>
-    <w:lvl w:ilvl="4">
-      <w:start w:val="1"/>
-      <w:numFmt w:val="bullet"/>
-      <w:lvlText w:val="○"/>
-      <w:lvlJc w:val="left"/>
-      <w:pPr>
-        <w:ind w:left="3600" w:hanging="360"/>
-      </w:pPr>
-      <w:rPr>
-        <w:u w:val="none"/>
-      </w:rPr>
-    </w:lvl>
-    <w:lvl w:ilvl="5">
-      <w:start w:val="1"/>
-      <w:numFmt w:val="bullet"/>
-      <w:lvlText w:val="■"/>
-      <w:lvlJc w:val="left"/>
-      <w:pPr>
-        <w:ind w:left="4320" w:hanging="360"/>
-      </w:pPr>
-      <w:rPr>
-        <w:u w:val="none"/>
-      </w:rPr>
-    </w:lvl>
-    <w:lvl w:ilvl="6">
-      <w:start w:val="1"/>
-      <w:numFmt w:val="bullet"/>
-      <w:lvlText w:val="●"/>
-      <w:lvlJc w:val="left"/>
-      <w:pPr>
-        <w:ind w:left="5040" w:hanging="360"/>
-      </w:pPr>
-      <w:rPr>
-        <w:u w:val="none"/>
-      </w:rPr>
-    </w:lvl>
-    <w:lvl w:ilvl="7">
-      <w:start w:val="1"/>
-      <w:numFmt w:val="bullet"/>
-      <w:lvlText w:val="○"/>
-      <w:lvlJc w:val="left"/>
-      <w:pPr>
-        <w:ind w:left="5760" w:hanging="360"/>
-      </w:pPr>
-      <w:rPr>
-        <w:u w:val="none"/>
-      </w:rPr>
-    </w:lvl>
-    <w:lvl w:ilvl="8">
-      <w:start w:val="1"/>
-      <w:numFmt w:val="bullet"/>
-      <w:lvlText w:val="■"/>
-      <w:lvlJc w:val="left"/>
-      <w:pPr>
-        <w:ind w:left="6480" w:hanging="360"/>
-      </w:pPr>
-      <w:rPr>
-        <w:u w:val="none"/>
-      </w:rPr>
-    </w:lvl>
-  </w:abstractNum>
-  <w:abstractNum w:abstractNumId="13" w15:restartNumberingAfterBreak="0">
-    <w:nsid w:val="7B25042E"/>
-    <w:multiLevelType w:val="multilevel"/>
-    <w:tmpl w:val="F1B69BF0"/>
-    <w:lvl w:ilvl="0">
-      <w:start w:val="1"/>
-      <w:numFmt w:val="bullet"/>
-      <w:lvlText w:val="●"/>
-      <w:lvlJc w:val="left"/>
-      <w:pPr>
-        <w:ind w:left="720" w:hanging="360"/>
-      </w:pPr>
-      <w:rPr>
-        <w:u w:val="none"/>
-      </w:rPr>
-    </w:lvl>
-    <w:lvl w:ilvl="1">
-      <w:start w:val="1"/>
-      <w:numFmt w:val="bullet"/>
-      <w:lvlText w:val="○"/>
-      <w:lvlJc w:val="left"/>
-      <w:pPr>
-        <w:ind w:left="1440" w:hanging="360"/>
-      </w:pPr>
-      <w:rPr>
-        <w:u w:val="none"/>
-      </w:rPr>
-    </w:lvl>
-    <w:lvl w:ilvl="2">
-      <w:start w:val="1"/>
-      <w:numFmt w:val="bullet"/>
-      <w:lvlText w:val="■"/>
-      <w:lvlJc w:val="left"/>
-      <w:pPr>
-        <w:ind w:left="2160" w:hanging="360"/>
-      </w:pPr>
-      <w:rPr>
-        <w:u w:val="none"/>
-      </w:rPr>
-    </w:lvl>
-    <w:lvl w:ilvl="3">
-      <w:start w:val="1"/>
-      <w:numFmt w:val="bullet"/>
-      <w:lvlText w:val="●"/>
-      <w:lvlJc w:val="left"/>
-      <w:pPr>
-        <w:ind w:left="2880" w:hanging="360"/>
-      </w:pPr>
-      <w:rPr>
-        <w:u w:val="none"/>
-      </w:rPr>
-    </w:lvl>
-    <w:lvl w:ilvl="4">
-      <w:start w:val="1"/>
-      <w:numFmt w:val="bullet"/>
-      <w:lvlText w:val="○"/>
-      <w:lvlJc w:val="left"/>
-      <w:pPr>
-        <w:ind w:left="3600" w:hanging="360"/>
-      </w:pPr>
-      <w:rPr>
-        <w:u w:val="none"/>
-      </w:rPr>
-    </w:lvl>
-    <w:lvl w:ilvl="5">
-      <w:start w:val="1"/>
-      <w:numFmt w:val="bullet"/>
-      <w:lvlText w:val="■"/>
-      <w:lvlJc w:val="left"/>
-      <w:pPr>
-        <w:ind w:left="4320" w:hanging="360"/>
-      </w:pPr>
-      <w:rPr>
-        <w:u w:val="none"/>
-      </w:rPr>
-    </w:lvl>
-    <w:lvl w:ilvl="6">
-      <w:start w:val="1"/>
-      <w:numFmt w:val="bullet"/>
-      <w:lvlText w:val="●"/>
-      <w:lvlJc w:val="left"/>
-      <w:pPr>
-        <w:ind w:left="5040" w:hanging="360"/>
-      </w:pPr>
-      <w:rPr>
-        <w:u w:val="none"/>
-      </w:rPr>
-    </w:lvl>
-    <w:lvl w:ilvl="7">
-      <w:start w:val="1"/>
-      <w:numFmt w:val="bullet"/>
-      <w:lvlText w:val="○"/>
-      <w:lvlJc w:val="left"/>
-      <w:pPr>
-        <w:ind w:left="5760" w:hanging="360"/>
-      </w:pPr>
-      <w:rPr>
-        <w:u w:val="none"/>
-      </w:rPr>
-    </w:lvl>
-    <w:lvl w:ilvl="8">
-      <w:start w:val="1"/>
-      <w:numFmt w:val="bullet"/>
-      <w:lvlText w:val="■"/>
-      <w:lvlJc w:val="left"/>
-      <w:pPr>
-        <w:ind w:left="6480" w:hanging="360"/>
-      </w:pPr>
-      <w:rPr>
-        <w:u w:val="none"/>
-      </w:rPr>
-    </w:lvl>
-  </w:abstractNum>
-  <w:abstractNum w:abstractNumId="14" w15:restartNumberingAfterBreak="0">
-    <w:nsid w:val="7D2C5C40"/>
-    <w:multiLevelType w:val="multilevel"/>
-    <w:tmpl w:val="94CCC524"/>
+    <w:tmpl w:val="C65C50FC"/>
     <w:lvl w:ilvl="0">
       <w:start w:val="1"/>
       <w:numFmt w:val="bullet"/>
@@ -4750,9 +6234,9 @@
     </w:lvl>
   </w:abstractNum>
   <w:abstractNum w:abstractNumId="15" w15:restartNumberingAfterBreak="0">
-    <w:nsid w:val="7E497948"/>
+    <w:nsid w:val="76990FC6"/>
     <w:multiLevelType w:val="multilevel"/>
-    <w:tmpl w:val="3C3E7036"/>
+    <w:tmpl w:val="BD3AD5C0"/>
     <w:lvl w:ilvl="0">
       <w:start w:val="1"/>
       <w:numFmt w:val="bullet"/>
@@ -4862,53 +6346,285 @@
       </w:rPr>
     </w:lvl>
   </w:abstractNum>
-  <w:num w:numId="1" w16cid:durableId="263658435">
+  <w:abstractNum w:abstractNumId="16" w15:restartNumberingAfterBreak="0">
+    <w:nsid w:val="78117A95"/>
+    <w:multiLevelType w:val="multilevel"/>
+    <w:tmpl w:val="0128B8E6"/>
+    <w:lvl w:ilvl="0">
+      <w:start w:val="1"/>
+      <w:numFmt w:val="bullet"/>
+      <w:lvlText w:val="●"/>
+      <w:lvlJc w:val="left"/>
+      <w:pPr>
+        <w:ind w:left="720" w:hanging="360"/>
+      </w:pPr>
+      <w:rPr>
+        <w:u w:val="none"/>
+      </w:rPr>
+    </w:lvl>
+    <w:lvl w:ilvl="1">
+      <w:start w:val="1"/>
+      <w:numFmt w:val="bullet"/>
+      <w:lvlText w:val="○"/>
+      <w:lvlJc w:val="left"/>
+      <w:pPr>
+        <w:ind w:left="1440" w:hanging="360"/>
+      </w:pPr>
+      <w:rPr>
+        <w:u w:val="none"/>
+      </w:rPr>
+    </w:lvl>
+    <w:lvl w:ilvl="2">
+      <w:start w:val="1"/>
+      <w:numFmt w:val="bullet"/>
+      <w:lvlText w:val="■"/>
+      <w:lvlJc w:val="left"/>
+      <w:pPr>
+        <w:ind w:left="2160" w:hanging="360"/>
+      </w:pPr>
+      <w:rPr>
+        <w:u w:val="none"/>
+      </w:rPr>
+    </w:lvl>
+    <w:lvl w:ilvl="3">
+      <w:start w:val="1"/>
+      <w:numFmt w:val="bullet"/>
+      <w:lvlText w:val="●"/>
+      <w:lvlJc w:val="left"/>
+      <w:pPr>
+        <w:ind w:left="2880" w:hanging="360"/>
+      </w:pPr>
+      <w:rPr>
+        <w:u w:val="none"/>
+      </w:rPr>
+    </w:lvl>
+    <w:lvl w:ilvl="4">
+      <w:start w:val="1"/>
+      <w:numFmt w:val="bullet"/>
+      <w:lvlText w:val="○"/>
+      <w:lvlJc w:val="left"/>
+      <w:pPr>
+        <w:ind w:left="3600" w:hanging="360"/>
+      </w:pPr>
+      <w:rPr>
+        <w:u w:val="none"/>
+      </w:rPr>
+    </w:lvl>
+    <w:lvl w:ilvl="5">
+      <w:start w:val="1"/>
+      <w:numFmt w:val="bullet"/>
+      <w:lvlText w:val="■"/>
+      <w:lvlJc w:val="left"/>
+      <w:pPr>
+        <w:ind w:left="4320" w:hanging="360"/>
+      </w:pPr>
+      <w:rPr>
+        <w:u w:val="none"/>
+      </w:rPr>
+    </w:lvl>
+    <w:lvl w:ilvl="6">
+      <w:start w:val="1"/>
+      <w:numFmt w:val="bullet"/>
+      <w:lvlText w:val="●"/>
+      <w:lvlJc w:val="left"/>
+      <w:pPr>
+        <w:ind w:left="5040" w:hanging="360"/>
+      </w:pPr>
+      <w:rPr>
+        <w:u w:val="none"/>
+      </w:rPr>
+    </w:lvl>
+    <w:lvl w:ilvl="7">
+      <w:start w:val="1"/>
+      <w:numFmt w:val="bullet"/>
+      <w:lvlText w:val="○"/>
+      <w:lvlJc w:val="left"/>
+      <w:pPr>
+        <w:ind w:left="5760" w:hanging="360"/>
+      </w:pPr>
+      <w:rPr>
+        <w:u w:val="none"/>
+      </w:rPr>
+    </w:lvl>
+    <w:lvl w:ilvl="8">
+      <w:start w:val="1"/>
+      <w:numFmt w:val="bullet"/>
+      <w:lvlText w:val="■"/>
+      <w:lvlJc w:val="left"/>
+      <w:pPr>
+        <w:ind w:left="6480" w:hanging="360"/>
+      </w:pPr>
+      <w:rPr>
+        <w:u w:val="none"/>
+      </w:rPr>
+    </w:lvl>
+  </w:abstractNum>
+  <w:abstractNum w:abstractNumId="17" w15:restartNumberingAfterBreak="0">
+    <w:nsid w:val="7E334843"/>
+    <w:multiLevelType w:val="multilevel"/>
+    <w:tmpl w:val="0706CABA"/>
+    <w:lvl w:ilvl="0">
+      <w:start w:val="1"/>
+      <w:numFmt w:val="bullet"/>
+      <w:lvlText w:val="●"/>
+      <w:lvlJc w:val="left"/>
+      <w:pPr>
+        <w:ind w:left="720" w:hanging="360"/>
+      </w:pPr>
+      <w:rPr>
+        <w:u w:val="none"/>
+      </w:rPr>
+    </w:lvl>
+    <w:lvl w:ilvl="1">
+      <w:start w:val="1"/>
+      <w:numFmt w:val="bullet"/>
+      <w:lvlText w:val="○"/>
+      <w:lvlJc w:val="left"/>
+      <w:pPr>
+        <w:ind w:left="1440" w:hanging="360"/>
+      </w:pPr>
+      <w:rPr>
+        <w:u w:val="none"/>
+      </w:rPr>
+    </w:lvl>
+    <w:lvl w:ilvl="2">
+      <w:start w:val="1"/>
+      <w:numFmt w:val="bullet"/>
+      <w:lvlText w:val="■"/>
+      <w:lvlJc w:val="left"/>
+      <w:pPr>
+        <w:ind w:left="2160" w:hanging="360"/>
+      </w:pPr>
+      <w:rPr>
+        <w:u w:val="none"/>
+      </w:rPr>
+    </w:lvl>
+    <w:lvl w:ilvl="3">
+      <w:start w:val="1"/>
+      <w:numFmt w:val="bullet"/>
+      <w:lvlText w:val="●"/>
+      <w:lvlJc w:val="left"/>
+      <w:pPr>
+        <w:ind w:left="2880" w:hanging="360"/>
+      </w:pPr>
+      <w:rPr>
+        <w:u w:val="none"/>
+      </w:rPr>
+    </w:lvl>
+    <w:lvl w:ilvl="4">
+      <w:start w:val="1"/>
+      <w:numFmt w:val="bullet"/>
+      <w:lvlText w:val="○"/>
+      <w:lvlJc w:val="left"/>
+      <w:pPr>
+        <w:ind w:left="3600" w:hanging="360"/>
+      </w:pPr>
+      <w:rPr>
+        <w:u w:val="none"/>
+      </w:rPr>
+    </w:lvl>
+    <w:lvl w:ilvl="5">
+      <w:start w:val="1"/>
+      <w:numFmt w:val="bullet"/>
+      <w:lvlText w:val="■"/>
+      <w:lvlJc w:val="left"/>
+      <w:pPr>
+        <w:ind w:left="4320" w:hanging="360"/>
+      </w:pPr>
+      <w:rPr>
+        <w:u w:val="none"/>
+      </w:rPr>
+    </w:lvl>
+    <w:lvl w:ilvl="6">
+      <w:start w:val="1"/>
+      <w:numFmt w:val="bullet"/>
+      <w:lvlText w:val="●"/>
+      <w:lvlJc w:val="left"/>
+      <w:pPr>
+        <w:ind w:left="5040" w:hanging="360"/>
+      </w:pPr>
+      <w:rPr>
+        <w:u w:val="none"/>
+      </w:rPr>
+    </w:lvl>
+    <w:lvl w:ilvl="7">
+      <w:start w:val="1"/>
+      <w:numFmt w:val="bullet"/>
+      <w:lvlText w:val="○"/>
+      <w:lvlJc w:val="left"/>
+      <w:pPr>
+        <w:ind w:left="5760" w:hanging="360"/>
+      </w:pPr>
+      <w:rPr>
+        <w:u w:val="none"/>
+      </w:rPr>
+    </w:lvl>
+    <w:lvl w:ilvl="8">
+      <w:start w:val="1"/>
+      <w:numFmt w:val="bullet"/>
+      <w:lvlText w:val="■"/>
+      <w:lvlJc w:val="left"/>
+      <w:pPr>
+        <w:ind w:left="6480" w:hanging="360"/>
+      </w:pPr>
+      <w:rPr>
+        <w:u w:val="none"/>
+      </w:rPr>
+    </w:lvl>
+  </w:abstractNum>
+  <w:num w:numId="1" w16cid:durableId="728236069">
+    <w:abstractNumId w:val="6"/>
+  </w:num>
+  <w:num w:numId="2" w16cid:durableId="305673444">
+    <w:abstractNumId w:val="17"/>
+  </w:num>
+  <w:num w:numId="3" w16cid:durableId="1223979098">
+    <w:abstractNumId w:val="9"/>
+  </w:num>
+  <w:num w:numId="4" w16cid:durableId="970403720">
+    <w:abstractNumId w:val="4"/>
+  </w:num>
+  <w:num w:numId="5" w16cid:durableId="387608930">
+    <w:abstractNumId w:val="10"/>
+  </w:num>
+  <w:num w:numId="6" w16cid:durableId="1003706327">
     <w:abstractNumId w:val="0"/>
   </w:num>
-  <w:num w:numId="2" w16cid:durableId="1541622591">
+  <w:num w:numId="7" w16cid:durableId="871116581">
+    <w:abstractNumId w:val="5"/>
+  </w:num>
+  <w:num w:numId="8" w16cid:durableId="1639914744">
+    <w:abstractNumId w:val="8"/>
+  </w:num>
+  <w:num w:numId="9" w16cid:durableId="122891962">
+    <w:abstractNumId w:val="1"/>
+  </w:num>
+  <w:num w:numId="10" w16cid:durableId="1981887626">
+    <w:abstractNumId w:val="11"/>
+  </w:num>
+  <w:num w:numId="11" w16cid:durableId="1926305883">
+    <w:abstractNumId w:val="14"/>
+  </w:num>
+  <w:num w:numId="12" w16cid:durableId="196234481">
+    <w:abstractNumId w:val="15"/>
+  </w:num>
+  <w:num w:numId="13" w16cid:durableId="2017613210">
+    <w:abstractNumId w:val="12"/>
+  </w:num>
+  <w:num w:numId="14" w16cid:durableId="812527605">
+    <w:abstractNumId w:val="7"/>
+  </w:num>
+  <w:num w:numId="15" w16cid:durableId="942105916">
+    <w:abstractNumId w:val="13"/>
+  </w:num>
+  <w:num w:numId="16" w16cid:durableId="418790508">
     <w:abstractNumId w:val="2"/>
   </w:num>
-  <w:num w:numId="3" w16cid:durableId="1543979221">
-    <w:abstractNumId w:val="9"/>
+  <w:num w:numId="17" w16cid:durableId="1933975039">
+    <w:abstractNumId w:val="16"/>
   </w:num>
-  <w:num w:numId="4" w16cid:durableId="1962687718">
-    <w:abstractNumId w:val="6"/>
-  </w:num>
-  <w:num w:numId="5" w16cid:durableId="825246706">
+  <w:num w:numId="18" w16cid:durableId="627859743">
     <w:abstractNumId w:val="3"/>
-  </w:num>
-  <w:num w:numId="6" w16cid:durableId="866059882">
-    <w:abstractNumId w:val="4"/>
-  </w:num>
-  <w:num w:numId="7" w16cid:durableId="1817646817">
-    <w:abstractNumId w:val="14"/>
-  </w:num>
-  <w:num w:numId="8" w16cid:durableId="236718898">
-    <w:abstractNumId w:val="15"/>
-  </w:num>
-  <w:num w:numId="9" w16cid:durableId="1882475415">
-    <w:abstractNumId w:val="10"/>
-  </w:num>
-  <w:num w:numId="10" w16cid:durableId="96801104">
-    <w:abstractNumId w:val="13"/>
-  </w:num>
-  <w:num w:numId="11" w16cid:durableId="467937228">
-    <w:abstractNumId w:val="8"/>
-  </w:num>
-  <w:num w:numId="12" w16cid:durableId="1664777976">
-    <w:abstractNumId w:val="1"/>
-  </w:num>
-  <w:num w:numId="13" w16cid:durableId="931671403">
-    <w:abstractNumId w:val="5"/>
-  </w:num>
-  <w:num w:numId="14" w16cid:durableId="1954819387">
-    <w:abstractNumId w:val="12"/>
-  </w:num>
-  <w:num w:numId="15" w16cid:durableId="568467836">
-    <w:abstractNumId w:val="11"/>
-  </w:num>
-  <w:num w:numId="16" w16cid:durableId="1076511549">
-    <w:abstractNumId w:val="7"/>
   </w:num>
 </w:numbering>
 </file>

--- a/assets/Climate Economics 101.docx
+++ b/assets/Climate Economics 101.docx
@@ -3,35 +3,17 @@
 <w:document xmlns:wpc="http://schemas.microsoft.com/office/word/2010/wordprocessingCanvas" xmlns:cx="http://schemas.microsoft.com/office/drawing/2014/chartex" xmlns:cx1="http://schemas.microsoft.com/office/drawing/2015/9/8/chartex" xmlns:cx2="http://schemas.microsoft.com/office/drawing/2015/10/21/chartex" xmlns:cx3="http://schemas.microsoft.com/office/drawing/2016/5/9/chartex" xmlns:cx4="http://schemas.microsoft.com/office/drawing/2016/5/10/chartex" xmlns:cx5="http://schemas.microsoft.com/office/drawing/2016/5/11/chartex" xmlns:cx6="http://schemas.microsoft.com/office/drawing/2016/5/12/chartex" xmlns:cx7="http://schemas.microsoft.com/office/drawing/2016/5/13/chartex" xmlns:cx8="http://schemas.microsoft.com/office/drawing/2016/5/14/chartex" xmlns:mc="http://schemas.openxmlformats.org/markup-compatibility/2006" xmlns:aink="http://schemas.microsoft.com/office/drawing/2016/ink" xmlns:am3d="http://schemas.microsoft.com/office/drawing/2017/model3d" xmlns:o="urn:schemas-microsoft-com:office:office" xmlns:oel="http://schemas.microsoft.com/office/2019/extlst" xmlns:r="http://schemas.openxmlformats.org/officeDocument/2006/relationships" xmlns:m="http://schemas.openxmlformats.org/officeDocument/2006/math" xmlns:v="urn:schemas-microsoft-com:vml" xmlns:wp14="http://schemas.microsoft.com/office/word/2010/wordprocessingDrawing" xmlns:wp="http://schemas.openxmlformats.org/drawingml/2006/wordprocessingDrawing" xmlns:w10="urn:schemas-microsoft-com:office:word" xmlns:w="http://schemas.openxmlformats.org/wordprocessingml/2006/main" xmlns:w14="http://schemas.microsoft.com/office/word/2010/wordml" xmlns:w15="http://schemas.microsoft.com/office/word/2012/wordml" xmlns:w16cex="http://schemas.microsoft.com/office/word/2018/wordml/cex" xmlns:w16cid="http://schemas.microsoft.com/office/word/2016/wordml/cid" xmlns:w16="http://schemas.microsoft.com/office/word/2018/wordml" xmlns:w16du="http://schemas.microsoft.com/office/word/2023/wordml/word16du" xmlns:w16sdtdh="http://schemas.microsoft.com/office/word/2020/wordml/sdtdatahash" xmlns:w16sdtfl="http://schemas.microsoft.com/office/word/2024/wordml/sdtformatlock" xmlns:w16se="http://schemas.microsoft.com/office/word/2015/wordml/symex" xmlns:wpg="http://schemas.microsoft.com/office/word/2010/wordprocessingGroup" xmlns:wpi="http://schemas.microsoft.com/office/word/2010/wordprocessingInk" xmlns:wne="http://schemas.microsoft.com/office/word/2006/wordml" xmlns:wps="http://schemas.microsoft.com/office/word/2010/wordprocessingShape" mc:Ignorable="w14 w15 w16se w16cid w16 w16cex w16sdtdh w16sdtfl w16du wp14">
   <w:body>
     <w:p>
-      <w:pPr>
-        <w:pStyle w:val="Heading1"/>
-        <w:spacing w:before="480"/>
-        <w:rPr>
-          <w:sz w:val="22"/>
-          <w:szCs w:val="22"/>
-        </w:rPr>
-      </w:pPr>
-      <w:r>
-        <w:rPr>
-          <w:sz w:val="22"/>
-          <w:szCs w:val="22"/>
-        </w:rPr>
+      <w:r>
         <w:t xml:space="preserve">Climate economics is full of acronyms, scenarios, and temperature targets. This article sets out the </w:t>
       </w:r>
       <w:r>
         <w:rPr>
           <w:b/>
           <w:bCs/>
-          <w:sz w:val="22"/>
-          <w:szCs w:val="22"/>
         </w:rPr>
         <w:t>minimum toolkit</w:t>
       </w:r>
       <w:r>
-        <w:rPr>
-          <w:sz w:val="22"/>
-          <w:szCs w:val="22"/>
-        </w:rPr>
         <w:t xml:space="preserve"> needed to understand global climate policy.</w:t>
       </w:r>
     </w:p>
